--- a/prosedurler/EMS.QA.TL.02.05. Final AQL Inspection Instruction.docx
+++ b/prosedurler/EMS.QA.TL.02.05. Final AQL Inspection Instruction.docx
@@ -1846,69 +1846,6 @@
                 <w:color w:val="000000"/>
                 <w:lang w:val="en-GB" w:eastAsia="en-GB"/>
               </w:rPr>
-              <w:drawing>
-                <wp:anchor distT="0" distB="0" distL="114300" distR="114300" simplePos="0" relativeHeight="251658240" behindDoc="0" locked="0" layoutInCell="1" allowOverlap="1" wp14:anchorId="168E1990" wp14:editId="230A926C">
-                  <wp:simplePos x="0" y="0"/>
-                  <wp:positionH relativeFrom="column">
-                    <wp:posOffset>-143510</wp:posOffset>
-                  </wp:positionH>
-                  <wp:positionV relativeFrom="paragraph">
-                    <wp:posOffset>153670</wp:posOffset>
-                  </wp:positionV>
-                  <wp:extent cx="1569720" cy="1046480"/>
-                  <wp:effectExtent l="0" t="0" r="0" b="0"/>
-                  <wp:wrapNone/>
-                  <wp:docPr id="1968470152" name="Resim 1"/>
-                  <wp:cNvGraphicFramePr>
-                    <a:graphicFrameLocks xmlns:a="http://schemas.openxmlformats.org/drawingml/2006/main" noChangeAspect="1"/>
-                  </wp:cNvGraphicFramePr>
-                  <a:graphic xmlns:a="http://schemas.openxmlformats.org/drawingml/2006/main">
-                    <a:graphicData uri="http://schemas.openxmlformats.org/drawingml/2006/picture">
-                      <pic:pic xmlns:pic="http://schemas.openxmlformats.org/drawingml/2006/picture">
-                        <pic:nvPicPr>
-                          <pic:cNvPr id="1968470152" name="Resim 1968470152"/>
-                          <pic:cNvPicPr/>
-                        </pic:nvPicPr>
-                        <pic:blipFill>
-                          <a:blip r:embed="rId9" cstate="print">
-                            <a:extLst>
-                              <a:ext uri="{28A0092B-C50C-407E-A947-70E740481C1C}">
-                                <a14:useLocalDpi xmlns:a14="http://schemas.microsoft.com/office/drawing/2010/main" val="0"/>
-                              </a:ext>
-                            </a:extLst>
-                          </a:blip>
-                          <a:stretch>
-                            <a:fillRect/>
-                          </a:stretch>
-                        </pic:blipFill>
-                        <pic:spPr>
-                          <a:xfrm>
-                            <a:off x="0" y="0"/>
-                            <a:ext cx="1569720" cy="1046480"/>
-                          </a:xfrm>
-                          <a:prstGeom prst="rect">
-                            <a:avLst/>
-                          </a:prstGeom>
-                        </pic:spPr>
-                      </pic:pic>
-                    </a:graphicData>
-                  </a:graphic>
-                  <wp14:sizeRelH relativeFrom="page">
-                    <wp14:pctWidth>0</wp14:pctWidth>
-                  </wp14:sizeRelH>
-                  <wp14:sizeRelV relativeFrom="page">
-                    <wp14:pctHeight>0</wp14:pctHeight>
-                  </wp14:sizeRelV>
-                </wp:anchor>
-              </w:drawing>
-            </w:r>
-            <w:r>
-              <w:rPr>
-                <w:rFonts w:ascii="Calibri" w:eastAsia="Times New Roman" w:hAnsi="Calibri" w:cs="Calibri"/>
-                <w:noProof/>
-                <w:color w:val="000000"/>
-                <w:lang w:val="en-GB" w:eastAsia="en-GB"/>
-              </w:rPr>
               <w:t>Kalite Güvence Müdürü</w:t>
             </w:r>
           </w:p>
@@ -1949,7 +1886,7 @@
                 <w:szCs w:val="18"/>
                 <w:lang w:val="en-GB" w:eastAsia="en-GB"/>
               </w:rPr>
-              <w:t>ABDULLAH BAYDOGAN</w:t>
+              <w:t>ABDULLAH BAYDOĞAN</w:t>
             </w:r>
           </w:p>
         </w:tc>
@@ -2121,7 +2058,7 @@
               <w:bottom w:val="single" w:sz="4" w:space="0" w:color="auto"/>
               <w:right w:val="single" w:sz="4" w:space="0" w:color="auto"/>
             </w:tcBorders>
-            <w:vAlign w:val="bottom"/>
+            <w:vAlign w:val="center"/>
           </w:tcPr>
           <w:p>
             <w:pPr>
@@ -2134,6 +2071,43 @@
                 <w:lang w:val="en-GB" w:eastAsia="en-GB"/>
               </w:rPr>
             </w:pPr>
+            <w:r>
+              <w:drawing>
+                <wp:inline distT="0" distB="0" distL="0" distR="0">
+                  <wp:extent cx="659218" cy="566928"/>
+                  <wp:effectExtent l="0" t="0" r="0" b="0"/>
+                  <wp:docPr id="900102" name="Imza Ali Kaan Genc"/>
+                  <wp:cNvGraphicFramePr>
+                    <a:graphicFrameLocks xmlns:a="http://schemas.openxmlformats.org/drawingml/2006/main" noChangeAspect="1"/>
+                  </wp:cNvGraphicFramePr>
+                  <a:graphic xmlns:a="http://schemas.openxmlformats.org/drawingml/2006/main">
+                    <a:graphicData uri="http://schemas.openxmlformats.org/drawingml/2006/picture">
+                      <pic:pic xmlns:pic="http://schemas.openxmlformats.org/drawingml/2006/picture">
+                        <pic:nvPicPr>
+                          <pic:cNvPr id="900102" name="Imza Ali Kaan Genc"/>
+                          <pic:cNvPicPr/>
+                        </pic:nvPicPr>
+                        <pic:blipFill>
+                          <a:blip r:embed="sigAliKaan"/>
+                          <a:stretch>
+                            <a:fillRect/>
+                          </a:stretch>
+                        </pic:blipFill>
+                        <pic:spPr>
+                          <a:xfrm>
+                            <a:off x="0" y="0"/>
+                            <a:ext cx="659218" cy="566928"/>
+                          </a:xfrm>
+                          <a:prstGeom prst="rect">
+                            <a:avLst/>
+                          </a:prstGeom>
+                        </pic:spPr>
+                      </pic:pic>
+                    </a:graphicData>
+                  </a:graphic>
+                </wp:inline>
+              </w:drawing>
+            </w:r>
           </w:p>
         </w:tc>
         <w:tc>
@@ -2171,7 +2145,7 @@
               <w:bottom w:val="single" w:sz="4" w:space="0" w:color="auto"/>
               <w:right w:val="single" w:sz="4" w:space="0" w:color="auto"/>
             </w:tcBorders>
-            <w:vAlign w:val="bottom"/>
+            <w:vAlign w:val="center"/>
           </w:tcPr>
           <w:p>
             <w:pPr>
@@ -2184,6 +2158,43 @@
                 <w:lang w:val="en-GB" w:eastAsia="en-GB"/>
               </w:rPr>
             </w:pPr>
+            <w:r>
+              <w:drawing>
+                <wp:inline distT="0" distB="0" distL="0" distR="0">
+                  <wp:extent cx="850392" cy="566928"/>
+                  <wp:effectExtent l="0" t="0" r="0" b="0"/>
+                  <wp:docPr id="900104" name="Imza Abdullah Baydogan"/>
+                  <wp:cNvGraphicFramePr>
+                    <a:graphicFrameLocks xmlns:a="http://schemas.openxmlformats.org/drawingml/2006/main" noChangeAspect="1"/>
+                  </wp:cNvGraphicFramePr>
+                  <a:graphic xmlns:a="http://schemas.openxmlformats.org/drawingml/2006/main">
+                    <a:graphicData uri="http://schemas.openxmlformats.org/drawingml/2006/picture">
+                      <pic:pic xmlns:pic="http://schemas.openxmlformats.org/drawingml/2006/picture">
+                        <pic:nvPicPr>
+                          <pic:cNvPr id="900104" name="Imza Abdullah Baydogan"/>
+                          <pic:cNvPicPr/>
+                        </pic:nvPicPr>
+                        <pic:blipFill>
+                          <a:blip r:embed="rId9"/>
+                          <a:stretch>
+                            <a:fillRect/>
+                          </a:stretch>
+                        </pic:blipFill>
+                        <pic:spPr>
+                          <a:xfrm>
+                            <a:off x="0" y="0"/>
+                            <a:ext cx="850392" cy="566928"/>
+                          </a:xfrm>
+                          <a:prstGeom prst="rect">
+                            <a:avLst/>
+                          </a:prstGeom>
+                        </pic:spPr>
+                      </pic:pic>
+                    </a:graphicData>
+                  </a:graphic>
+                </wp:inline>
+              </w:drawing>
+            </w:r>
           </w:p>
         </w:tc>
         <w:tc>
@@ -2221,7 +2232,7 @@
               <w:bottom w:val="single" w:sz="4" w:space="0" w:color="auto"/>
               <w:right w:val="single" w:sz="4" w:space="0" w:color="auto"/>
             </w:tcBorders>
-            <w:vAlign w:val="bottom"/>
+            <w:vAlign w:val="center"/>
           </w:tcPr>
           <w:p>
             <w:pPr>
@@ -2234,6 +2245,43 @@
                 <w:lang w:val="en-GB" w:eastAsia="en-GB"/>
               </w:rPr>
             </w:pPr>
+            <w:r>
+              <w:drawing>
+                <wp:inline distT="0" distB="0" distL="0" distR="0">
+                  <wp:extent cx="944879" cy="566928"/>
+                  <wp:effectExtent l="0" t="0" r="0" b="0"/>
+                  <wp:docPr id="900106" name="Imza Fatih Salbars"/>
+                  <wp:cNvGraphicFramePr>
+                    <a:graphicFrameLocks xmlns:a="http://schemas.openxmlformats.org/drawingml/2006/main" noChangeAspect="1"/>
+                  </wp:cNvGraphicFramePr>
+                  <a:graphic xmlns:a="http://schemas.openxmlformats.org/drawingml/2006/main">
+                    <a:graphicData uri="http://schemas.openxmlformats.org/drawingml/2006/picture">
+                      <pic:pic xmlns:pic="http://schemas.openxmlformats.org/drawingml/2006/picture">
+                        <pic:nvPicPr>
+                          <pic:cNvPr id="900106" name="Imza Fatih Salbars"/>
+                          <pic:cNvPicPr/>
+                        </pic:nvPicPr>
+                        <pic:blipFill>
+                          <a:blip r:embed="sigFatih"/>
+                          <a:stretch>
+                            <a:fillRect/>
+                          </a:stretch>
+                        </pic:blipFill>
+                        <pic:spPr>
+                          <a:xfrm>
+                            <a:off x="0" y="0"/>
+                            <a:ext cx="944879" cy="566928"/>
+                          </a:xfrm>
+                          <a:prstGeom prst="rect">
+                            <a:avLst/>
+                          </a:prstGeom>
+                        </pic:spPr>
+                      </pic:pic>
+                    </a:graphicData>
+                  </a:graphic>
+                </wp:inline>
+              </w:drawing>
+            </w:r>
           </w:p>
         </w:tc>
       </w:tr>

--- a/prosedurler/EMS.QA.TL.02.05. Final AQL Inspection Instruction.docx
+++ b/prosedurler/EMS.QA.TL.02.05. Final AQL Inspection Instruction.docx
@@ -32,7 +32,7 @@
           <w:sz w:val="24"/>
           <w:szCs w:val="24"/>
         </w:rPr>
-        <w:t xml:space="preserve">This instruction describes how the final AQL inspection of packed goods is carried out at EMS before shipment, according to AQL ISO 2859-1 and customer requirements.</w:t>
+        <w:t xml:space="preserve">This instruction describes how the final AQL inspection of pressed and packed goods is carried out at Eroglu Knitting (EMS) before shipment, including pressing and measurement checks, AQL sampling and accept/reject decisions, metal detection verification, packing and labelling checks, and the control of failed lots, in line with AQL ISO 2859-1 and customer requirements (TLM-UTU-02).</w:t>
       </w:r>
     </w:p>
     <w:p>
@@ -73,7 +73,7 @@
           <w:sz w:val="24"/>
           <w:szCs w:val="24"/>
         </w:rPr>
-        <w:t xml:space="preserve">This instruction applies to all orders that are at least 80% packed and ready for shipment, inspected by EMS final inspectors before any customer or third-party inspection.</w:t>
+        <w:t xml:space="preserve">This instruction applies to all orders that are at least 80% packed and ready for shipment, inspected by EMS final inspectors before any customer or third-party inspection. It covers the final inspection stage of the Pressing, Final, Packing and AQL department.</w:t>
       </w:r>
     </w:p>
     <w:p>
@@ -124,15 +124,15 @@
           <w:sz w:val="24"/>
           <w:szCs w:val="24"/>
         </w:rPr>
-        <w:t xml:space="preserve">Final Inspector:</w:t>
-      </w:r>
-      <w:r>
-        <w:rPr>
-          <w:rFonts w:ascii="Calibri" w:hAnsi="Calibri" w:cs="Arial"/>
-          <w:sz w:val="24"/>
-          <w:szCs w:val="24"/>
-        </w:rPr>
-        <w:t xml:space="preserve"> Draws the sample, inspects it and fills in the final inspection report.</w:t>
+        <w:t xml:space="preserve">Final Quality Inspector:</w:t>
+      </w:r>
+      <w:r>
+        <w:rPr>
+          <w:rFonts w:ascii="Calibri" w:hAnsi="Calibri" w:cs="Arial"/>
+          <w:sz w:val="24"/>
+          <w:szCs w:val="24"/>
+        </w:rPr>
+        <w:t xml:space="preserve"> Draws the sample, inspects it, classifies defects and fills in the final inspection report and the defect distribution form.</w:t>
       </w:r>
     </w:p>
     <w:p>
@@ -158,15 +158,15 @@
           <w:sz w:val="24"/>
           <w:szCs w:val="24"/>
         </w:rPr>
-        <w:t xml:space="preserve">Quality Manager:</w:t>
-      </w:r>
-      <w:r>
-        <w:rPr>
-          <w:rFonts w:ascii="Calibri" w:hAnsi="Calibri" w:cs="Arial"/>
-          <w:sz w:val="24"/>
-          <w:szCs w:val="24"/>
-        </w:rPr>
-        <w:t xml:space="preserve"> Approves the result and decides on release, rework or re-inspection.</w:t>
+        <w:t xml:space="preserve">Pressing Supervisor:</w:t>
+      </w:r>
+      <w:r>
+        <w:rPr>
+          <w:rFonts w:ascii="Calibri" w:hAnsi="Calibri" w:cs="Arial"/>
+          <w:sz w:val="24"/>
+          <w:szCs w:val="24"/>
+        </w:rPr>
+        <w:t xml:space="preserve"> Maintains the pressing temperature, steam and measurement standard and corrects pressing defects.</w:t>
       </w:r>
     </w:p>
     <w:p>
@@ -200,7 +200,109 @@
           <w:sz w:val="24"/>
           <w:szCs w:val="24"/>
         </w:rPr>
-        <w:t xml:space="preserve"> Prepares the cartons and corrects rejected lots.</w:t>
+        <w:t xml:space="preserve"> Prepares the cartons according to the packing list and corrects rejected lots.</w:t>
+      </w:r>
+    </w:p>
+    <w:p>
+      <w:pPr>
+        <w:pStyle w:val="ListeParagraf"/>
+        <w:spacing w:after="80"/>
+        <w:ind w:left="709" w:right="0"/>
+        <w:jc w:val="both"/>
+      </w:pPr>
+      <w:r>
+        <w:rPr>
+          <w:rFonts w:ascii="Calibri" w:hAnsi="Calibri" w:cs="Arial"/>
+          <w:sz w:val="24"/>
+          <w:szCs w:val="24"/>
+        </w:rPr>
+        <w:t xml:space="preserve">• </w:t>
+      </w:r>
+      <w:r>
+        <w:rPr>
+          <w:rFonts w:ascii="Calibri" w:hAnsi="Calibri" w:cs="Arial"/>
+          <w:b/>
+          <w:bCs/>
+          <w:sz w:val="24"/>
+          <w:szCs w:val="24"/>
+        </w:rPr>
+        <w:t xml:space="preserve">Metal Detector Operator:</w:t>
+      </w:r>
+      <w:r>
+        <w:rPr>
+          <w:rFonts w:ascii="Calibri" w:hAnsi="Calibri" w:cs="Arial"/>
+          <w:sz w:val="24"/>
+          <w:szCs w:val="24"/>
+        </w:rPr>
+        <w:t xml:space="preserve"> Performs the daily detector verification, passes all pieces and keeps the record.</w:t>
+      </w:r>
+    </w:p>
+    <w:p>
+      <w:pPr>
+        <w:pStyle w:val="ListeParagraf"/>
+        <w:spacing w:after="80"/>
+        <w:ind w:left="709" w:right="0"/>
+        <w:jc w:val="both"/>
+      </w:pPr>
+      <w:r>
+        <w:rPr>
+          <w:rFonts w:ascii="Calibri" w:hAnsi="Calibri" w:cs="Arial"/>
+          <w:sz w:val="24"/>
+          <w:szCs w:val="24"/>
+        </w:rPr>
+        <w:t xml:space="preserve">• </w:t>
+      </w:r>
+      <w:r>
+        <w:rPr>
+          <w:rFonts w:ascii="Calibri" w:hAnsi="Calibri" w:cs="Arial"/>
+          <w:b/>
+          <w:bCs/>
+          <w:sz w:val="24"/>
+          <w:szCs w:val="24"/>
+        </w:rPr>
+        <w:t xml:space="preserve">Quality Manager:</w:t>
+      </w:r>
+      <w:r>
+        <w:rPr>
+          <w:rFonts w:ascii="Calibri" w:hAnsi="Calibri" w:cs="Arial"/>
+          <w:sz w:val="24"/>
+          <w:szCs w:val="24"/>
+        </w:rPr>
+        <w:t xml:space="preserve"> Approves the result and decides on release, rework, re-inspection or concession.</w:t>
+      </w:r>
+    </w:p>
+    <w:p>
+      <w:pPr>
+        <w:pStyle w:val="ListeParagraf"/>
+        <w:spacing w:after="80"/>
+        <w:ind w:left="709" w:right="0"/>
+        <w:jc w:val="both"/>
+      </w:pPr>
+      <w:r>
+        <w:rPr>
+          <w:rFonts w:ascii="Calibri" w:hAnsi="Calibri" w:cs="Arial"/>
+          <w:sz w:val="24"/>
+          <w:szCs w:val="24"/>
+        </w:rPr>
+        <w:t xml:space="preserve">• </w:t>
+      </w:r>
+      <w:r>
+        <w:rPr>
+          <w:rFonts w:ascii="Calibri" w:hAnsi="Calibri" w:cs="Arial"/>
+          <w:b/>
+          <w:bCs/>
+          <w:sz w:val="24"/>
+          <w:szCs w:val="24"/>
+        </w:rPr>
+        <w:t xml:space="preserve">OHS Officer:</w:t>
+      </w:r>
+      <w:r>
+        <w:rPr>
+          <w:rFonts w:ascii="Calibri" w:hAnsi="Calibri" w:cs="Arial"/>
+          <w:sz w:val="24"/>
+          <w:szCs w:val="24"/>
+        </w:rPr>
+        <w:t xml:space="preserve"> Monitors steam, hot surface and ergonomic risks at the pressing and packing area.</w:t>
       </w:r>
     </w:p>
     <w:p>
@@ -225,8 +327,186 @@
           <w:sz w:val="24"/>
           <w:szCs w:val="24"/>
         </w:rPr>
-        <w:t xml:space="preserve">INSTRUCTIONS</w:t>
-      </w:r>
+        <w:t xml:space="preserve">DEFINITIONS</w:t>
+      </w:r>
+    </w:p>
+    <w:p>
+      <w:pPr>
+        <w:pStyle w:val="ListeParagraf"/>
+        <w:spacing w:after="80"/>
+        <w:ind w:left="709" w:right="0"/>
+        <w:jc w:val="both"/>
+      </w:pPr>
+      <w:r>
+        <w:rPr>
+          <w:rFonts w:ascii="Calibri" w:hAnsi="Calibri" w:cs="Arial"/>
+          <w:sz w:val="24"/>
+          <w:szCs w:val="24"/>
+        </w:rPr>
+        <w:t xml:space="preserve">• </w:t>
+      </w:r>
+      <w:r>
+        <w:rPr>
+          <w:rFonts w:ascii="Calibri" w:hAnsi="Calibri" w:cs="Arial"/>
+          <w:b/>
+          <w:bCs/>
+          <w:sz w:val="24"/>
+          <w:szCs w:val="24"/>
+        </w:rPr>
+        <w:t xml:space="preserve">AQL (Acceptable Quality Limit):</w:t>
+      </w:r>
+      <w:r>
+        <w:rPr>
+          <w:rFonts w:ascii="Calibri" w:hAnsi="Calibri" w:cs="Arial"/>
+          <w:sz w:val="24"/>
+          <w:szCs w:val="24"/>
+        </w:rPr>
+        <w:t xml:space="preserve"> The maximum defect level, in percent, accepted as satisfactory in the sampling plan.</w:t>
+      </w:r>
+    </w:p>
+    <w:p>
+      <w:pPr>
+        <w:pStyle w:val="ListeParagraf"/>
+        <w:spacing w:after="80"/>
+        <w:ind w:left="709" w:right="0"/>
+        <w:jc w:val="both"/>
+      </w:pPr>
+      <w:r>
+        <w:rPr>
+          <w:rFonts w:ascii="Calibri" w:hAnsi="Calibri" w:cs="Arial"/>
+          <w:sz w:val="24"/>
+          <w:szCs w:val="24"/>
+        </w:rPr>
+        <w:t xml:space="preserve">• </w:t>
+      </w:r>
+      <w:r>
+        <w:rPr>
+          <w:rFonts w:ascii="Calibri" w:hAnsi="Calibri" w:cs="Arial"/>
+          <w:b/>
+          <w:bCs/>
+          <w:sz w:val="24"/>
+          <w:szCs w:val="24"/>
+        </w:rPr>
+        <w:t xml:space="preserve">Critical, Major and Minor Defect:</w:t>
+      </w:r>
+      <w:r>
+        <w:rPr>
+          <w:rFonts w:ascii="Calibri" w:hAnsi="Calibri" w:cs="Arial"/>
+          <w:sz w:val="24"/>
+          <w:szCs w:val="24"/>
+        </w:rPr>
+        <w:t xml:space="preserve"> A defect that endangers user safety; a defect that impairs the use or sale of the product; a small defect that does not affect use.</w:t>
+      </w:r>
+    </w:p>
+    <w:p>
+      <w:pPr>
+        <w:pStyle w:val="ListeParagraf"/>
+        <w:spacing w:after="80"/>
+        <w:ind w:left="709" w:right="0"/>
+        <w:jc w:val="both"/>
+      </w:pPr>
+      <w:r>
+        <w:rPr>
+          <w:rFonts w:ascii="Calibri" w:hAnsi="Calibri" w:cs="Arial"/>
+          <w:sz w:val="24"/>
+          <w:szCs w:val="24"/>
+        </w:rPr>
+        <w:t xml:space="preserve">• </w:t>
+      </w:r>
+      <w:r>
+        <w:rPr>
+          <w:rFonts w:ascii="Calibri" w:hAnsi="Calibri" w:cs="Arial"/>
+          <w:b/>
+          <w:bCs/>
+          <w:sz w:val="24"/>
+          <w:szCs w:val="24"/>
+        </w:rPr>
+        <w:t xml:space="preserve">Accept Number (Ac) and Reject Number (Re):</w:t>
+      </w:r>
+      <w:r>
+        <w:rPr>
+          <w:rFonts w:ascii="Calibri" w:hAnsi="Calibri" w:cs="Arial"/>
+          <w:sz w:val="24"/>
+          <w:szCs w:val="24"/>
+        </w:rPr>
+        <w:t xml:space="preserve"> The highest number of defects allowed in the sample, and the number of defects that makes the lot fail.</w:t>
+      </w:r>
+    </w:p>
+    <w:p>
+      <w:pPr>
+        <w:pStyle w:val="ListeParagraf"/>
+        <w:spacing w:after="80"/>
+        <w:ind w:left="709" w:right="0"/>
+        <w:jc w:val="both"/>
+      </w:pPr>
+      <w:r>
+        <w:rPr>
+          <w:rFonts w:ascii="Calibri" w:hAnsi="Calibri" w:cs="Arial"/>
+          <w:sz w:val="24"/>
+          <w:szCs w:val="24"/>
+        </w:rPr>
+        <w:t xml:space="preserve">• </w:t>
+      </w:r>
+      <w:r>
+        <w:rPr>
+          <w:rFonts w:ascii="Calibri" w:hAnsi="Calibri" w:cs="Arial"/>
+          <w:b/>
+          <w:bCs/>
+          <w:sz w:val="24"/>
+          <w:szCs w:val="24"/>
+        </w:rPr>
+        <w:t xml:space="preserve">Defect Distribution:</w:t>
+      </w:r>
+      <w:r>
+        <w:rPr>
+          <w:rFonts w:ascii="Calibri" w:hAnsi="Calibri" w:cs="Arial"/>
+          <w:sz w:val="24"/>
+          <w:szCs w:val="24"/>
+        </w:rPr>
+        <w:t xml:space="preserve"> The classification of defects found at final inspection by type.</w:t>
+      </w:r>
+    </w:p>
+    <w:p>
+      <w:pPr>
+        <w:pStyle w:val="ListeParagraf"/>
+        <w:spacing w:after="80"/>
+        <w:ind w:left="709" w:right="0"/>
+        <w:jc w:val="both"/>
+      </w:pPr>
+      <w:r>
+        <w:rPr>
+          <w:rFonts w:ascii="Calibri" w:hAnsi="Calibri" w:cs="Arial"/>
+          <w:sz w:val="24"/>
+          <w:szCs w:val="24"/>
+        </w:rPr>
+        <w:t xml:space="preserve">• </w:t>
+      </w:r>
+      <w:r>
+        <w:rPr>
+          <w:rFonts w:ascii="Calibri" w:hAnsi="Calibri" w:cs="Arial"/>
+          <w:b/>
+          <w:bCs/>
+          <w:sz w:val="24"/>
+          <w:szCs w:val="24"/>
+        </w:rPr>
+        <w:t xml:space="preserve">Quarantine Box:</w:t>
+      </w:r>
+      <w:r>
+        <w:rPr>
+          <w:rFonts w:ascii="Calibri" w:hAnsi="Calibri" w:cs="Arial"/>
+          <w:sz w:val="24"/>
+          <w:szCs w:val="24"/>
+        </w:rPr>
+        <w:t xml:space="preserve"> The locked box in which pieces with detected metal are kept.</w:t>
+      </w:r>
+    </w:p>
+    <w:p>
+      <w:pPr>
+        <w:pStyle w:val="ListeParagraf"/>
+        <w:spacing w:after="80"/>
+        <w:ind w:left="709" w:right="0"/>
+        <w:jc w:val="both"/>
+      </w:pPr>
     </w:p>
     <w:p>
       <w:pPr>
@@ -242,64 +522,8 @@
           <w:sz w:val="24"/>
           <w:szCs w:val="24"/>
         </w:rPr>
-        <w:t xml:space="preserve">1. BEFORE STARTING</w:t>
-      </w:r>
-    </w:p>
-    <w:p>
-      <w:pPr>
-        <w:pStyle w:val="ListeParagraf"/>
-        <w:spacing w:after="80"/>
-        <w:ind w:left="709" w:right="0"/>
-        <w:jc w:val="both"/>
-      </w:pPr>
-      <w:r>
-        <w:rPr>
-          <w:rFonts w:ascii="Calibri" w:hAnsi="Calibri" w:cs="Arial"/>
-          <w:sz w:val="24"/>
-          <w:szCs w:val="24"/>
-        </w:rPr>
-        <w:t xml:space="preserve">1.1. Have the sealed sample, measurement chart, packing list and customer AQL level ready (commonly General Inspection Level II, AQL 2.5 for major and 4.0 for minor defects; zero tolerance for critical defects).</w:t>
-      </w:r>
-    </w:p>
-    <w:p>
-      <w:pPr>
-        <w:pStyle w:val="ListeParagraf"/>
-        <w:spacing w:after="80"/>
-        <w:ind w:left="709" w:right="0"/>
-        <w:jc w:val="both"/>
-      </w:pPr>
-      <w:r>
-        <w:rPr>
-          <w:rFonts w:ascii="Calibri" w:hAnsi="Calibri" w:cs="Arial"/>
-          <w:sz w:val="24"/>
-          <w:szCs w:val="24"/>
-        </w:rPr>
-        <w:t xml:space="preserve">1.2. Find the sample size and accept/reject numbers from the ISO 2859-1 table according to the lot quantity.</w:t>
-      </w:r>
-    </w:p>
-    <w:p>
-      <w:pPr>
-        <w:pStyle w:val="ListeParagraf"/>
-        <w:spacing w:after="80"/>
-        <w:ind w:left="709" w:right="0"/>
-        <w:jc w:val="both"/>
-      </w:pPr>
-      <w:r>
-        <w:rPr>
-          <w:rFonts w:ascii="Calibri" w:hAnsi="Calibri" w:cs="Arial"/>
-          <w:sz w:val="24"/>
-          <w:szCs w:val="24"/>
-        </w:rPr>
-        <w:t xml:space="preserve">1.3. Select cartons at random from the whole lot (at least the square root of the total number of cartons).</w:t>
-      </w:r>
-    </w:p>
-    <w:p>
-      <w:pPr>
-        <w:pStyle w:val="ListeParagraf"/>
-        <w:spacing w:after="80"/>
-        <w:ind w:left="709" w:right="0"/>
-        <w:jc w:val="both"/>
-      </w:pPr>
+        <w:t xml:space="preserve">INSTRUCTIONS</w:t>
+      </w:r>
     </w:p>
     <w:p>
       <w:pPr>
@@ -315,7 +539,7 @@
           <w:sz w:val="24"/>
           <w:szCs w:val="24"/>
         </w:rPr>
-        <w:t xml:space="preserve">2. INSPECTION STEPS</w:t>
+        <w:t xml:space="preserve">1. BEFORE STARTING</w:t>
       </w:r>
     </w:p>
     <w:p>
@@ -331,7 +555,7 @@
           <w:sz w:val="24"/>
           <w:szCs w:val="24"/>
         </w:rPr>
-        <w:t xml:space="preserve">2.1. Check the cartons: marks, dimensions, weight, condition and quantity against the packing list.</w:t>
+        <w:t xml:space="preserve">1.1. Have the sealed sample, measurement chart, packing list, customer specification and customer AQL level ready (commonly General Inspection Level II, AQL 2.5 for major and 4.0 for minor defects; zero tolerance for critical defects). The values are examples; the limits are defined in the customer specification and company policy.</w:t>
       </w:r>
     </w:p>
     <w:p>
@@ -347,7 +571,7 @@
           <w:sz w:val="24"/>
           <w:szCs w:val="24"/>
         </w:rPr>
-        <w:t xml:space="preserve">2.2. Check the packing: size and colour assortment, folding, polybags, hangtags, barcodes and labels.</w:t>
+        <w:t xml:space="preserve">1.2. Confirm that at least 80% of the order is packed and that pressing and in-line inspection records are complete.</w:t>
       </w:r>
     </w:p>
     <w:p>
@@ -363,7 +587,7 @@
           <w:sz w:val="24"/>
           <w:szCs w:val="24"/>
         </w:rPr>
-        <w:t xml:space="preserve">2.3. Inspect each sample piece for appearance, workmanship, colour and fabric against the sealed sample.</w:t>
+        <w:t xml:space="preserve">1.3. Find the sample size and accept/reject numbers from the ISO 2859-1 table according to the lot quantity and write them on the report.</w:t>
       </w:r>
     </w:p>
     <w:p>
@@ -379,39 +603,7 @@
           <w:sz w:val="24"/>
           <w:szCs w:val="24"/>
         </w:rPr>
-        <w:t xml:space="preserve">2.4. Measure the pieces required by the customer and check the metal detection record.</w:t>
-      </w:r>
-    </w:p>
-    <w:p>
-      <w:pPr>
-        <w:pStyle w:val="ListeParagraf"/>
-        <w:spacing w:after="80"/>
-        <w:ind w:left="709" w:right="0"/>
-        <w:jc w:val="both"/>
-      </w:pPr>
-      <w:r>
-        <w:rPr>
-          <w:rFonts w:ascii="Calibri" w:hAnsi="Calibri" w:cs="Arial"/>
-          <w:sz w:val="24"/>
-          <w:szCs w:val="24"/>
-        </w:rPr>
-        <w:t xml:space="preserve">2.5. Classify each defect as critical, major or minor and write it on the final inspection report.</w:t>
-      </w:r>
-    </w:p>
-    <w:p>
-      <w:pPr>
-        <w:pStyle w:val="ListeParagraf"/>
-        <w:spacing w:after="80"/>
-        <w:ind w:left="709" w:right="0"/>
-        <w:jc w:val="both"/>
-      </w:pPr>
-      <w:r>
-        <w:rPr>
-          <w:rFonts w:ascii="Calibri" w:hAnsi="Calibri" w:cs="Arial"/>
-          <w:sz w:val="24"/>
-          <w:szCs w:val="24"/>
-        </w:rPr>
-        <w:t xml:space="preserve">2.6. Compare the defect totals with the accept/reject numbers and give the result: PASS or FAIL.</w:t>
+        <w:t xml:space="preserve">1.4. Select cartons at random from the whole lot (at least the square root of the total number of cartons). The inspector, not production, chooses the cartons.</w:t>
       </w:r>
     </w:p>
     <w:p>
@@ -436,7 +628,201 @@
           <w:sz w:val="24"/>
           <w:szCs w:val="24"/>
         </w:rPr>
-        <w:t xml:space="preserve">3. RULES / PROHIBITIONS</w:t>
+        <w:t xml:space="preserve">2. PRESSING AND MEASUREMENT CHECKS</w:t>
+      </w:r>
+    </w:p>
+    <w:p>
+      <w:pPr>
+        <w:pStyle w:val="ListeParagraf"/>
+        <w:spacing w:after="80"/>
+        <w:ind w:left="709" w:right="0"/>
+        <w:jc w:val="both"/>
+      </w:pPr>
+      <w:r>
+        <w:rPr>
+          <w:rFonts w:ascii="Calibri" w:hAnsi="Calibri" w:cs="Arial"/>
+          <w:sz w:val="24"/>
+          <w:szCs w:val="24"/>
+        </w:rPr>
+        <w:t xml:space="preserve">2.1. Check that the pressing temperature, steam pressure and dwell time comply with the fabric care instruction and the pressing temperature record.</w:t>
+      </w:r>
+    </w:p>
+    <w:p>
+      <w:pPr>
+        <w:pStyle w:val="ListeParagraf"/>
+        <w:spacing w:after="80"/>
+        <w:ind w:left="709" w:right="0"/>
+        <w:jc w:val="both"/>
+      </w:pPr>
+      <w:r>
+        <w:rPr>
+          <w:rFonts w:ascii="Calibri" w:hAnsi="Calibri" w:cs="Arial"/>
+          <w:sz w:val="24"/>
+          <w:szCs w:val="24"/>
+        </w:rPr>
+        <w:t xml:space="preserve">2.2. Check pressed pieces for shine, scorch, creases, water marks and shape.</w:t>
+      </w:r>
+    </w:p>
+    <w:p>
+      <w:pPr>
+        <w:pStyle w:val="ListeParagraf"/>
+        <w:spacing w:after="80"/>
+        <w:ind w:left="709" w:right="0"/>
+        <w:jc w:val="both"/>
+      </w:pPr>
+      <w:r>
+        <w:rPr>
+          <w:rFonts w:ascii="Calibri" w:hAnsi="Calibri" w:cs="Arial"/>
+          <w:sz w:val="24"/>
+          <w:szCs w:val="24"/>
+        </w:rPr>
+        <w:t xml:space="preserve">2.3. Measure the pieces required by the customer against the measurement chart and record the results on the Quality Assurance Measurement Form (EMS.QA.FRM.05.02).</w:t>
+      </w:r>
+    </w:p>
+    <w:p>
+      <w:pPr>
+        <w:pStyle w:val="ListeParagraf"/>
+        <w:spacing w:after="80"/>
+        <w:ind w:left="709" w:right="0"/>
+        <w:jc w:val="both"/>
+      </w:pPr>
+    </w:p>
+    <w:p>
+      <w:pPr>
+        <w:pStyle w:val="ListeParagraf"/>
+        <w:spacing w:before="120" w:after="60"/>
+        <w:ind w:left="709" w:right="0"/>
+      </w:pPr>
+      <w:r>
+        <w:rPr>
+          <w:rFonts w:ascii="Calibri" w:hAnsi="Calibri" w:cs="Arial"/>
+          <w:b/>
+          <w:bCs/>
+          <w:sz w:val="24"/>
+          <w:szCs w:val="24"/>
+        </w:rPr>
+        <w:t xml:space="preserve">3. INSPECTION STEPS</w:t>
+      </w:r>
+    </w:p>
+    <w:p>
+      <w:pPr>
+        <w:pStyle w:val="ListeParagraf"/>
+        <w:spacing w:after="80"/>
+        <w:ind w:left="709" w:right="0"/>
+        <w:jc w:val="both"/>
+      </w:pPr>
+      <w:r>
+        <w:rPr>
+          <w:rFonts w:ascii="Calibri" w:hAnsi="Calibri" w:cs="Arial"/>
+          <w:sz w:val="24"/>
+          <w:szCs w:val="24"/>
+        </w:rPr>
+        <w:t xml:space="preserve">3.1. Check the cartons: marks, dimensions, weight, condition and quantity against the packing list.</w:t>
+      </w:r>
+    </w:p>
+    <w:p>
+      <w:pPr>
+        <w:pStyle w:val="ListeParagraf"/>
+        <w:spacing w:after="80"/>
+        <w:ind w:left="709" w:right="0"/>
+        <w:jc w:val="both"/>
+      </w:pPr>
+      <w:r>
+        <w:rPr>
+          <w:rFonts w:ascii="Calibri" w:hAnsi="Calibri" w:cs="Arial"/>
+          <w:sz w:val="24"/>
+          <w:szCs w:val="24"/>
+        </w:rPr>
+        <w:t xml:space="preserve">3.2. Check the packing: size and colour assortment, folding, polybags, warning text on polybags, hangtags, barcodes and labels against the approved artwork.</w:t>
+      </w:r>
+    </w:p>
+    <w:p>
+      <w:pPr>
+        <w:pStyle w:val="ListeParagraf"/>
+        <w:spacing w:after="80"/>
+        <w:ind w:left="709" w:right="0"/>
+        <w:jc w:val="both"/>
+      </w:pPr>
+      <w:r>
+        <w:rPr>
+          <w:rFonts w:ascii="Calibri" w:hAnsi="Calibri" w:cs="Arial"/>
+          <w:sz w:val="24"/>
+          <w:szCs w:val="24"/>
+        </w:rPr>
+        <w:t xml:space="preserve">3.3. Inspect each sample piece for appearance, workmanship, colour and fabric against the sealed sample.</w:t>
+      </w:r>
+    </w:p>
+    <w:p>
+      <w:pPr>
+        <w:pStyle w:val="ListeParagraf"/>
+        <w:spacing w:after="80"/>
+        <w:ind w:left="709" w:right="0"/>
+        <w:jc w:val="both"/>
+      </w:pPr>
+      <w:r>
+        <w:rPr>
+          <w:rFonts w:ascii="Calibri" w:hAnsi="Calibri" w:cs="Arial"/>
+          <w:sz w:val="24"/>
+          <w:szCs w:val="24"/>
+        </w:rPr>
+        <w:t xml:space="preserve">3.4. Check the metal detection record: the detector is verified daily with Fe, Non-Fe and SUS test pieces, and 100% of the lot has passed through the detector (EMS.QA.PRO.02.05).</w:t>
+      </w:r>
+    </w:p>
+    <w:p>
+      <w:pPr>
+        <w:pStyle w:val="ListeParagraf"/>
+        <w:spacing w:after="80"/>
+        <w:ind w:left="709" w:right="0"/>
+        <w:jc w:val="both"/>
+      </w:pPr>
+      <w:r>
+        <w:rPr>
+          <w:rFonts w:ascii="Calibri" w:hAnsi="Calibri" w:cs="Arial"/>
+          <w:sz w:val="24"/>
+          <w:szCs w:val="24"/>
+        </w:rPr>
+        <w:t xml:space="preserve">3.5. Classify each defect as critical, major or minor and write it on the Finished Product Defect Distribution Form (EMS.QA.FRM.05.01).</w:t>
+      </w:r>
+    </w:p>
+    <w:p>
+      <w:pPr>
+        <w:pStyle w:val="ListeParagraf"/>
+        <w:spacing w:after="80"/>
+        <w:ind w:left="709" w:right="0"/>
+        <w:jc w:val="both"/>
+      </w:pPr>
+      <w:r>
+        <w:rPr>
+          <w:rFonts w:ascii="Calibri" w:hAnsi="Calibri" w:cs="Arial"/>
+          <w:sz w:val="24"/>
+          <w:szCs w:val="24"/>
+        </w:rPr>
+        <w:t xml:space="preserve">3.6. Compare the defect totals with the accept/reject numbers and give the result: PASS or FAIL. Record it on the Quality Control Report (EMS.QA.FRM.05.03).</w:t>
+      </w:r>
+    </w:p>
+    <w:p>
+      <w:pPr>
+        <w:pStyle w:val="ListeParagraf"/>
+        <w:spacing w:after="80"/>
+        <w:ind w:left="709" w:right="0"/>
+        <w:jc w:val="both"/>
+      </w:pPr>
+    </w:p>
+    <w:p>
+      <w:pPr>
+        <w:pStyle w:val="ListeParagraf"/>
+        <w:spacing w:before="120" w:after="60"/>
+        <w:ind w:left="709" w:right="0"/>
+      </w:pPr>
+      <w:r>
+        <w:rPr>
+          <w:rFonts w:ascii="Calibri" w:hAnsi="Calibri" w:cs="Arial"/>
+          <w:b/>
+          <w:bCs/>
+          <w:sz w:val="24"/>
+          <w:szCs w:val="24"/>
+        </w:rPr>
+        <w:t xml:space="preserve">4. RULES / PROHIBITIONS</w:t>
       </w:r>
     </w:p>
     <w:p>
@@ -474,7 +860,7 @@
           <w:sz w:val="24"/>
           <w:szCs w:val="24"/>
         </w:rPr>
-        <w:t xml:space="preserve">Do not pass a lot with any critical defect (needle, sharp object, safety or labelling defect).</w:t>
+        <w:t xml:space="preserve">Do not pass a lot with any critical defect (needle, sharp object, metal, safety or labelling defect).</w:t>
       </w:r>
     </w:p>
     <w:p>
@@ -499,72 +885,6 @@
     <w:p>
       <w:pPr>
         <w:pStyle w:val="ListeParagraf"/>
-        <w:spacing w:after="80"/>
-        <w:ind w:left="709" w:right="0"/>
-        <w:jc w:val="both"/>
-      </w:pPr>
-    </w:p>
-    <w:p>
-      <w:pPr>
-        <w:pStyle w:val="ListeParagraf"/>
-        <w:spacing w:before="120" w:after="60"/>
-        <w:ind w:left="709" w:right="0"/>
-      </w:pPr>
-      <w:r>
-        <w:rPr>
-          <w:rFonts w:ascii="Calibri" w:hAnsi="Calibri" w:cs="Arial"/>
-          <w:b/>
-          <w:bCs/>
-          <w:sz w:val="24"/>
-          <w:szCs w:val="24"/>
-        </w:rPr>
-        <w:t xml:space="preserve">4. IN CASE OF FAILURE</w:t>
-      </w:r>
-    </w:p>
-    <w:p>
-      <w:pPr>
-        <w:pStyle w:val="ListeParagraf"/>
-        <w:spacing w:after="80"/>
-        <w:ind w:left="709" w:right="0"/>
-        <w:jc w:val="both"/>
-      </w:pPr>
-      <w:r>
-        <w:rPr>
-          <w:rFonts w:ascii="Calibri" w:hAnsi="Calibri" w:cs="Arial"/>
-          <w:sz w:val="24"/>
-          <w:szCs w:val="24"/>
-        </w:rPr>
-        <w:t xml:space="preserve">4.1. A failed lot is labelled "HOLD", 100% sorted and reworked, and then re-inspected with a new sample.</w:t>
-      </w:r>
-    </w:p>
-    <w:p>
-      <w:pPr>
-        <w:pStyle w:val="ListeParagraf"/>
-        <w:spacing w:after="80"/>
-        <w:ind w:left="709" w:right="0"/>
-        <w:jc w:val="both"/>
-      </w:pPr>
-    </w:p>
-    <w:p>
-      <w:pPr>
-        <w:pStyle w:val="ListeParagraf"/>
-        <w:spacing w:before="120" w:after="60"/>
-        <w:ind w:left="709" w:right="0"/>
-      </w:pPr>
-      <w:r>
-        <w:rPr>
-          <w:rFonts w:ascii="Calibri" w:hAnsi="Calibri" w:cs="Arial"/>
-          <w:b/>
-          <w:bCs/>
-          <w:sz w:val="24"/>
-          <w:szCs w:val="24"/>
-        </w:rPr>
-        <w:t xml:space="preserve">5. RELATED DOCUMENTS AND RECORDS</w:t>
-      </w:r>
-    </w:p>
-    <w:p>
-      <w:pPr>
-        <w:pStyle w:val="ListeParagraf"/>
         <w:numPr>
           <w:ilvl w:val="0"/>
           <w:numId w:val="1"/>
@@ -578,7 +898,7 @@
           <w:sz w:val="24"/>
           <w:szCs w:val="24"/>
         </w:rPr>
-        <w:t xml:space="preserve">Final AQL Inspection Report and Packing List</w:t>
+        <w:t xml:space="preserve">Do not open sealed cartons for any purpose other than inspection, and re-seal them under the seal control procedure.</w:t>
       </w:r>
     </w:p>
     <w:p>
@@ -597,7 +917,137 @@
           <w:sz w:val="24"/>
           <w:szCs w:val="24"/>
         </w:rPr>
-        <w:t xml:space="preserve">EMS.QA.PRO.02.09. Quality Inspection Procedure (Incoming, In-Line, Final AQL)</w:t>
+        <w:t xml:space="preserve">Do not use an uncalibrated measuring tape or detector.</w:t>
+      </w:r>
+    </w:p>
+    <w:p>
+      <w:pPr>
+        <w:pStyle w:val="ListeParagraf"/>
+        <w:spacing w:after="80"/>
+        <w:ind w:left="709" w:right="0"/>
+        <w:jc w:val="both"/>
+      </w:pPr>
+    </w:p>
+    <w:p>
+      <w:pPr>
+        <w:pStyle w:val="ListeParagraf"/>
+        <w:spacing w:before="120" w:after="60"/>
+        <w:ind w:left="709" w:right="0"/>
+      </w:pPr>
+      <w:r>
+        <w:rPr>
+          <w:rFonts w:ascii="Calibri" w:hAnsi="Calibri" w:cs="Arial"/>
+          <w:b/>
+          <w:bCs/>
+          <w:sz w:val="24"/>
+          <w:szCs w:val="24"/>
+        </w:rPr>
+        <w:t xml:space="preserve">5. IN CASE OF FAILURE</w:t>
+      </w:r>
+    </w:p>
+    <w:p>
+      <w:pPr>
+        <w:pStyle w:val="ListeParagraf"/>
+        <w:spacing w:after="80"/>
+        <w:ind w:left="709" w:right="0"/>
+        <w:jc w:val="both"/>
+      </w:pPr>
+      <w:r>
+        <w:rPr>
+          <w:rFonts w:ascii="Calibri" w:hAnsi="Calibri" w:cs="Arial"/>
+          <w:sz w:val="24"/>
+          <w:szCs w:val="24"/>
+        </w:rPr>
+        <w:t xml:space="preserve">5.1. A failed lot is labelled "HOLD", shipment is stopped, and the lot is 100% sorted and reworked.</w:t>
+      </w:r>
+    </w:p>
+    <w:p>
+      <w:pPr>
+        <w:pStyle w:val="ListeParagraf"/>
+        <w:spacing w:after="80"/>
+        <w:ind w:left="709" w:right="0"/>
+        <w:jc w:val="both"/>
+      </w:pPr>
+      <w:r>
+        <w:rPr>
+          <w:rFonts w:ascii="Calibri" w:hAnsi="Calibri" w:cs="Arial"/>
+          <w:sz w:val="24"/>
+          <w:szCs w:val="24"/>
+        </w:rPr>
+        <w:t xml:space="preserve">5.2. The reworked lot is re-inspected with a new sample drawn at the same or a tighter inspection level. A second failure is escalated to the Quality Manager.</w:t>
+      </w:r>
+    </w:p>
+    <w:p>
+      <w:pPr>
+        <w:pStyle w:val="ListeParagraf"/>
+        <w:spacing w:after="80"/>
+        <w:ind w:left="709" w:right="0"/>
+        <w:jc w:val="both"/>
+      </w:pPr>
+      <w:r>
+        <w:rPr>
+          <w:rFonts w:ascii="Calibri" w:hAnsi="Calibri" w:cs="Arial"/>
+          <w:sz w:val="24"/>
+          <w:szCs w:val="24"/>
+        </w:rPr>
+        <w:t xml:space="preserve">5.3. Pieces with detected metal are placed in the quarantine box, the cause is investigated, and the lot is re-passed through the detector.</w:t>
+      </w:r>
+    </w:p>
+    <w:p>
+      <w:pPr>
+        <w:pStyle w:val="ListeParagraf"/>
+        <w:spacing w:after="80"/>
+        <w:ind w:left="709" w:right="0"/>
+        <w:jc w:val="both"/>
+      </w:pPr>
+      <w:r>
+        <w:rPr>
+          <w:rFonts w:ascii="Calibri" w:hAnsi="Calibri" w:cs="Arial"/>
+          <w:sz w:val="24"/>
+          <w:szCs w:val="24"/>
+        </w:rPr>
+        <w:t xml:space="preserve">5.4. A corrective and preventive action (CAPA) is opened for the failure, and the defect cause is fed back to the responsible department.</w:t>
+      </w:r>
+    </w:p>
+    <w:p>
+      <w:pPr>
+        <w:pStyle w:val="ListeParagraf"/>
+        <w:spacing w:after="80"/>
+        <w:ind w:left="709" w:right="0"/>
+        <w:jc w:val="both"/>
+      </w:pPr>
+      <w:r>
+        <w:rPr>
+          <w:rFonts w:ascii="Calibri" w:hAnsi="Calibri" w:cs="Arial"/>
+          <w:sz w:val="24"/>
+          <w:szCs w:val="24"/>
+        </w:rPr>
+        <w:t xml:space="preserve">5.5. A lot is shipped with defects only with a written concession from the Quality Manager and, where required, the customer.</w:t>
+      </w:r>
+    </w:p>
+    <w:p>
+      <w:pPr>
+        <w:pStyle w:val="ListeParagraf"/>
+        <w:spacing w:after="80"/>
+        <w:ind w:left="709" w:right="0"/>
+        <w:jc w:val="both"/>
+      </w:pPr>
+    </w:p>
+    <w:p>
+      <w:pPr>
+        <w:pStyle w:val="ListeParagraf"/>
+        <w:spacing w:before="120" w:after="60"/>
+        <w:ind w:left="709" w:right="0"/>
+      </w:pPr>
+      <w:r>
+        <w:rPr>
+          <w:rFonts w:ascii="Calibri" w:hAnsi="Calibri" w:cs="Arial"/>
+          <w:b/>
+          <w:bCs/>
+          <w:sz w:val="24"/>
+          <w:szCs w:val="24"/>
+        </w:rPr>
+        <w:t xml:space="preserve">6. KEY PERFORMANCE INDICATORS</w:t>
       </w:r>
     </w:p>
     <w:p>
@@ -616,539 +1066,7 @@
           <w:sz w:val="24"/>
           <w:szCs w:val="24"/>
         </w:rPr>
-        <w:t xml:space="preserve">EMS.QA.PRO.02.05. Metal Detector Procedure</w:t>
-      </w:r>
-    </w:p>
-    <w:p>
-      <w:pPr>
-        <w:pStyle w:val="ListeParagraf"/>
-        <w:spacing w:after="80"/>
-        <w:ind w:left="709" w:right="0"/>
-        <w:jc w:val="both"/>
-      </w:pPr>
-    </w:p>
-    <w:p>
-      <w:pPr>
-        <w:pStyle w:val="ListeParagraf"/>
-        <w:spacing w:before="120" w:after="60"/>
-        <w:ind w:left="709" w:right="0"/>
-      </w:pPr>
-      <w:r>
-        <w:rPr>
-          <w:rFonts w:ascii="Calibri" w:hAnsi="Calibri" w:cs="Arial"/>
-          <w:b/>
-          <w:bCs/>
-          <w:sz w:val="24"/>
-          <w:szCs w:val="24"/>
-        </w:rPr>
-        <w:t xml:space="preserve">6. FEEDBACK AND MONITORING</w:t>
-      </w:r>
-    </w:p>
-    <w:p>
-      <w:pPr>
-        <w:pStyle w:val="ListeParagraf"/>
-        <w:spacing w:after="80"/>
-        <w:ind w:left="709" w:right="0"/>
-        <w:jc w:val="both"/>
-      </w:pPr>
-      <w:r>
-        <w:rPr>
-          <w:rFonts w:ascii="Calibri" w:hAnsi="Calibri" w:cs="Arial"/>
-          <w:sz w:val="24"/>
-          <w:szCs w:val="24"/>
-        </w:rPr>
-        <w:t xml:space="preserve">The Quality Manager reviews the final inspection pass rate monthly and this instruction every year, and revises it when necessary.</w:t>
-      </w:r>
-    </w:p>
-    <w:p>
-      <w:pPr>
-        <w:pStyle w:val="ListeParagraf"/>
-        <w:pageBreakBefore/>
-        <w:bidi/>
-        <w:spacing w:before="120" w:after="60"/>
-        <w:ind w:left="0" w:right="709"/>
-      </w:pPr>
-      <w:r>
-        <w:rPr>
-          <w:rFonts w:ascii="Calibri" w:hAnsi="Calibri" w:cs="Arial"/>
-          <w:b/>
-          <w:bCs/>
-          <w:rtl/>
-          <w:sz w:val="24"/>
-          <w:szCs w:val="24"/>
-        </w:rPr>
-        <w:t xml:space="preserve">الغرض</w:t>
-      </w:r>
-    </w:p>
-    <w:p>
-      <w:pPr>
-        <w:pStyle w:val="ListeParagraf"/>
-        <w:bidi/>
-        <w:spacing w:after="80"/>
-        <w:ind w:left="0" w:right="709"/>
-        <w:jc w:val="both"/>
-      </w:pPr>
-      <w:r>
-        <w:rPr>
-          <w:rFonts w:ascii="Calibri" w:hAnsi="Calibri" w:cs="Arial"/>
-          <w:rtl/>
-          <w:sz w:val="24"/>
-          <w:szCs w:val="24"/>
-        </w:rPr>
-        <w:t xml:space="preserve">تصف هذه التعليمات كيفية تنفيذ الفحص النهائي AQL للبضائع المعبأة في EMS قبل الشحن، وفقًا لمعيار AQL ISO 2859-1 ومتطلبات العميل.</w:t>
-      </w:r>
-    </w:p>
-    <w:p>
-      <w:pPr>
-        <w:pStyle w:val="ListeParagraf"/>
-        <w:bidi/>
-        <w:spacing w:after="80"/>
-        <w:ind w:left="0" w:right="709"/>
-        <w:jc w:val="both"/>
-      </w:pPr>
-    </w:p>
-    <w:p>
-      <w:pPr>
-        <w:pStyle w:val="ListeParagraf"/>
-        <w:bidi/>
-        <w:spacing w:before="120" w:after="60"/>
-        <w:ind w:left="0" w:right="709"/>
-      </w:pPr>
-      <w:r>
-        <w:rPr>
-          <w:rFonts w:ascii="Calibri" w:hAnsi="Calibri" w:cs="Arial"/>
-          <w:b/>
-          <w:bCs/>
-          <w:rtl/>
-          <w:sz w:val="24"/>
-          <w:szCs w:val="24"/>
-        </w:rPr>
-        <w:t xml:space="preserve">النطاق</w:t>
-      </w:r>
-    </w:p>
-    <w:p>
-      <w:pPr>
-        <w:pStyle w:val="ListeParagraf"/>
-        <w:bidi/>
-        <w:spacing w:after="80"/>
-        <w:ind w:left="0" w:right="709"/>
-        <w:jc w:val="both"/>
-      </w:pPr>
-      <w:r>
-        <w:rPr>
-          <w:rFonts w:ascii="Calibri" w:hAnsi="Calibri" w:cs="Arial"/>
-          <w:rtl/>
-          <w:sz w:val="24"/>
-          <w:szCs w:val="24"/>
-        </w:rPr>
-        <w:t xml:space="preserve">تُطبق هذه التعليمات على جميع الطلبيات المعبأة بنسبة 80% على الأقل والجاهزة للشحن، والتي يفحصها مفتشو الفحص النهائي في EMS قبل أي فحص من العميل أو طرف ثالث.</w:t>
-      </w:r>
-    </w:p>
-    <w:p>
-      <w:pPr>
-        <w:pStyle w:val="ListeParagraf"/>
-        <w:bidi/>
-        <w:spacing w:after="80"/>
-        <w:ind w:left="0" w:right="709"/>
-        <w:jc w:val="both"/>
-      </w:pPr>
-    </w:p>
-    <w:p>
-      <w:pPr>
-        <w:pStyle w:val="ListeParagraf"/>
-        <w:bidi/>
-        <w:spacing w:before="120" w:after="60"/>
-        <w:ind w:left="0" w:right="709"/>
-      </w:pPr>
-      <w:r>
-        <w:rPr>
-          <w:rFonts w:ascii="Calibri" w:hAnsi="Calibri" w:cs="Arial"/>
-          <w:b/>
-          <w:bCs/>
-          <w:rtl/>
-          <w:sz w:val="24"/>
-          <w:szCs w:val="24"/>
-        </w:rPr>
-        <w:t xml:space="preserve">المسؤوليات</w:t>
-      </w:r>
-    </w:p>
-    <w:p>
-      <w:pPr>
-        <w:pStyle w:val="ListeParagraf"/>
-        <w:bidi/>
-        <w:spacing w:after="80"/>
-        <w:ind w:left="0" w:right="709"/>
-        <w:jc w:val="both"/>
-      </w:pPr>
-      <w:r>
-        <w:rPr>
-          <w:rFonts w:ascii="Calibri" w:hAnsi="Calibri" w:cs="Arial"/>
-          <w:rtl/>
-          <w:sz w:val="24"/>
-          <w:szCs w:val="24"/>
-        </w:rPr>
-        <w:t xml:space="preserve">• </w:t>
-      </w:r>
-      <w:r>
-        <w:rPr>
-          <w:rFonts w:ascii="Calibri" w:hAnsi="Calibri" w:cs="Arial"/>
-          <w:b/>
-          <w:bCs/>
-          <w:rtl/>
-          <w:sz w:val="24"/>
-          <w:szCs w:val="24"/>
-        </w:rPr>
-        <w:t xml:space="preserve">مفتش الفحص النهائي:</w:t>
-      </w:r>
-      <w:r>
-        <w:rPr>
-          <w:rFonts w:ascii="Calibri" w:hAnsi="Calibri" w:cs="Arial"/>
-          <w:rtl/>
-          <w:sz w:val="24"/>
-          <w:szCs w:val="24"/>
-        </w:rPr>
-        <w:t xml:space="preserve"> يسحب العينة ويفحصها ويملأ تقرير الفحص النهائي.</w:t>
-      </w:r>
-    </w:p>
-    <w:p>
-      <w:pPr>
-        <w:pStyle w:val="ListeParagraf"/>
-        <w:bidi/>
-        <w:spacing w:after="80"/>
-        <w:ind w:left="0" w:right="709"/>
-        <w:jc w:val="both"/>
-      </w:pPr>
-      <w:r>
-        <w:rPr>
-          <w:rFonts w:ascii="Calibri" w:hAnsi="Calibri" w:cs="Arial"/>
-          <w:rtl/>
-          <w:sz w:val="24"/>
-          <w:szCs w:val="24"/>
-        </w:rPr>
-        <w:t xml:space="preserve">• </w:t>
-      </w:r>
-      <w:r>
-        <w:rPr>
-          <w:rFonts w:ascii="Calibri" w:hAnsi="Calibri" w:cs="Arial"/>
-          <w:b/>
-          <w:bCs/>
-          <w:rtl/>
-          <w:sz w:val="24"/>
-          <w:szCs w:val="24"/>
-        </w:rPr>
-        <w:t xml:space="preserve">مدير الجودة:</w:t>
-      </w:r>
-      <w:r>
-        <w:rPr>
-          <w:rFonts w:ascii="Calibri" w:hAnsi="Calibri" w:cs="Arial"/>
-          <w:rtl/>
-          <w:sz w:val="24"/>
-          <w:szCs w:val="24"/>
-        </w:rPr>
-        <w:t xml:space="preserve"> يعتمد النتيجة ويقرر الإفراج أو إعادة التشغيل أو إعادة الفحص.</w:t>
-      </w:r>
-    </w:p>
-    <w:p>
-      <w:pPr>
-        <w:pStyle w:val="ListeParagraf"/>
-        <w:bidi/>
-        <w:spacing w:after="80"/>
-        <w:ind w:left="0" w:right="709"/>
-        <w:jc w:val="both"/>
-      </w:pPr>
-      <w:r>
-        <w:rPr>
-          <w:rFonts w:ascii="Calibri" w:hAnsi="Calibri" w:cs="Arial"/>
-          <w:rtl/>
-          <w:sz w:val="24"/>
-          <w:szCs w:val="24"/>
-        </w:rPr>
-        <w:t xml:space="preserve">• </w:t>
-      </w:r>
-      <w:r>
-        <w:rPr>
-          <w:rFonts w:ascii="Calibri" w:hAnsi="Calibri" w:cs="Arial"/>
-          <w:b/>
-          <w:bCs/>
-          <w:rtl/>
-          <w:sz w:val="24"/>
-          <w:szCs w:val="24"/>
-        </w:rPr>
-        <w:t xml:space="preserve">مشرف التعبئة:</w:t>
-      </w:r>
-      <w:r>
-        <w:rPr>
-          <w:rFonts w:ascii="Calibri" w:hAnsi="Calibri" w:cs="Arial"/>
-          <w:rtl/>
-          <w:sz w:val="24"/>
-          <w:szCs w:val="24"/>
-        </w:rPr>
-        <w:t xml:space="preserve"> يجهز الكراتين ويصحح الدفعات المرفوضة.</w:t>
-      </w:r>
-    </w:p>
-    <w:p>
-      <w:pPr>
-        <w:pStyle w:val="ListeParagraf"/>
-        <w:bidi/>
-        <w:spacing w:after="80"/>
-        <w:ind w:left="0" w:right="709"/>
-        <w:jc w:val="both"/>
-      </w:pPr>
-    </w:p>
-    <w:p>
-      <w:pPr>
-        <w:pStyle w:val="ListeParagraf"/>
-        <w:bidi/>
-        <w:spacing w:before="120" w:after="60"/>
-        <w:ind w:left="0" w:right="709"/>
-      </w:pPr>
-      <w:r>
-        <w:rPr>
-          <w:rFonts w:ascii="Calibri" w:hAnsi="Calibri" w:cs="Arial"/>
-          <w:b/>
-          <w:bCs/>
-          <w:rtl/>
-          <w:sz w:val="24"/>
-          <w:szCs w:val="24"/>
-        </w:rPr>
-        <w:t xml:space="preserve">التعليمات</w:t>
-      </w:r>
-    </w:p>
-    <w:p>
-      <w:pPr>
-        <w:pStyle w:val="ListeParagraf"/>
-        <w:bidi/>
-        <w:spacing w:before="120" w:after="60"/>
-        <w:ind w:left="0" w:right="709"/>
-      </w:pPr>
-      <w:r>
-        <w:rPr>
-          <w:rFonts w:ascii="Calibri" w:hAnsi="Calibri" w:cs="Arial"/>
-          <w:b/>
-          <w:bCs/>
-          <w:rtl/>
-          <w:sz w:val="24"/>
-          <w:szCs w:val="24"/>
-        </w:rPr>
-        <w:t xml:space="preserve">1. قبل البدء</w:t>
-      </w:r>
-    </w:p>
-    <w:p>
-      <w:pPr>
-        <w:pStyle w:val="ListeParagraf"/>
-        <w:bidi/>
-        <w:spacing w:after="80"/>
-        <w:ind w:left="0" w:right="709"/>
-        <w:jc w:val="both"/>
-      </w:pPr>
-      <w:r>
-        <w:rPr>
-          <w:rFonts w:ascii="Calibri" w:hAnsi="Calibri" w:cs="Arial"/>
-          <w:rtl/>
-          <w:sz w:val="24"/>
-          <w:szCs w:val="24"/>
-        </w:rPr>
-        <w:t xml:space="preserve">1.1. جهّز العينة المختومة وجدول المقاسات وقائمة التعبئة ومستوى AQL الخاص بالعميل (عادة مستوى الفحص العام II، وAQL 2.5 للعيوب الرئيسية و4.0 للعيوب الثانوية، وعدم السماح مطلقًا بالعيوب الحرجة).</w:t>
-      </w:r>
-    </w:p>
-    <w:p>
-      <w:pPr>
-        <w:pStyle w:val="ListeParagraf"/>
-        <w:bidi/>
-        <w:spacing w:after="80"/>
-        <w:ind w:left="0" w:right="709"/>
-        <w:jc w:val="both"/>
-      </w:pPr>
-      <w:r>
-        <w:rPr>
-          <w:rFonts w:ascii="Calibri" w:hAnsi="Calibri" w:cs="Arial"/>
-          <w:rtl/>
-          <w:sz w:val="24"/>
-          <w:szCs w:val="24"/>
-        </w:rPr>
-        <w:t xml:space="preserve">1.2. حدد حجم العينة وأرقام القبول والرفض من جدول ISO 2859-1 حسب كمية الدفعة.</w:t>
-      </w:r>
-    </w:p>
-    <w:p>
-      <w:pPr>
-        <w:pStyle w:val="ListeParagraf"/>
-        <w:bidi/>
-        <w:spacing w:after="80"/>
-        <w:ind w:left="0" w:right="709"/>
-        <w:jc w:val="both"/>
-      </w:pPr>
-      <w:r>
-        <w:rPr>
-          <w:rFonts w:ascii="Calibri" w:hAnsi="Calibri" w:cs="Arial"/>
-          <w:rtl/>
-          <w:sz w:val="24"/>
-          <w:szCs w:val="24"/>
-        </w:rPr>
-        <w:t xml:space="preserve">1.3. اختر الكراتين عشوائيًا من الدفعة كاملة (على الأقل الجذر التربيعي لإجمالي عدد الكراتين).</w:t>
-      </w:r>
-    </w:p>
-    <w:p>
-      <w:pPr>
-        <w:pStyle w:val="ListeParagraf"/>
-        <w:bidi/>
-        <w:spacing w:after="80"/>
-        <w:ind w:left="0" w:right="709"/>
-        <w:jc w:val="both"/>
-      </w:pPr>
-    </w:p>
-    <w:p>
-      <w:pPr>
-        <w:pStyle w:val="ListeParagraf"/>
-        <w:bidi/>
-        <w:spacing w:before="120" w:after="60"/>
-        <w:ind w:left="0" w:right="709"/>
-      </w:pPr>
-      <w:r>
-        <w:rPr>
-          <w:rFonts w:ascii="Calibri" w:hAnsi="Calibri" w:cs="Arial"/>
-          <w:b/>
-          <w:bCs/>
-          <w:rtl/>
-          <w:sz w:val="24"/>
-          <w:szCs w:val="24"/>
-        </w:rPr>
-        <w:t xml:space="preserve">2. خطوات الفحص</w:t>
-      </w:r>
-    </w:p>
-    <w:p>
-      <w:pPr>
-        <w:pStyle w:val="ListeParagraf"/>
-        <w:bidi/>
-        <w:spacing w:after="80"/>
-        <w:ind w:left="0" w:right="709"/>
-        <w:jc w:val="both"/>
-      </w:pPr>
-      <w:r>
-        <w:rPr>
-          <w:rFonts w:ascii="Calibri" w:hAnsi="Calibri" w:cs="Arial"/>
-          <w:rtl/>
-          <w:sz w:val="24"/>
-          <w:szCs w:val="24"/>
-        </w:rPr>
-        <w:t xml:space="preserve">2.1. افحص الكراتين: العلامات والأبعاد والوزن والحالة والكمية مقارنة بقائمة التعبئة.</w:t>
-      </w:r>
-    </w:p>
-    <w:p>
-      <w:pPr>
-        <w:pStyle w:val="ListeParagraf"/>
-        <w:bidi/>
-        <w:spacing w:after="80"/>
-        <w:ind w:left="0" w:right="709"/>
-        <w:jc w:val="both"/>
-      </w:pPr>
-      <w:r>
-        <w:rPr>
-          <w:rFonts w:ascii="Calibri" w:hAnsi="Calibri" w:cs="Arial"/>
-          <w:rtl/>
-          <w:sz w:val="24"/>
-          <w:szCs w:val="24"/>
-        </w:rPr>
-        <w:t xml:space="preserve">2.2. افحص التعبئة: توزيع المقاسات والألوان والطي والأكياس البلاستيكية والبطاقات المعلقة والباركود والملصقات.</w:t>
-      </w:r>
-    </w:p>
-    <w:p>
-      <w:pPr>
-        <w:pStyle w:val="ListeParagraf"/>
-        <w:bidi/>
-        <w:spacing w:after="80"/>
-        <w:ind w:left="0" w:right="709"/>
-        <w:jc w:val="both"/>
-      </w:pPr>
-      <w:r>
-        <w:rPr>
-          <w:rFonts w:ascii="Calibri" w:hAnsi="Calibri" w:cs="Arial"/>
-          <w:rtl/>
-          <w:sz w:val="24"/>
-          <w:szCs w:val="24"/>
-        </w:rPr>
-        <w:t xml:space="preserve">2.3. افحص كل قطعة في العينة من حيث المظهر وجودة التصنيع واللون والقماش مقارنة بالعينة المختومة.</w:t>
-      </w:r>
-    </w:p>
-    <w:p>
-      <w:pPr>
-        <w:pStyle w:val="ListeParagraf"/>
-        <w:bidi/>
-        <w:spacing w:after="80"/>
-        <w:ind w:left="0" w:right="709"/>
-        <w:jc w:val="both"/>
-      </w:pPr>
-      <w:r>
-        <w:rPr>
-          <w:rFonts w:ascii="Calibri" w:hAnsi="Calibri" w:cs="Arial"/>
-          <w:rtl/>
-          <w:sz w:val="24"/>
-          <w:szCs w:val="24"/>
-        </w:rPr>
-        <w:t xml:space="preserve">2.4. قِس القطع التي يطلبها العميل وتحقق من سجل كشف المعادن.</w:t>
-      </w:r>
-    </w:p>
-    <w:p>
-      <w:pPr>
-        <w:pStyle w:val="ListeParagraf"/>
-        <w:bidi/>
-        <w:spacing w:after="80"/>
-        <w:ind w:left="0" w:right="709"/>
-        <w:jc w:val="both"/>
-      </w:pPr>
-      <w:r>
-        <w:rPr>
-          <w:rFonts w:ascii="Calibri" w:hAnsi="Calibri" w:cs="Arial"/>
-          <w:rtl/>
-          <w:sz w:val="24"/>
-          <w:szCs w:val="24"/>
-        </w:rPr>
-        <w:t xml:space="preserve">2.5. صنّف كل عيب إلى حرج أو رئيسي أو ثانوي وسجله في تقرير الفحص النهائي.</w:t>
-      </w:r>
-    </w:p>
-    <w:p>
-      <w:pPr>
-        <w:pStyle w:val="ListeParagraf"/>
-        <w:bidi/>
-        <w:spacing w:after="80"/>
-        <w:ind w:left="0" w:right="709"/>
-        <w:jc w:val="both"/>
-      </w:pPr>
-      <w:r>
-        <w:rPr>
-          <w:rFonts w:ascii="Calibri" w:hAnsi="Calibri" w:cs="Arial"/>
-          <w:rtl/>
-          <w:sz w:val="24"/>
-          <w:szCs w:val="24"/>
-        </w:rPr>
-        <w:t xml:space="preserve">2.6. قارن مجموع العيوب بأرقام القبول والرفض وأعطِ النتيجة: ناجح أو راسب.</w:t>
-      </w:r>
-    </w:p>
-    <w:p>
-      <w:pPr>
-        <w:pStyle w:val="ListeParagraf"/>
-        <w:bidi/>
-        <w:spacing w:after="80"/>
-        <w:ind w:left="0" w:right="709"/>
-        <w:jc w:val="both"/>
-      </w:pPr>
-    </w:p>
-    <w:p>
-      <w:pPr>
-        <w:pStyle w:val="ListeParagraf"/>
-        <w:bidi/>
-        <w:spacing w:before="120" w:after="60"/>
-        <w:ind w:left="0" w:right="709"/>
-      </w:pPr>
-      <w:r>
-        <w:rPr>
-          <w:rFonts w:ascii="Calibri" w:hAnsi="Calibri" w:cs="Arial"/>
-          <w:b/>
-          <w:bCs/>
-          <w:rtl/>
-          <w:sz w:val="24"/>
-          <w:szCs w:val="24"/>
-        </w:rPr>
-        <w:t xml:space="preserve">3. القواعد / المحظورات</w:t>
+        <w:t xml:space="preserve">AQL reject rate of final inspection: 2% or less.</w:t>
       </w:r>
     </w:p>
     <w:p>
@@ -1158,18 +1076,16 @@
           <w:ilvl w:val="0"/>
           <w:numId w:val="1"/>
         </w:numPr>
-        <w:bidi/>
         <w:spacing w:after="60"/>
         <w:jc w:val="both"/>
       </w:pPr>
       <w:r>
         <w:rPr>
           <w:rFonts w:ascii="Calibri" w:hAnsi="Calibri" w:cs="Arial"/>
-          <w:rtl/>
-          <w:sz w:val="24"/>
-          <w:szCs w:val="24"/>
-        </w:rPr>
-        <w:t xml:space="preserve">لا تسمح لعمال الإنتاج أو التعبئة باختيار الكراتين التي ستُفحص.</w:t>
+          <w:sz w:val="24"/>
+          <w:szCs w:val="24"/>
+        </w:rPr>
+        <w:t xml:space="preserve">Days without daily detector verification: 0; metal findings reaching the customer: 0.</w:t>
       </w:r>
     </w:p>
     <w:p>
@@ -1179,18 +1095,16 @@
           <w:ilvl w:val="0"/>
           <w:numId w:val="1"/>
         </w:numPr>
-        <w:bidi/>
         <w:spacing w:after="60"/>
         <w:jc w:val="both"/>
       </w:pPr>
       <w:r>
         <w:rPr>
           <w:rFonts w:ascii="Calibri" w:hAnsi="Calibri" w:cs="Arial"/>
-          <w:rtl/>
-          <w:sz w:val="24"/>
-          <w:szCs w:val="24"/>
-        </w:rPr>
-        <w:t xml:space="preserve">لا تُجِز أي دفعة بها عيب حرج (إبرة أو جسم حاد أو عيب في السلامة أو الملصقات).</w:t>
+          <w:sz w:val="24"/>
+          <w:szCs w:val="24"/>
+        </w:rPr>
+        <w:t xml:space="preserve">Shipment rejections due to label, barcode or quantity errors: 0.</w:t>
       </w:r>
     </w:p>
     <w:p>
@@ -1200,92 +1114,41 @@
           <w:ilvl w:val="0"/>
           <w:numId w:val="1"/>
         </w:numPr>
-        <w:bidi/>
         <w:spacing w:after="60"/>
         <w:jc w:val="both"/>
       </w:pPr>
       <w:r>
         <w:rPr>
           <w:rFonts w:ascii="Calibri" w:hAnsi="Calibri" w:cs="Arial"/>
-          <w:rtl/>
-          <w:sz w:val="24"/>
-          <w:szCs w:val="24"/>
-        </w:rPr>
-        <w:t xml:space="preserve">لا تشحن أي دفعة دون تقرير «ناجح» موقع من مدير الجودة.</w:t>
-      </w:r>
-    </w:p>
-    <w:p>
-      <w:pPr>
-        <w:pStyle w:val="ListeParagraf"/>
-        <w:bidi/>
-        <w:spacing w:after="80"/>
-        <w:ind w:left="0" w:right="709"/>
-        <w:jc w:val="both"/>
-      </w:pPr>
-    </w:p>
-    <w:p>
-      <w:pPr>
-        <w:pStyle w:val="ListeParagraf"/>
-        <w:bidi/>
+          <w:sz w:val="24"/>
+          <w:szCs w:val="24"/>
+        </w:rPr>
+        <w:t xml:space="preserve">Closing time of an open CAPA: 15 days or less.</w:t>
+      </w:r>
+    </w:p>
+    <w:p>
+      <w:pPr>
+        <w:pStyle w:val="ListeParagraf"/>
+        <w:spacing w:after="80"/>
+        <w:ind w:left="709" w:right="0"/>
+        <w:jc w:val="both"/>
+      </w:pPr>
+    </w:p>
+    <w:p>
+      <w:pPr>
+        <w:pStyle w:val="ListeParagraf"/>
         <w:spacing w:before="120" w:after="60"/>
-        <w:ind w:left="0" w:right="709"/>
+        <w:ind w:left="709" w:right="0"/>
       </w:pPr>
       <w:r>
         <w:rPr>
           <w:rFonts w:ascii="Calibri" w:hAnsi="Calibri" w:cs="Arial"/>
           <w:b/>
           <w:bCs/>
-          <w:rtl/>
-          <w:sz w:val="24"/>
-          <w:szCs w:val="24"/>
-        </w:rPr>
-        <w:t xml:space="preserve">4. في حالة الرسوب</w:t>
-      </w:r>
-    </w:p>
-    <w:p>
-      <w:pPr>
-        <w:pStyle w:val="ListeParagraf"/>
-        <w:bidi/>
-        <w:spacing w:after="80"/>
-        <w:ind w:left="0" w:right="709"/>
-        <w:jc w:val="both"/>
-      </w:pPr>
-      <w:r>
-        <w:rPr>
-          <w:rFonts w:ascii="Calibri" w:hAnsi="Calibri" w:cs="Arial"/>
-          <w:rtl/>
-          <w:sz w:val="24"/>
-          <w:szCs w:val="24"/>
-        </w:rPr>
-        <w:t xml:space="preserve">4.1. توسم الدفعة الراسبة بملصق «معلّق»، وتُفرز وتُعاد معالجتها بنسبة 100%، ثم يُعاد فحصها بعينة جديدة.</w:t>
-      </w:r>
-    </w:p>
-    <w:p>
-      <w:pPr>
-        <w:pStyle w:val="ListeParagraf"/>
-        <w:bidi/>
-        <w:spacing w:after="80"/>
-        <w:ind w:left="0" w:right="709"/>
-        <w:jc w:val="both"/>
-      </w:pPr>
-    </w:p>
-    <w:p>
-      <w:pPr>
-        <w:pStyle w:val="ListeParagraf"/>
-        <w:bidi/>
-        <w:spacing w:before="120" w:after="60"/>
-        <w:ind w:left="0" w:right="709"/>
-      </w:pPr>
-      <w:r>
-        <w:rPr>
-          <w:rFonts w:ascii="Calibri" w:hAnsi="Calibri" w:cs="Arial"/>
-          <w:b/>
-          <w:bCs/>
-          <w:rtl/>
-          <w:sz w:val="24"/>
-          <w:szCs w:val="24"/>
-        </w:rPr>
-        <w:t xml:space="preserve">5. الوثائق والسجلات ذات الصلة</w:t>
+          <w:sz w:val="24"/>
+          <w:szCs w:val="24"/>
+        </w:rPr>
+        <w:t xml:space="preserve">7. RELATED DOCUMENTS AND RECORDS</w:t>
       </w:r>
     </w:p>
     <w:p>
@@ -1295,18 +1158,16 @@
           <w:ilvl w:val="0"/>
           <w:numId w:val="1"/>
         </w:numPr>
-        <w:bidi/>
         <w:spacing w:after="60"/>
         <w:jc w:val="both"/>
       </w:pPr>
       <w:r>
         <w:rPr>
           <w:rFonts w:ascii="Calibri" w:hAnsi="Calibri" w:cs="Arial"/>
-          <w:rtl/>
-          <w:sz w:val="24"/>
-          <w:szCs w:val="24"/>
-        </w:rPr>
-        <w:t xml:space="preserve">تقرير الفحص النهائي AQL وقائمة التعبئة</w:t>
+          <w:sz w:val="24"/>
+          <w:szCs w:val="24"/>
+        </w:rPr>
+        <w:t xml:space="preserve">TLM-UTU-02 AQL Sampling and Accept/Reject Instruction (QMS)</w:t>
       </w:r>
     </w:p>
     <w:p>
@@ -1316,18 +1177,16 @@
           <w:ilvl w:val="0"/>
           <w:numId w:val="1"/>
         </w:numPr>
-        <w:bidi/>
         <w:spacing w:after="60"/>
         <w:jc w:val="both"/>
       </w:pPr>
       <w:r>
         <w:rPr>
           <w:rFonts w:ascii="Calibri" w:hAnsi="Calibri" w:cs="Arial"/>
-          <w:rtl/>
-          <w:sz w:val="24"/>
-          <w:szCs w:val="24"/>
-        </w:rPr>
-        <w:t xml:space="preserve">EMS.QA.PRO.02.09. إجراء فحص الجودة (الوارد، أثناء الإنتاج، النهائي AQL)</w:t>
+          <w:sz w:val="24"/>
+          <w:szCs w:val="24"/>
+        </w:rPr>
+        <w:t xml:space="preserve">EMS.QA.FRM.05.01 Finished Product Defect Distribution Form</w:t>
       </w:r>
     </w:p>
     <w:p>
@@ -1337,28 +1196,196 @@
           <w:ilvl w:val="0"/>
           <w:numId w:val="1"/>
         </w:numPr>
-        <w:bidi/>
         <w:spacing w:after="60"/>
         <w:jc w:val="both"/>
       </w:pPr>
       <w:r>
         <w:rPr>
           <w:rFonts w:ascii="Calibri" w:hAnsi="Calibri" w:cs="Arial"/>
-          <w:rtl/>
-          <w:sz w:val="24"/>
-          <w:szCs w:val="24"/>
-        </w:rPr>
-        <w:t xml:space="preserve">EMS.QA.PRO.02.05. إجراء جهاز كشف المعادن</w:t>
-      </w:r>
-    </w:p>
-    <w:p>
-      <w:pPr>
-        <w:pStyle w:val="ListeParagraf"/>
-        <w:bidi/>
-        <w:spacing w:after="80"/>
-        <w:ind w:left="0" w:right="709"/>
-        <w:jc w:val="both"/>
-      </w:pPr>
+          <w:sz w:val="24"/>
+          <w:szCs w:val="24"/>
+        </w:rPr>
+        <w:t xml:space="preserve">EMS.QA.FRM.05.02 Quality Assurance Measurement Form</w:t>
+      </w:r>
+    </w:p>
+    <w:p>
+      <w:pPr>
+        <w:pStyle w:val="ListeParagraf"/>
+        <w:numPr>
+          <w:ilvl w:val="0"/>
+          <w:numId w:val="1"/>
+        </w:numPr>
+        <w:spacing w:after="60"/>
+        <w:jc w:val="both"/>
+      </w:pPr>
+      <w:r>
+        <w:rPr>
+          <w:rFonts w:ascii="Calibri" w:hAnsi="Calibri" w:cs="Arial"/>
+          <w:sz w:val="24"/>
+          <w:szCs w:val="24"/>
+        </w:rPr>
+        <w:t xml:space="preserve">EMS.QA.FRM.05.03 Quality Control Report and Packing List</w:t>
+      </w:r>
+    </w:p>
+    <w:p>
+      <w:pPr>
+        <w:pStyle w:val="ListeParagraf"/>
+        <w:numPr>
+          <w:ilvl w:val="0"/>
+          <w:numId w:val="1"/>
+        </w:numPr>
+        <w:spacing w:after="60"/>
+        <w:jc w:val="both"/>
+      </w:pPr>
+      <w:r>
+        <w:rPr>
+          <w:rFonts w:ascii="Calibri" w:hAnsi="Calibri" w:cs="Arial"/>
+          <w:sz w:val="24"/>
+          <w:szCs w:val="24"/>
+        </w:rPr>
+        <w:t xml:space="preserve">EMS.QA.PRO.02.09. Quality Inspection Procedure (Incoming, In-Line, Final AQL)</w:t>
+      </w:r>
+    </w:p>
+    <w:p>
+      <w:pPr>
+        <w:pStyle w:val="ListeParagraf"/>
+        <w:numPr>
+          <w:ilvl w:val="0"/>
+          <w:numId w:val="1"/>
+        </w:numPr>
+        <w:spacing w:after="60"/>
+        <w:jc w:val="both"/>
+      </w:pPr>
+      <w:r>
+        <w:rPr>
+          <w:rFonts w:ascii="Calibri" w:hAnsi="Calibri" w:cs="Arial"/>
+          <w:sz w:val="24"/>
+          <w:szCs w:val="24"/>
+        </w:rPr>
+        <w:t xml:space="preserve">EMS.QA.PRO.02.05. Metal Detector Procedure</w:t>
+      </w:r>
+    </w:p>
+    <w:p>
+      <w:pPr>
+        <w:pStyle w:val="ListeParagraf"/>
+        <w:numPr>
+          <w:ilvl w:val="0"/>
+          <w:numId w:val="1"/>
+        </w:numPr>
+        <w:spacing w:after="60"/>
+        <w:jc w:val="both"/>
+      </w:pPr>
+      <w:r>
+        <w:rPr>
+          <w:rFonts w:ascii="Calibri" w:hAnsi="Calibri" w:cs="Arial"/>
+          <w:sz w:val="24"/>
+          <w:szCs w:val="24"/>
+        </w:rPr>
+        <w:t xml:space="preserve">EMS.QA.PRO.02.04. Seal Management Procedure</w:t>
+      </w:r>
+    </w:p>
+    <w:p>
+      <w:pPr>
+        <w:pStyle w:val="ListeParagraf"/>
+        <w:numPr>
+          <w:ilvl w:val="0"/>
+          <w:numId w:val="1"/>
+        </w:numPr>
+        <w:spacing w:after="60"/>
+        <w:jc w:val="both"/>
+      </w:pPr>
+      <w:r>
+        <w:rPr>
+          <w:rFonts w:ascii="Calibri" w:hAnsi="Calibri" w:cs="Arial"/>
+          <w:sz w:val="24"/>
+          <w:szCs w:val="24"/>
+        </w:rPr>
+        <w:t xml:space="preserve">EMS.KS.PRO.22.02. Nonconforming Product Control Procedure</w:t>
+      </w:r>
+    </w:p>
+    <w:p>
+      <w:pPr>
+        <w:pStyle w:val="ListeParagraf"/>
+        <w:numPr>
+          <w:ilvl w:val="0"/>
+          <w:numId w:val="1"/>
+        </w:numPr>
+        <w:spacing w:after="60"/>
+        <w:jc w:val="both"/>
+      </w:pPr>
+      <w:r>
+        <w:rPr>
+          <w:rFonts w:ascii="Calibri" w:hAnsi="Calibri" w:cs="Arial"/>
+          <w:sz w:val="24"/>
+          <w:szCs w:val="24"/>
+        </w:rPr>
+        <w:t xml:space="preserve">EMS.KS.PRO.22.03. Corrective and Preventive Action (CAPA) for Quality Problems Procedure</w:t>
+      </w:r>
+    </w:p>
+    <w:p>
+      <w:pPr>
+        <w:pStyle w:val="ListeParagraf"/>
+        <w:numPr>
+          <w:ilvl w:val="0"/>
+          <w:numId w:val="1"/>
+        </w:numPr>
+        <w:spacing w:after="60"/>
+        <w:jc w:val="both"/>
+      </w:pPr>
+      <w:r>
+        <w:rPr>
+          <w:rFonts w:ascii="Calibri" w:hAnsi="Calibri" w:cs="Arial"/>
+          <w:sz w:val="24"/>
+          <w:szCs w:val="24"/>
+        </w:rPr>
+        <w:t xml:space="preserve">EMS.ÜR.PRO.05.10. Pressing, Final Control and Packing Procedure</w:t>
+      </w:r>
+    </w:p>
+    <w:p>
+      <w:pPr>
+        <w:pStyle w:val="ListeParagraf"/>
+        <w:spacing w:after="80"/>
+        <w:ind w:left="709" w:right="0"/>
+        <w:jc w:val="both"/>
+      </w:pPr>
+    </w:p>
+    <w:p>
+      <w:pPr>
+        <w:pStyle w:val="ListeParagraf"/>
+        <w:spacing w:before="120" w:after="60"/>
+        <w:ind w:left="709" w:right="0"/>
+      </w:pPr>
+      <w:r>
+        <w:rPr>
+          <w:rFonts w:ascii="Calibri" w:hAnsi="Calibri" w:cs="Arial"/>
+          <w:b/>
+          <w:bCs/>
+          <w:sz w:val="24"/>
+          <w:szCs w:val="24"/>
+        </w:rPr>
+        <w:t xml:space="preserve">8. FEEDBACK AND MONITORING</w:t>
+      </w:r>
+    </w:p>
+    <w:p>
+      <w:pPr>
+        <w:pStyle w:val="ListeParagraf"/>
+        <w:spacing w:after="80"/>
+        <w:ind w:left="709" w:right="0"/>
+        <w:jc w:val="both"/>
+      </w:pPr>
+      <w:r>
+        <w:rPr>
+          <w:rFonts w:ascii="Calibri" w:hAnsi="Calibri" w:cs="Arial"/>
+          <w:sz w:val="24"/>
+          <w:szCs w:val="24"/>
+        </w:rPr>
+        <w:t xml:space="preserve">The Quality Manager reviews the final inspection pass rate, defect distribution and metal findings monthly and this instruction every year, and revises it when necessary.</w:t>
+      </w:r>
+    </w:p>
+    <w:p>
+      <w:r>
+        <w:br w:type="page"/>
+      </w:r>
     </w:p>
     <w:p>
       <w:pPr>
@@ -1376,7 +1403,7 @@
           <w:sz w:val="24"/>
           <w:szCs w:val="24"/>
         </w:rPr>
-        <w:t xml:space="preserve">6. التغذية الراجعة والمتابعة</w:t>
+        <w:t xml:space="preserve">الغرض</w:t>
       </w:r>
     </w:p>
     <w:p>
@@ -1394,10 +1421,1513 @@
           <w:sz w:val="24"/>
           <w:szCs w:val="24"/>
         </w:rPr>
-        <w:t xml:space="preserve">يراجع مدير الجودة نسبة نجاح الفحص النهائي شهريًا وهذه التعليمات سنويًا، ويعدلها عند الحاجة.</w:t>
-      </w:r>
-    </w:p>
-    <w:p/>
+        <w:t xml:space="preserve">تصف هذه التعليمات كيفية تنفيذ الفحص النهائي AQL للبضائع المكوية والمعبأة في شركة Eroglu Knitting (EMS) قبل الشحن، بما في ذلك فحوصات الكي والقياس، وأخذ العينات وفق AQL وقرارات القبول والرفض، والتحقق من كشف المعادن، وفحص التعبئة والملصقات، ومراقبة الدفعات الراسبة، وفقًا لمعيار AQL ISO 2859-1 ومتطلبات العميل (TLM-UTU-02).</w:t>
+      </w:r>
+    </w:p>
+    <w:p>
+      <w:pPr>
+        <w:pStyle w:val="ListeParagraf"/>
+        <w:bidi/>
+        <w:spacing w:after="80"/>
+        <w:ind w:left="0" w:right="709"/>
+        <w:jc w:val="both"/>
+      </w:pPr>
+    </w:p>
+    <w:p>
+      <w:pPr>
+        <w:pStyle w:val="ListeParagraf"/>
+        <w:bidi/>
+        <w:spacing w:before="120" w:after="60"/>
+        <w:ind w:left="0" w:right="709"/>
+      </w:pPr>
+      <w:r>
+        <w:rPr>
+          <w:rFonts w:ascii="Calibri" w:hAnsi="Calibri" w:cs="Arial"/>
+          <w:b/>
+          <w:bCs/>
+          <w:rtl/>
+          <w:sz w:val="24"/>
+          <w:szCs w:val="24"/>
+        </w:rPr>
+        <w:t xml:space="preserve">النطاق</w:t>
+      </w:r>
+    </w:p>
+    <w:p>
+      <w:pPr>
+        <w:pStyle w:val="ListeParagraf"/>
+        <w:bidi/>
+        <w:spacing w:after="80"/>
+        <w:ind w:left="0" w:right="709"/>
+        <w:jc w:val="both"/>
+      </w:pPr>
+      <w:r>
+        <w:rPr>
+          <w:rFonts w:ascii="Calibri" w:hAnsi="Calibri" w:cs="Arial"/>
+          <w:rtl/>
+          <w:sz w:val="24"/>
+          <w:szCs w:val="24"/>
+        </w:rPr>
+        <w:t xml:space="preserve">تُطبق هذه التعليمات على جميع الطلبيات المعبأة بنسبة 80% على الأقل والجاهزة للشحن، والتي يفحصها مفتشو الفحص النهائي في EMS قبل أي فحص من العميل أو طرف ثالث. وتشمل مرحلة الفحص النهائي في قسم الكي والنهائي والتعبئة وAQL.</w:t>
+      </w:r>
+    </w:p>
+    <w:p>
+      <w:pPr>
+        <w:pStyle w:val="ListeParagraf"/>
+        <w:bidi/>
+        <w:spacing w:after="80"/>
+        <w:ind w:left="0" w:right="709"/>
+        <w:jc w:val="both"/>
+      </w:pPr>
+    </w:p>
+    <w:p>
+      <w:pPr>
+        <w:pStyle w:val="ListeParagraf"/>
+        <w:bidi/>
+        <w:spacing w:before="120" w:after="60"/>
+        <w:ind w:left="0" w:right="709"/>
+      </w:pPr>
+      <w:r>
+        <w:rPr>
+          <w:rFonts w:ascii="Calibri" w:hAnsi="Calibri" w:cs="Arial"/>
+          <w:b/>
+          <w:bCs/>
+          <w:rtl/>
+          <w:sz w:val="24"/>
+          <w:szCs w:val="24"/>
+        </w:rPr>
+        <w:t xml:space="preserve">المسؤوليات</w:t>
+      </w:r>
+    </w:p>
+    <w:p>
+      <w:pPr>
+        <w:pStyle w:val="ListeParagraf"/>
+        <w:bidi/>
+        <w:spacing w:after="80"/>
+        <w:ind w:left="0" w:right="709"/>
+        <w:jc w:val="both"/>
+      </w:pPr>
+      <w:r>
+        <w:rPr>
+          <w:rFonts w:ascii="Calibri" w:hAnsi="Calibri" w:cs="Arial"/>
+          <w:rtl/>
+          <w:sz w:val="24"/>
+          <w:szCs w:val="24"/>
+        </w:rPr>
+        <w:t xml:space="preserve">• </w:t>
+      </w:r>
+      <w:r>
+        <w:rPr>
+          <w:rFonts w:ascii="Calibri" w:hAnsi="Calibri" w:cs="Arial"/>
+          <w:b/>
+          <w:bCs/>
+          <w:rtl/>
+          <w:sz w:val="24"/>
+          <w:szCs w:val="24"/>
+        </w:rPr>
+        <w:t xml:space="preserve">مفتش الجودة النهائي:</w:t>
+      </w:r>
+      <w:r>
+        <w:rPr>
+          <w:rFonts w:ascii="Calibri" w:hAnsi="Calibri" w:cs="Arial"/>
+          <w:rtl/>
+          <w:sz w:val="24"/>
+          <w:szCs w:val="24"/>
+        </w:rPr>
+        <w:t xml:space="preserve"> يسحب العينة ويفحصها ويصنف العيوب ويملأ تقرير الفحص النهائي ونموذج توزيع العيوب.</w:t>
+      </w:r>
+    </w:p>
+    <w:p>
+      <w:pPr>
+        <w:pStyle w:val="ListeParagraf"/>
+        <w:bidi/>
+        <w:spacing w:after="80"/>
+        <w:ind w:left="0" w:right="709"/>
+        <w:jc w:val="both"/>
+      </w:pPr>
+      <w:r>
+        <w:rPr>
+          <w:rFonts w:ascii="Calibri" w:hAnsi="Calibri" w:cs="Arial"/>
+          <w:rtl/>
+          <w:sz w:val="24"/>
+          <w:szCs w:val="24"/>
+        </w:rPr>
+        <w:t xml:space="preserve">• </w:t>
+      </w:r>
+      <w:r>
+        <w:rPr>
+          <w:rFonts w:ascii="Calibri" w:hAnsi="Calibri" w:cs="Arial"/>
+          <w:b/>
+          <w:bCs/>
+          <w:rtl/>
+          <w:sz w:val="24"/>
+          <w:szCs w:val="24"/>
+        </w:rPr>
+        <w:t xml:space="preserve">مشرف الكي:</w:t>
+      </w:r>
+      <w:r>
+        <w:rPr>
+          <w:rFonts w:ascii="Calibri" w:hAnsi="Calibri" w:cs="Arial"/>
+          <w:rtl/>
+          <w:sz w:val="24"/>
+          <w:szCs w:val="24"/>
+        </w:rPr>
+        <w:t xml:space="preserve"> يحافظ على معيار درجة حرارة الكي والبخار والقياس ويصحح عيوب الكي.</w:t>
+      </w:r>
+    </w:p>
+    <w:p>
+      <w:pPr>
+        <w:pStyle w:val="ListeParagraf"/>
+        <w:bidi/>
+        <w:spacing w:after="80"/>
+        <w:ind w:left="0" w:right="709"/>
+        <w:jc w:val="both"/>
+      </w:pPr>
+      <w:r>
+        <w:rPr>
+          <w:rFonts w:ascii="Calibri" w:hAnsi="Calibri" w:cs="Arial"/>
+          <w:rtl/>
+          <w:sz w:val="24"/>
+          <w:szCs w:val="24"/>
+        </w:rPr>
+        <w:t xml:space="preserve">• </w:t>
+      </w:r>
+      <w:r>
+        <w:rPr>
+          <w:rFonts w:ascii="Calibri" w:hAnsi="Calibri" w:cs="Arial"/>
+          <w:b/>
+          <w:bCs/>
+          <w:rtl/>
+          <w:sz w:val="24"/>
+          <w:szCs w:val="24"/>
+        </w:rPr>
+        <w:t xml:space="preserve">مشرف التعبئة:</w:t>
+      </w:r>
+      <w:r>
+        <w:rPr>
+          <w:rFonts w:ascii="Calibri" w:hAnsi="Calibri" w:cs="Arial"/>
+          <w:rtl/>
+          <w:sz w:val="24"/>
+          <w:szCs w:val="24"/>
+        </w:rPr>
+        <w:t xml:space="preserve"> يجهز الكراتين وفق قائمة التعبئة ويصحح الدفعات المرفوضة.</w:t>
+      </w:r>
+    </w:p>
+    <w:p>
+      <w:pPr>
+        <w:pStyle w:val="ListeParagraf"/>
+        <w:bidi/>
+        <w:spacing w:after="80"/>
+        <w:ind w:left="0" w:right="709"/>
+        <w:jc w:val="both"/>
+      </w:pPr>
+      <w:r>
+        <w:rPr>
+          <w:rFonts w:ascii="Calibri" w:hAnsi="Calibri" w:cs="Arial"/>
+          <w:rtl/>
+          <w:sz w:val="24"/>
+          <w:szCs w:val="24"/>
+        </w:rPr>
+        <w:t xml:space="preserve">• </w:t>
+      </w:r>
+      <w:r>
+        <w:rPr>
+          <w:rFonts w:ascii="Calibri" w:hAnsi="Calibri" w:cs="Arial"/>
+          <w:b/>
+          <w:bCs/>
+          <w:rtl/>
+          <w:sz w:val="24"/>
+          <w:szCs w:val="24"/>
+        </w:rPr>
+        <w:t xml:space="preserve">مشغل جهاز كشف المعادن:</w:t>
+      </w:r>
+      <w:r>
+        <w:rPr>
+          <w:rFonts w:ascii="Calibri" w:hAnsi="Calibri" w:cs="Arial"/>
+          <w:rtl/>
+          <w:sz w:val="24"/>
+          <w:szCs w:val="24"/>
+        </w:rPr>
+        <w:t xml:space="preserve"> ينفذ التحقق اليومي من الجهاز ويمرر جميع القطع ويحتفظ بالسجل.</w:t>
+      </w:r>
+    </w:p>
+    <w:p>
+      <w:pPr>
+        <w:pStyle w:val="ListeParagraf"/>
+        <w:bidi/>
+        <w:spacing w:after="80"/>
+        <w:ind w:left="0" w:right="709"/>
+        <w:jc w:val="both"/>
+      </w:pPr>
+      <w:r>
+        <w:rPr>
+          <w:rFonts w:ascii="Calibri" w:hAnsi="Calibri" w:cs="Arial"/>
+          <w:rtl/>
+          <w:sz w:val="24"/>
+          <w:szCs w:val="24"/>
+        </w:rPr>
+        <w:t xml:space="preserve">• </w:t>
+      </w:r>
+      <w:r>
+        <w:rPr>
+          <w:rFonts w:ascii="Calibri" w:hAnsi="Calibri" w:cs="Arial"/>
+          <w:b/>
+          <w:bCs/>
+          <w:rtl/>
+          <w:sz w:val="24"/>
+          <w:szCs w:val="24"/>
+        </w:rPr>
+        <w:t xml:space="preserve">مدير الجودة:</w:t>
+      </w:r>
+      <w:r>
+        <w:rPr>
+          <w:rFonts w:ascii="Calibri" w:hAnsi="Calibri" w:cs="Arial"/>
+          <w:rtl/>
+          <w:sz w:val="24"/>
+          <w:szCs w:val="24"/>
+        </w:rPr>
+        <w:t xml:space="preserve"> يعتمد النتيجة ويقرر الإفراج أو إعادة التشغيل أو إعادة الفحص أو الموافقة الاستثنائية.</w:t>
+      </w:r>
+    </w:p>
+    <w:p>
+      <w:pPr>
+        <w:pStyle w:val="ListeParagraf"/>
+        <w:bidi/>
+        <w:spacing w:after="80"/>
+        <w:ind w:left="0" w:right="709"/>
+        <w:jc w:val="both"/>
+      </w:pPr>
+      <w:r>
+        <w:rPr>
+          <w:rFonts w:ascii="Calibri" w:hAnsi="Calibri" w:cs="Arial"/>
+          <w:rtl/>
+          <w:sz w:val="24"/>
+          <w:szCs w:val="24"/>
+        </w:rPr>
+        <w:t xml:space="preserve">• </w:t>
+      </w:r>
+      <w:r>
+        <w:rPr>
+          <w:rFonts w:ascii="Calibri" w:hAnsi="Calibri" w:cs="Arial"/>
+          <w:b/>
+          <w:bCs/>
+          <w:rtl/>
+          <w:sz w:val="24"/>
+          <w:szCs w:val="24"/>
+        </w:rPr>
+        <w:t xml:space="preserve">مسؤول السلامة والصحة المهنية:</w:t>
+      </w:r>
+      <w:r>
+        <w:rPr>
+          <w:rFonts w:ascii="Calibri" w:hAnsi="Calibri" w:cs="Arial"/>
+          <w:rtl/>
+          <w:sz w:val="24"/>
+          <w:szCs w:val="24"/>
+        </w:rPr>
+        <w:t xml:space="preserve"> يراقب مخاطر البخار والأسطح الساخنة والإرجونوميك في منطقة الكي والتعبئة.</w:t>
+      </w:r>
+    </w:p>
+    <w:p>
+      <w:pPr>
+        <w:pStyle w:val="ListeParagraf"/>
+        <w:bidi/>
+        <w:spacing w:after="80"/>
+        <w:ind w:left="0" w:right="709"/>
+        <w:jc w:val="both"/>
+      </w:pPr>
+    </w:p>
+    <w:p>
+      <w:pPr>
+        <w:pStyle w:val="ListeParagraf"/>
+        <w:bidi/>
+        <w:spacing w:before="120" w:after="60"/>
+        <w:ind w:left="0" w:right="709"/>
+      </w:pPr>
+      <w:r>
+        <w:rPr>
+          <w:rFonts w:ascii="Calibri" w:hAnsi="Calibri" w:cs="Arial"/>
+          <w:b/>
+          <w:bCs/>
+          <w:rtl/>
+          <w:sz w:val="24"/>
+          <w:szCs w:val="24"/>
+        </w:rPr>
+        <w:t xml:space="preserve">التعريفات</w:t>
+      </w:r>
+    </w:p>
+    <w:p>
+      <w:pPr>
+        <w:pStyle w:val="ListeParagraf"/>
+        <w:bidi/>
+        <w:spacing w:after="80"/>
+        <w:ind w:left="0" w:right="709"/>
+        <w:jc w:val="both"/>
+      </w:pPr>
+      <w:r>
+        <w:rPr>
+          <w:rFonts w:ascii="Calibri" w:hAnsi="Calibri" w:cs="Arial"/>
+          <w:rtl/>
+          <w:sz w:val="24"/>
+          <w:szCs w:val="24"/>
+        </w:rPr>
+        <w:t xml:space="preserve">• </w:t>
+      </w:r>
+      <w:r>
+        <w:rPr>
+          <w:rFonts w:ascii="Calibri" w:hAnsi="Calibri" w:cs="Arial"/>
+          <w:b/>
+          <w:bCs/>
+          <w:rtl/>
+          <w:sz w:val="24"/>
+          <w:szCs w:val="24"/>
+        </w:rPr>
+        <w:t xml:space="preserve">AQL (حد الجودة المقبول):</w:t>
+      </w:r>
+      <w:r>
+        <w:rPr>
+          <w:rFonts w:ascii="Calibri" w:hAnsi="Calibri" w:cs="Arial"/>
+          <w:rtl/>
+          <w:sz w:val="24"/>
+          <w:szCs w:val="24"/>
+        </w:rPr>
+        <w:t xml:space="preserve"> أقصى مستوى للعيوب، بالنسبة المئوية، يُعد مقبولًا في خطة أخذ العينات.</w:t>
+      </w:r>
+    </w:p>
+    <w:p>
+      <w:pPr>
+        <w:pStyle w:val="ListeParagraf"/>
+        <w:bidi/>
+        <w:spacing w:after="80"/>
+        <w:ind w:left="0" w:right="709"/>
+        <w:jc w:val="both"/>
+      </w:pPr>
+      <w:r>
+        <w:rPr>
+          <w:rFonts w:ascii="Calibri" w:hAnsi="Calibri" w:cs="Arial"/>
+          <w:rtl/>
+          <w:sz w:val="24"/>
+          <w:szCs w:val="24"/>
+        </w:rPr>
+        <w:t xml:space="preserve">• </w:t>
+      </w:r>
+      <w:r>
+        <w:rPr>
+          <w:rFonts w:ascii="Calibri" w:hAnsi="Calibri" w:cs="Arial"/>
+          <w:b/>
+          <w:bCs/>
+          <w:rtl/>
+          <w:sz w:val="24"/>
+          <w:szCs w:val="24"/>
+        </w:rPr>
+        <w:t xml:space="preserve">العيب الحرج والرئيسي والثانوي:</w:t>
+      </w:r>
+      <w:r>
+        <w:rPr>
+          <w:rFonts w:ascii="Calibri" w:hAnsi="Calibri" w:cs="Arial"/>
+          <w:rtl/>
+          <w:sz w:val="24"/>
+          <w:szCs w:val="24"/>
+        </w:rPr>
+        <w:t xml:space="preserve"> عيب يعرّض سلامة المستخدم للخطر؛ عيب يضعف استخدام المنتج أو بيعه؛ عيب صغير لا يؤثر على الاستخدام.</w:t>
+      </w:r>
+    </w:p>
+    <w:p>
+      <w:pPr>
+        <w:pStyle w:val="ListeParagraf"/>
+        <w:bidi/>
+        <w:spacing w:after="80"/>
+        <w:ind w:left="0" w:right="709"/>
+        <w:jc w:val="both"/>
+      </w:pPr>
+      <w:r>
+        <w:rPr>
+          <w:rFonts w:ascii="Calibri" w:hAnsi="Calibri" w:cs="Arial"/>
+          <w:rtl/>
+          <w:sz w:val="24"/>
+          <w:szCs w:val="24"/>
+        </w:rPr>
+        <w:t xml:space="preserve">• </w:t>
+      </w:r>
+      <w:r>
+        <w:rPr>
+          <w:rFonts w:ascii="Calibri" w:hAnsi="Calibri" w:cs="Arial"/>
+          <w:b/>
+          <w:bCs/>
+          <w:rtl/>
+          <w:sz w:val="24"/>
+          <w:szCs w:val="24"/>
+        </w:rPr>
+        <w:t xml:space="preserve">رقم القبول (Ac) ورقم الرفض (Re):</w:t>
+      </w:r>
+      <w:r>
+        <w:rPr>
+          <w:rFonts w:ascii="Calibri" w:hAnsi="Calibri" w:cs="Arial"/>
+          <w:rtl/>
+          <w:sz w:val="24"/>
+          <w:szCs w:val="24"/>
+        </w:rPr>
+        <w:t xml:space="preserve"> أكبر عدد عيوب مسموح به في العينة، وعدد العيوب الذي تُرفض به الدفعة.</w:t>
+      </w:r>
+    </w:p>
+    <w:p>
+      <w:pPr>
+        <w:pStyle w:val="ListeParagraf"/>
+        <w:bidi/>
+        <w:spacing w:after="80"/>
+        <w:ind w:left="0" w:right="709"/>
+        <w:jc w:val="both"/>
+      </w:pPr>
+      <w:r>
+        <w:rPr>
+          <w:rFonts w:ascii="Calibri" w:hAnsi="Calibri" w:cs="Arial"/>
+          <w:rtl/>
+          <w:sz w:val="24"/>
+          <w:szCs w:val="24"/>
+        </w:rPr>
+        <w:t xml:space="preserve">• </w:t>
+      </w:r>
+      <w:r>
+        <w:rPr>
+          <w:rFonts w:ascii="Calibri" w:hAnsi="Calibri" w:cs="Arial"/>
+          <w:b/>
+          <w:bCs/>
+          <w:rtl/>
+          <w:sz w:val="24"/>
+          <w:szCs w:val="24"/>
+        </w:rPr>
+        <w:t xml:space="preserve">توزيع العيوب:</w:t>
+      </w:r>
+      <w:r>
+        <w:rPr>
+          <w:rFonts w:ascii="Calibri" w:hAnsi="Calibri" w:cs="Arial"/>
+          <w:rtl/>
+          <w:sz w:val="24"/>
+          <w:szCs w:val="24"/>
+        </w:rPr>
+        <w:t xml:space="preserve"> تصنيف العيوب المكتشفة في الفحص النهائي حسب نوعها.</w:t>
+      </w:r>
+    </w:p>
+    <w:p>
+      <w:pPr>
+        <w:pStyle w:val="ListeParagraf"/>
+        <w:bidi/>
+        <w:spacing w:after="80"/>
+        <w:ind w:left="0" w:right="709"/>
+        <w:jc w:val="both"/>
+      </w:pPr>
+      <w:r>
+        <w:rPr>
+          <w:rFonts w:ascii="Calibri" w:hAnsi="Calibri" w:cs="Arial"/>
+          <w:rtl/>
+          <w:sz w:val="24"/>
+          <w:szCs w:val="24"/>
+        </w:rPr>
+        <w:t xml:space="preserve">• </w:t>
+      </w:r>
+      <w:r>
+        <w:rPr>
+          <w:rFonts w:ascii="Calibri" w:hAnsi="Calibri" w:cs="Arial"/>
+          <w:b/>
+          <w:bCs/>
+          <w:rtl/>
+          <w:sz w:val="24"/>
+          <w:szCs w:val="24"/>
+        </w:rPr>
+        <w:t xml:space="preserve">صندوق الحجر:</w:t>
+      </w:r>
+      <w:r>
+        <w:rPr>
+          <w:rFonts w:ascii="Calibri" w:hAnsi="Calibri" w:cs="Arial"/>
+          <w:rtl/>
+          <w:sz w:val="24"/>
+          <w:szCs w:val="24"/>
+        </w:rPr>
+        <w:t xml:space="preserve"> الصندوق المقفل الذي تُحفظ فيه القطع التي اكتُشف فيها معدن.</w:t>
+      </w:r>
+    </w:p>
+    <w:p>
+      <w:pPr>
+        <w:pStyle w:val="ListeParagraf"/>
+        <w:bidi/>
+        <w:spacing w:after="80"/>
+        <w:ind w:left="0" w:right="709"/>
+        <w:jc w:val="both"/>
+      </w:pPr>
+    </w:p>
+    <w:p>
+      <w:pPr>
+        <w:pStyle w:val="ListeParagraf"/>
+        <w:bidi/>
+        <w:spacing w:before="120" w:after="60"/>
+        <w:ind w:left="0" w:right="709"/>
+      </w:pPr>
+      <w:r>
+        <w:rPr>
+          <w:rFonts w:ascii="Calibri" w:hAnsi="Calibri" w:cs="Arial"/>
+          <w:b/>
+          <w:bCs/>
+          <w:rtl/>
+          <w:sz w:val="24"/>
+          <w:szCs w:val="24"/>
+        </w:rPr>
+        <w:t xml:space="preserve">التعليمات</w:t>
+      </w:r>
+    </w:p>
+    <w:p>
+      <w:pPr>
+        <w:pStyle w:val="ListeParagraf"/>
+        <w:bidi/>
+        <w:spacing w:before="120" w:after="60"/>
+        <w:ind w:left="0" w:right="709"/>
+      </w:pPr>
+      <w:r>
+        <w:rPr>
+          <w:rFonts w:ascii="Calibri" w:hAnsi="Calibri" w:cs="Arial"/>
+          <w:b/>
+          <w:bCs/>
+          <w:rtl/>
+          <w:sz w:val="24"/>
+          <w:szCs w:val="24"/>
+        </w:rPr>
+        <w:t xml:space="preserve">1. قبل البدء</w:t>
+      </w:r>
+    </w:p>
+    <w:p>
+      <w:pPr>
+        <w:pStyle w:val="ListeParagraf"/>
+        <w:bidi/>
+        <w:spacing w:after="80"/>
+        <w:ind w:left="0" w:right="709"/>
+        <w:jc w:val="both"/>
+      </w:pPr>
+      <w:r>
+        <w:rPr>
+          <w:rFonts w:ascii="Calibri" w:hAnsi="Calibri" w:cs="Arial"/>
+          <w:rtl/>
+          <w:sz w:val="24"/>
+          <w:szCs w:val="24"/>
+        </w:rPr>
+        <w:t xml:space="preserve">1.1. جهّز العينة المختومة وجدول المقاسات وقائمة التعبئة ومواصفات العميل ومستوى AQL الخاص بالعميل (عادة مستوى الفحص العام II، وAQL 2.5 للعيوب الرئيسية و4.0 للعيوب الثانوية، وعدم السماح مطلقًا بالعيوب الحرجة). القيم أمثلة؛ وتُحدد الحدود في مواصفات العميل وسياسة الشركة.</w:t>
+      </w:r>
+    </w:p>
+    <w:p>
+      <w:pPr>
+        <w:pStyle w:val="ListeParagraf"/>
+        <w:bidi/>
+        <w:spacing w:after="80"/>
+        <w:ind w:left="0" w:right="709"/>
+        <w:jc w:val="both"/>
+      </w:pPr>
+      <w:r>
+        <w:rPr>
+          <w:rFonts w:ascii="Calibri" w:hAnsi="Calibri" w:cs="Arial"/>
+          <w:rtl/>
+          <w:sz w:val="24"/>
+          <w:szCs w:val="24"/>
+        </w:rPr>
+        <w:t xml:space="preserve">1.2. تأكد من تعبئة 80% على الأقل من الطلبية ومن اكتمال سجلات الكي والفحص أثناء الإنتاج.</w:t>
+      </w:r>
+    </w:p>
+    <w:p>
+      <w:pPr>
+        <w:pStyle w:val="ListeParagraf"/>
+        <w:bidi/>
+        <w:spacing w:after="80"/>
+        <w:ind w:left="0" w:right="709"/>
+        <w:jc w:val="both"/>
+      </w:pPr>
+      <w:r>
+        <w:rPr>
+          <w:rFonts w:ascii="Calibri" w:hAnsi="Calibri" w:cs="Arial"/>
+          <w:rtl/>
+          <w:sz w:val="24"/>
+          <w:szCs w:val="24"/>
+        </w:rPr>
+        <w:t xml:space="preserve">1.3. حدد حجم العينة وأرقام القبول والرفض من جدول ISO 2859-1 حسب كمية الدفعة واكتبها في التقرير.</w:t>
+      </w:r>
+    </w:p>
+    <w:p>
+      <w:pPr>
+        <w:pStyle w:val="ListeParagraf"/>
+        <w:bidi/>
+        <w:spacing w:after="80"/>
+        <w:ind w:left="0" w:right="709"/>
+        <w:jc w:val="both"/>
+      </w:pPr>
+      <w:r>
+        <w:rPr>
+          <w:rFonts w:ascii="Calibri" w:hAnsi="Calibri" w:cs="Arial"/>
+          <w:rtl/>
+          <w:sz w:val="24"/>
+          <w:szCs w:val="24"/>
+        </w:rPr>
+        <w:t xml:space="preserve">1.4. اختر الكراتين عشوائيًا من الدفعة كاملة (على الأقل الجذر التربيعي لإجمالي عدد الكراتين). يختار المفتش الكراتين وليس الإنتاج.</w:t>
+      </w:r>
+    </w:p>
+    <w:p>
+      <w:pPr>
+        <w:pStyle w:val="ListeParagraf"/>
+        <w:bidi/>
+        <w:spacing w:after="80"/>
+        <w:ind w:left="0" w:right="709"/>
+        <w:jc w:val="both"/>
+      </w:pPr>
+    </w:p>
+    <w:p>
+      <w:pPr>
+        <w:pStyle w:val="ListeParagraf"/>
+        <w:bidi/>
+        <w:spacing w:before="120" w:after="60"/>
+        <w:ind w:left="0" w:right="709"/>
+      </w:pPr>
+      <w:r>
+        <w:rPr>
+          <w:rFonts w:ascii="Calibri" w:hAnsi="Calibri" w:cs="Arial"/>
+          <w:b/>
+          <w:bCs/>
+          <w:rtl/>
+          <w:sz w:val="24"/>
+          <w:szCs w:val="24"/>
+        </w:rPr>
+        <w:t xml:space="preserve">2. فحوصات الكي والقياس</w:t>
+      </w:r>
+    </w:p>
+    <w:p>
+      <w:pPr>
+        <w:pStyle w:val="ListeParagraf"/>
+        <w:bidi/>
+        <w:spacing w:after="80"/>
+        <w:ind w:left="0" w:right="709"/>
+        <w:jc w:val="both"/>
+      </w:pPr>
+      <w:r>
+        <w:rPr>
+          <w:rFonts w:ascii="Calibri" w:hAnsi="Calibri" w:cs="Arial"/>
+          <w:rtl/>
+          <w:sz w:val="24"/>
+          <w:szCs w:val="24"/>
+        </w:rPr>
+        <w:t xml:space="preserve">2.1. تأكد من مطابقة درجة حرارة الكي وضغط البخار ومدة التثبيت لتعليمات العناية بالقماش وسجل درجة حرارة الكي.</w:t>
+      </w:r>
+    </w:p>
+    <w:p>
+      <w:pPr>
+        <w:pStyle w:val="ListeParagraf"/>
+        <w:bidi/>
+        <w:spacing w:after="80"/>
+        <w:ind w:left="0" w:right="709"/>
+        <w:jc w:val="both"/>
+      </w:pPr>
+      <w:r>
+        <w:rPr>
+          <w:rFonts w:ascii="Calibri" w:hAnsi="Calibri" w:cs="Arial"/>
+          <w:rtl/>
+          <w:sz w:val="24"/>
+          <w:szCs w:val="24"/>
+        </w:rPr>
+        <w:t xml:space="preserve">2.2. افحص القطع المكوية من حيث اللمعان والحروق والتجاعيد وبقع الماء والشكل.</w:t>
+      </w:r>
+    </w:p>
+    <w:p>
+      <w:pPr>
+        <w:pStyle w:val="ListeParagraf"/>
+        <w:bidi/>
+        <w:spacing w:after="80"/>
+        <w:ind w:left="0" w:right="709"/>
+        <w:jc w:val="both"/>
+      </w:pPr>
+      <w:r>
+        <w:rPr>
+          <w:rFonts w:ascii="Calibri" w:hAnsi="Calibri" w:cs="Arial"/>
+          <w:rtl/>
+          <w:sz w:val="24"/>
+          <w:szCs w:val="24"/>
+        </w:rPr>
+        <w:t xml:space="preserve">2.3. قِس القطع التي يطلبها العميل مقارنة بجدول المقاسات وسجل النتائج في نموذج قياس ضمان الجودة (EMS.QA.FRM.05.02).</w:t>
+      </w:r>
+    </w:p>
+    <w:p>
+      <w:pPr>
+        <w:pStyle w:val="ListeParagraf"/>
+        <w:bidi/>
+        <w:spacing w:after="80"/>
+        <w:ind w:left="0" w:right="709"/>
+        <w:jc w:val="both"/>
+      </w:pPr>
+    </w:p>
+    <w:p>
+      <w:pPr>
+        <w:pStyle w:val="ListeParagraf"/>
+        <w:bidi/>
+        <w:spacing w:before="120" w:after="60"/>
+        <w:ind w:left="0" w:right="709"/>
+      </w:pPr>
+      <w:r>
+        <w:rPr>
+          <w:rFonts w:ascii="Calibri" w:hAnsi="Calibri" w:cs="Arial"/>
+          <w:b/>
+          <w:bCs/>
+          <w:rtl/>
+          <w:sz w:val="24"/>
+          <w:szCs w:val="24"/>
+        </w:rPr>
+        <w:t xml:space="preserve">3. خطوات الفحص</w:t>
+      </w:r>
+    </w:p>
+    <w:p>
+      <w:pPr>
+        <w:pStyle w:val="ListeParagraf"/>
+        <w:bidi/>
+        <w:spacing w:after="80"/>
+        <w:ind w:left="0" w:right="709"/>
+        <w:jc w:val="both"/>
+      </w:pPr>
+      <w:r>
+        <w:rPr>
+          <w:rFonts w:ascii="Calibri" w:hAnsi="Calibri" w:cs="Arial"/>
+          <w:rtl/>
+          <w:sz w:val="24"/>
+          <w:szCs w:val="24"/>
+        </w:rPr>
+        <w:t xml:space="preserve">3.1. افحص الكراتين: العلامات والأبعاد والوزن والحالة والكمية مقارنة بقائمة التعبئة.</w:t>
+      </w:r>
+    </w:p>
+    <w:p>
+      <w:pPr>
+        <w:pStyle w:val="ListeParagraf"/>
+        <w:bidi/>
+        <w:spacing w:after="80"/>
+        <w:ind w:left="0" w:right="709"/>
+        <w:jc w:val="both"/>
+      </w:pPr>
+      <w:r>
+        <w:rPr>
+          <w:rFonts w:ascii="Calibri" w:hAnsi="Calibri" w:cs="Arial"/>
+          <w:rtl/>
+          <w:sz w:val="24"/>
+          <w:szCs w:val="24"/>
+        </w:rPr>
+        <w:t xml:space="preserve">3.2. افحص التعبئة: توزيع المقاسات والألوان والطي والأكياس البلاستيكية ونص التحذير عليها والبطاقات المعلقة والباركود والملصقات مقارنة بالتصميم المعتمد.</w:t>
+      </w:r>
+    </w:p>
+    <w:p>
+      <w:pPr>
+        <w:pStyle w:val="ListeParagraf"/>
+        <w:bidi/>
+        <w:spacing w:after="80"/>
+        <w:ind w:left="0" w:right="709"/>
+        <w:jc w:val="both"/>
+      </w:pPr>
+      <w:r>
+        <w:rPr>
+          <w:rFonts w:ascii="Calibri" w:hAnsi="Calibri" w:cs="Arial"/>
+          <w:rtl/>
+          <w:sz w:val="24"/>
+          <w:szCs w:val="24"/>
+        </w:rPr>
+        <w:t xml:space="preserve">3.3. افحص كل قطعة في العينة من حيث المظهر وجودة التصنيع واللون والقماش مقارنة بالعينة المختومة.</w:t>
+      </w:r>
+    </w:p>
+    <w:p>
+      <w:pPr>
+        <w:pStyle w:val="ListeParagraf"/>
+        <w:bidi/>
+        <w:spacing w:after="80"/>
+        <w:ind w:left="0" w:right="709"/>
+        <w:jc w:val="both"/>
+      </w:pPr>
+      <w:r>
+        <w:rPr>
+          <w:rFonts w:ascii="Calibri" w:hAnsi="Calibri" w:cs="Arial"/>
+          <w:rtl/>
+          <w:sz w:val="24"/>
+          <w:szCs w:val="24"/>
+        </w:rPr>
+        <w:t xml:space="preserve">3.4. تحقق من سجل كشف المعادن: يُتحقق من الجهاز يوميًا بقطع الاختبار Fe وNon-Fe وSUS، وتمر 100% من الدفعة عبر الجهاز (EMS.QA.PRO.02.05).</w:t>
+      </w:r>
+    </w:p>
+    <w:p>
+      <w:pPr>
+        <w:pStyle w:val="ListeParagraf"/>
+        <w:bidi/>
+        <w:spacing w:after="80"/>
+        <w:ind w:left="0" w:right="709"/>
+        <w:jc w:val="both"/>
+      </w:pPr>
+      <w:r>
+        <w:rPr>
+          <w:rFonts w:ascii="Calibri" w:hAnsi="Calibri" w:cs="Arial"/>
+          <w:rtl/>
+          <w:sz w:val="24"/>
+          <w:szCs w:val="24"/>
+        </w:rPr>
+        <w:t xml:space="preserve">3.5. صنّف كل عيب إلى حرج أو رئيسي أو ثانوي وسجله في نموذج متابعة توزيع عيوب المنتج النهائي (EMS.QA.FRM.05.01).</w:t>
+      </w:r>
+    </w:p>
+    <w:p>
+      <w:pPr>
+        <w:pStyle w:val="ListeParagraf"/>
+        <w:bidi/>
+        <w:spacing w:after="80"/>
+        <w:ind w:left="0" w:right="709"/>
+        <w:jc w:val="both"/>
+      </w:pPr>
+      <w:r>
+        <w:rPr>
+          <w:rFonts w:ascii="Calibri" w:hAnsi="Calibri" w:cs="Arial"/>
+          <w:rtl/>
+          <w:sz w:val="24"/>
+          <w:szCs w:val="24"/>
+        </w:rPr>
+        <w:t xml:space="preserve">3.6. قارن مجموع العيوب بأرقام القبول والرفض وأعطِ النتيجة: ناجح أو راسب. وسجلها في تقرير مراقبة الجودة (EMS.QA.FRM.05.03).</w:t>
+      </w:r>
+    </w:p>
+    <w:p>
+      <w:pPr>
+        <w:pStyle w:val="ListeParagraf"/>
+        <w:bidi/>
+        <w:spacing w:after="80"/>
+        <w:ind w:left="0" w:right="709"/>
+        <w:jc w:val="both"/>
+      </w:pPr>
+    </w:p>
+    <w:p>
+      <w:pPr>
+        <w:pStyle w:val="ListeParagraf"/>
+        <w:bidi/>
+        <w:spacing w:before="120" w:after="60"/>
+        <w:ind w:left="0" w:right="709"/>
+      </w:pPr>
+      <w:r>
+        <w:rPr>
+          <w:rFonts w:ascii="Calibri" w:hAnsi="Calibri" w:cs="Arial"/>
+          <w:b/>
+          <w:bCs/>
+          <w:rtl/>
+          <w:sz w:val="24"/>
+          <w:szCs w:val="24"/>
+        </w:rPr>
+        <w:t xml:space="preserve">4. القواعد / المحظورات</w:t>
+      </w:r>
+    </w:p>
+    <w:p>
+      <w:pPr>
+        <w:pStyle w:val="ListeParagraf"/>
+        <w:numPr>
+          <w:ilvl w:val="0"/>
+          <w:numId w:val="1"/>
+        </w:numPr>
+        <w:bidi/>
+        <w:spacing w:after="60"/>
+        <w:jc w:val="both"/>
+      </w:pPr>
+      <w:r>
+        <w:rPr>
+          <w:rFonts w:ascii="Calibri" w:hAnsi="Calibri" w:cs="Arial"/>
+          <w:rtl/>
+          <w:sz w:val="24"/>
+          <w:szCs w:val="24"/>
+        </w:rPr>
+        <w:t xml:space="preserve">لا تسمح لعمال الإنتاج أو التعبئة باختيار الكراتين التي ستُفحص.</w:t>
+      </w:r>
+    </w:p>
+    <w:p>
+      <w:pPr>
+        <w:pStyle w:val="ListeParagraf"/>
+        <w:numPr>
+          <w:ilvl w:val="0"/>
+          <w:numId w:val="1"/>
+        </w:numPr>
+        <w:bidi/>
+        <w:spacing w:after="60"/>
+        <w:jc w:val="both"/>
+      </w:pPr>
+      <w:r>
+        <w:rPr>
+          <w:rFonts w:ascii="Calibri" w:hAnsi="Calibri" w:cs="Arial"/>
+          <w:rtl/>
+          <w:sz w:val="24"/>
+          <w:szCs w:val="24"/>
+        </w:rPr>
+        <w:t xml:space="preserve">لا تُجِز أي دفعة بها عيب حرج (إبرة أو جسم حاد أو معدن أو عيب في السلامة أو الملصقات).</w:t>
+      </w:r>
+    </w:p>
+    <w:p>
+      <w:pPr>
+        <w:pStyle w:val="ListeParagraf"/>
+        <w:numPr>
+          <w:ilvl w:val="0"/>
+          <w:numId w:val="1"/>
+        </w:numPr>
+        <w:bidi/>
+        <w:spacing w:after="60"/>
+        <w:jc w:val="both"/>
+      </w:pPr>
+      <w:r>
+        <w:rPr>
+          <w:rFonts w:ascii="Calibri" w:hAnsi="Calibri" w:cs="Arial"/>
+          <w:rtl/>
+          <w:sz w:val="24"/>
+          <w:szCs w:val="24"/>
+        </w:rPr>
+        <w:t xml:space="preserve">لا تشحن أي دفعة دون تقرير «ناجح» موقع من مدير الجودة.</w:t>
+      </w:r>
+    </w:p>
+    <w:p>
+      <w:pPr>
+        <w:pStyle w:val="ListeParagraf"/>
+        <w:numPr>
+          <w:ilvl w:val="0"/>
+          <w:numId w:val="1"/>
+        </w:numPr>
+        <w:bidi/>
+        <w:spacing w:after="60"/>
+        <w:jc w:val="both"/>
+      </w:pPr>
+      <w:r>
+        <w:rPr>
+          <w:rFonts w:ascii="Calibri" w:hAnsi="Calibri" w:cs="Arial"/>
+          <w:rtl/>
+          <w:sz w:val="24"/>
+          <w:szCs w:val="24"/>
+        </w:rPr>
+        <w:t xml:space="preserve">لا تفتح الكراتين المختومة لغير غرض الفحص، وأعد ختمها وفق إجراء مراقبة الأختام.</w:t>
+      </w:r>
+    </w:p>
+    <w:p>
+      <w:pPr>
+        <w:pStyle w:val="ListeParagraf"/>
+        <w:numPr>
+          <w:ilvl w:val="0"/>
+          <w:numId w:val="1"/>
+        </w:numPr>
+        <w:bidi/>
+        <w:spacing w:after="60"/>
+        <w:jc w:val="both"/>
+      </w:pPr>
+      <w:r>
+        <w:rPr>
+          <w:rFonts w:ascii="Calibri" w:hAnsi="Calibri" w:cs="Arial"/>
+          <w:rtl/>
+          <w:sz w:val="24"/>
+          <w:szCs w:val="24"/>
+        </w:rPr>
+        <w:t xml:space="preserve">لا تستخدم شريط قياس أو جهاز كشف غير معايَر.</w:t>
+      </w:r>
+    </w:p>
+    <w:p>
+      <w:pPr>
+        <w:pStyle w:val="ListeParagraf"/>
+        <w:bidi/>
+        <w:spacing w:after="80"/>
+        <w:ind w:left="0" w:right="709"/>
+        <w:jc w:val="both"/>
+      </w:pPr>
+    </w:p>
+    <w:p>
+      <w:pPr>
+        <w:pStyle w:val="ListeParagraf"/>
+        <w:bidi/>
+        <w:spacing w:before="120" w:after="60"/>
+        <w:ind w:left="0" w:right="709"/>
+      </w:pPr>
+      <w:r>
+        <w:rPr>
+          <w:rFonts w:ascii="Calibri" w:hAnsi="Calibri" w:cs="Arial"/>
+          <w:b/>
+          <w:bCs/>
+          <w:rtl/>
+          <w:sz w:val="24"/>
+          <w:szCs w:val="24"/>
+        </w:rPr>
+        <w:t xml:space="preserve">5. في حالة الرسوب</w:t>
+      </w:r>
+    </w:p>
+    <w:p>
+      <w:pPr>
+        <w:pStyle w:val="ListeParagraf"/>
+        <w:bidi/>
+        <w:spacing w:after="80"/>
+        <w:ind w:left="0" w:right="709"/>
+        <w:jc w:val="both"/>
+      </w:pPr>
+      <w:r>
+        <w:rPr>
+          <w:rFonts w:ascii="Calibri" w:hAnsi="Calibri" w:cs="Arial"/>
+          <w:rtl/>
+          <w:sz w:val="24"/>
+          <w:szCs w:val="24"/>
+        </w:rPr>
+        <w:t xml:space="preserve">5.1. توسم الدفعة الراسبة بملصق «معلّق»، ويُوقف الشحن، وتُفرز الدفعة وتُعاد معالجتها بنسبة 100%.</w:t>
+      </w:r>
+    </w:p>
+    <w:p>
+      <w:pPr>
+        <w:pStyle w:val="ListeParagraf"/>
+        <w:bidi/>
+        <w:spacing w:after="80"/>
+        <w:ind w:left="0" w:right="709"/>
+        <w:jc w:val="both"/>
+      </w:pPr>
+      <w:r>
+        <w:rPr>
+          <w:rFonts w:ascii="Calibri" w:hAnsi="Calibri" w:cs="Arial"/>
+          <w:rtl/>
+          <w:sz w:val="24"/>
+          <w:szCs w:val="24"/>
+        </w:rPr>
+        <w:t xml:space="preserve">5.2. يُعاد فحص الدفعة المعالجة بعينة جديدة بنفس مستوى الفحص أو بمستوى أشد. ويُصعّد الرسوب الثاني إلى مدير الجودة.</w:t>
+      </w:r>
+    </w:p>
+    <w:p>
+      <w:pPr>
+        <w:pStyle w:val="ListeParagraf"/>
+        <w:bidi/>
+        <w:spacing w:after="80"/>
+        <w:ind w:left="0" w:right="709"/>
+        <w:jc w:val="both"/>
+      </w:pPr>
+      <w:r>
+        <w:rPr>
+          <w:rFonts w:ascii="Calibri" w:hAnsi="Calibri" w:cs="Arial"/>
+          <w:rtl/>
+          <w:sz w:val="24"/>
+          <w:szCs w:val="24"/>
+        </w:rPr>
+        <w:t xml:space="preserve">5.3. توضع القطع التي اكتُشف فيها معدن في صندوق الحجر، ويُحقق في السبب، وتُمرر الدفعة من جديد عبر الجهاز.</w:t>
+      </w:r>
+    </w:p>
+    <w:p>
+      <w:pPr>
+        <w:pStyle w:val="ListeParagraf"/>
+        <w:bidi/>
+        <w:spacing w:after="80"/>
+        <w:ind w:left="0" w:right="709"/>
+        <w:jc w:val="both"/>
+      </w:pPr>
+      <w:r>
+        <w:rPr>
+          <w:rFonts w:ascii="Calibri" w:hAnsi="Calibri" w:cs="Arial"/>
+          <w:rtl/>
+          <w:sz w:val="24"/>
+          <w:szCs w:val="24"/>
+        </w:rPr>
+        <w:t xml:space="preserve">5.4. يُفتح إجراء تصحيحي ووقائي (DOP) للرسوب، ويُبلغ القسم المسؤول بسبب العيب.</w:t>
+      </w:r>
+    </w:p>
+    <w:p>
+      <w:pPr>
+        <w:pStyle w:val="ListeParagraf"/>
+        <w:bidi/>
+        <w:spacing w:after="80"/>
+        <w:ind w:left="0" w:right="709"/>
+        <w:jc w:val="both"/>
+      </w:pPr>
+      <w:r>
+        <w:rPr>
+          <w:rFonts w:ascii="Calibri" w:hAnsi="Calibri" w:cs="Arial"/>
+          <w:rtl/>
+          <w:sz w:val="24"/>
+          <w:szCs w:val="24"/>
+        </w:rPr>
+        <w:t xml:space="preserve">5.5. لا تُشحن دفعة بها عيوب إلا بموافقة استثنائية مكتوبة من مدير الجودة ومن العميل عند الحاجة.</w:t>
+      </w:r>
+    </w:p>
+    <w:p>
+      <w:pPr>
+        <w:pStyle w:val="ListeParagraf"/>
+        <w:bidi/>
+        <w:spacing w:after="80"/>
+        <w:ind w:left="0" w:right="709"/>
+        <w:jc w:val="both"/>
+      </w:pPr>
+    </w:p>
+    <w:p>
+      <w:pPr>
+        <w:pStyle w:val="ListeParagraf"/>
+        <w:bidi/>
+        <w:spacing w:before="120" w:after="60"/>
+        <w:ind w:left="0" w:right="709"/>
+      </w:pPr>
+      <w:r>
+        <w:rPr>
+          <w:rFonts w:ascii="Calibri" w:hAnsi="Calibri" w:cs="Arial"/>
+          <w:b/>
+          <w:bCs/>
+          <w:rtl/>
+          <w:sz w:val="24"/>
+          <w:szCs w:val="24"/>
+        </w:rPr>
+        <w:t xml:space="preserve">6. مؤشرات الأداء الرئيسية</w:t>
+      </w:r>
+    </w:p>
+    <w:p>
+      <w:pPr>
+        <w:pStyle w:val="ListeParagraf"/>
+        <w:numPr>
+          <w:ilvl w:val="0"/>
+          <w:numId w:val="1"/>
+        </w:numPr>
+        <w:bidi/>
+        <w:spacing w:after="60"/>
+        <w:jc w:val="both"/>
+      </w:pPr>
+      <w:r>
+        <w:rPr>
+          <w:rFonts w:ascii="Calibri" w:hAnsi="Calibri" w:cs="Arial"/>
+          <w:rtl/>
+          <w:sz w:val="24"/>
+          <w:szCs w:val="24"/>
+        </w:rPr>
+        <w:t xml:space="preserve">نسبة رفض AQL في الفحص النهائي: 2% أو أقل.</w:t>
+      </w:r>
+    </w:p>
+    <w:p>
+      <w:pPr>
+        <w:pStyle w:val="ListeParagraf"/>
+        <w:numPr>
+          <w:ilvl w:val="0"/>
+          <w:numId w:val="1"/>
+        </w:numPr>
+        <w:bidi/>
+        <w:spacing w:after="60"/>
+        <w:jc w:val="both"/>
+      </w:pPr>
+      <w:r>
+        <w:rPr>
+          <w:rFonts w:ascii="Calibri" w:hAnsi="Calibri" w:cs="Arial"/>
+          <w:rtl/>
+          <w:sz w:val="24"/>
+          <w:szCs w:val="24"/>
+        </w:rPr>
+        <w:t xml:space="preserve">أيام دون تحقق يومي من الجهاز: 0؛ ملاحظات معدنية وصلت إلى العميل: 0.</w:t>
+      </w:r>
+    </w:p>
+    <w:p>
+      <w:pPr>
+        <w:pStyle w:val="ListeParagraf"/>
+        <w:numPr>
+          <w:ilvl w:val="0"/>
+          <w:numId w:val="1"/>
+        </w:numPr>
+        <w:bidi/>
+        <w:spacing w:after="60"/>
+        <w:jc w:val="both"/>
+      </w:pPr>
+      <w:r>
+        <w:rPr>
+          <w:rFonts w:ascii="Calibri" w:hAnsi="Calibri" w:cs="Arial"/>
+          <w:rtl/>
+          <w:sz w:val="24"/>
+          <w:szCs w:val="24"/>
+        </w:rPr>
+        <w:t xml:space="preserve">رفض الشحنات بسبب أخطاء الملصقات أو الباركود أو الكمية: 0.</w:t>
+      </w:r>
+    </w:p>
+    <w:p>
+      <w:pPr>
+        <w:pStyle w:val="ListeParagraf"/>
+        <w:numPr>
+          <w:ilvl w:val="0"/>
+          <w:numId w:val="1"/>
+        </w:numPr>
+        <w:bidi/>
+        <w:spacing w:after="60"/>
+        <w:jc w:val="both"/>
+      </w:pPr>
+      <w:r>
+        <w:rPr>
+          <w:rFonts w:ascii="Calibri" w:hAnsi="Calibri" w:cs="Arial"/>
+          <w:rtl/>
+          <w:sz w:val="24"/>
+          <w:szCs w:val="24"/>
+        </w:rPr>
+        <w:t xml:space="preserve">مدة إغلاق الإجراء التصحيحي المفتوح: 15 يومًا أو أقل.</w:t>
+      </w:r>
+    </w:p>
+    <w:p>
+      <w:pPr>
+        <w:pStyle w:val="ListeParagraf"/>
+        <w:bidi/>
+        <w:spacing w:after="80"/>
+        <w:ind w:left="0" w:right="709"/>
+        <w:jc w:val="both"/>
+      </w:pPr>
+    </w:p>
+    <w:p>
+      <w:pPr>
+        <w:pStyle w:val="ListeParagraf"/>
+        <w:bidi/>
+        <w:spacing w:before="120" w:after="60"/>
+        <w:ind w:left="0" w:right="709"/>
+      </w:pPr>
+      <w:r>
+        <w:rPr>
+          <w:rFonts w:ascii="Calibri" w:hAnsi="Calibri" w:cs="Arial"/>
+          <w:b/>
+          <w:bCs/>
+          <w:rtl/>
+          <w:sz w:val="24"/>
+          <w:szCs w:val="24"/>
+        </w:rPr>
+        <w:t xml:space="preserve">7. الوثائق والسجلات ذات الصلة</w:t>
+      </w:r>
+    </w:p>
+    <w:p>
+      <w:pPr>
+        <w:pStyle w:val="ListeParagraf"/>
+        <w:numPr>
+          <w:ilvl w:val="0"/>
+          <w:numId w:val="1"/>
+        </w:numPr>
+        <w:bidi/>
+        <w:spacing w:after="60"/>
+        <w:jc w:val="both"/>
+      </w:pPr>
+      <w:r>
+        <w:rPr>
+          <w:rFonts w:ascii="Calibri" w:hAnsi="Calibri" w:cs="Arial"/>
+          <w:rtl/>
+          <w:sz w:val="24"/>
+          <w:szCs w:val="24"/>
+        </w:rPr>
+        <w:t xml:space="preserve">TLM-UTU-02 تعليمات أخذ عينات AQL والقبول والرفض (QMS)</w:t>
+      </w:r>
+    </w:p>
+    <w:p>
+      <w:pPr>
+        <w:pStyle w:val="ListeParagraf"/>
+        <w:numPr>
+          <w:ilvl w:val="0"/>
+          <w:numId w:val="1"/>
+        </w:numPr>
+        <w:bidi/>
+        <w:spacing w:after="60"/>
+        <w:jc w:val="both"/>
+      </w:pPr>
+      <w:r>
+        <w:rPr>
+          <w:rFonts w:ascii="Calibri" w:hAnsi="Calibri" w:cs="Arial"/>
+          <w:rtl/>
+          <w:sz w:val="24"/>
+          <w:szCs w:val="24"/>
+        </w:rPr>
+        <w:t xml:space="preserve">EMS.QA.FRM.05.01 نموذج متابعة توزيع عيوب المنتج النهائي</w:t>
+      </w:r>
+    </w:p>
+    <w:p>
+      <w:pPr>
+        <w:pStyle w:val="ListeParagraf"/>
+        <w:numPr>
+          <w:ilvl w:val="0"/>
+          <w:numId w:val="1"/>
+        </w:numPr>
+        <w:bidi/>
+        <w:spacing w:after="60"/>
+        <w:jc w:val="both"/>
+      </w:pPr>
+      <w:r>
+        <w:rPr>
+          <w:rFonts w:ascii="Calibri" w:hAnsi="Calibri" w:cs="Arial"/>
+          <w:rtl/>
+          <w:sz w:val="24"/>
+          <w:szCs w:val="24"/>
+        </w:rPr>
+        <w:t xml:space="preserve">EMS.QA.FRM.05.02 نموذج قياس ضمان الجودة</w:t>
+      </w:r>
+    </w:p>
+    <w:p>
+      <w:pPr>
+        <w:pStyle w:val="ListeParagraf"/>
+        <w:numPr>
+          <w:ilvl w:val="0"/>
+          <w:numId w:val="1"/>
+        </w:numPr>
+        <w:bidi/>
+        <w:spacing w:after="60"/>
+        <w:jc w:val="both"/>
+      </w:pPr>
+      <w:r>
+        <w:rPr>
+          <w:rFonts w:ascii="Calibri" w:hAnsi="Calibri" w:cs="Arial"/>
+          <w:rtl/>
+          <w:sz w:val="24"/>
+          <w:szCs w:val="24"/>
+        </w:rPr>
+        <w:t xml:space="preserve">EMS.QA.FRM.05.03 تقرير مراقبة الجودة وقائمة التعبئة</w:t>
+      </w:r>
+    </w:p>
+    <w:p>
+      <w:pPr>
+        <w:pStyle w:val="ListeParagraf"/>
+        <w:numPr>
+          <w:ilvl w:val="0"/>
+          <w:numId w:val="1"/>
+        </w:numPr>
+        <w:bidi/>
+        <w:spacing w:after="60"/>
+        <w:jc w:val="both"/>
+      </w:pPr>
+      <w:r>
+        <w:rPr>
+          <w:rFonts w:ascii="Calibri" w:hAnsi="Calibri" w:cs="Arial"/>
+          <w:rtl/>
+          <w:sz w:val="24"/>
+          <w:szCs w:val="24"/>
+        </w:rPr>
+        <w:t xml:space="preserve">EMS.QA.PRO.02.09. إجراء فحص الجودة (الوارد، أثناء الإنتاج، النهائي AQL)</w:t>
+      </w:r>
+    </w:p>
+    <w:p>
+      <w:pPr>
+        <w:pStyle w:val="ListeParagraf"/>
+        <w:numPr>
+          <w:ilvl w:val="0"/>
+          <w:numId w:val="1"/>
+        </w:numPr>
+        <w:bidi/>
+        <w:spacing w:after="60"/>
+        <w:jc w:val="both"/>
+      </w:pPr>
+      <w:r>
+        <w:rPr>
+          <w:rFonts w:ascii="Calibri" w:hAnsi="Calibri" w:cs="Arial"/>
+          <w:rtl/>
+          <w:sz w:val="24"/>
+          <w:szCs w:val="24"/>
+        </w:rPr>
+        <w:t xml:space="preserve">EMS.QA.PRO.02.05. إجراء جهاز كشف المعادن</w:t>
+      </w:r>
+    </w:p>
+    <w:p>
+      <w:pPr>
+        <w:pStyle w:val="ListeParagraf"/>
+        <w:numPr>
+          <w:ilvl w:val="0"/>
+          <w:numId w:val="1"/>
+        </w:numPr>
+        <w:bidi/>
+        <w:spacing w:after="60"/>
+        <w:jc w:val="both"/>
+      </w:pPr>
+      <w:r>
+        <w:rPr>
+          <w:rFonts w:ascii="Calibri" w:hAnsi="Calibri" w:cs="Arial"/>
+          <w:rtl/>
+          <w:sz w:val="24"/>
+          <w:szCs w:val="24"/>
+        </w:rPr>
+        <w:t xml:space="preserve">EMS.QA.PRO.02.04. إجراء إدارة الأختام</w:t>
+      </w:r>
+    </w:p>
+    <w:p>
+      <w:pPr>
+        <w:pStyle w:val="ListeParagraf"/>
+        <w:numPr>
+          <w:ilvl w:val="0"/>
+          <w:numId w:val="1"/>
+        </w:numPr>
+        <w:bidi/>
+        <w:spacing w:after="60"/>
+        <w:jc w:val="both"/>
+      </w:pPr>
+      <w:r>
+        <w:rPr>
+          <w:rFonts w:ascii="Calibri" w:hAnsi="Calibri" w:cs="Arial"/>
+          <w:rtl/>
+          <w:sz w:val="24"/>
+          <w:szCs w:val="24"/>
+        </w:rPr>
+        <w:t xml:space="preserve">EMS.KS.PRO.22.02. إجراء مراقبة المنتج غير المطابق</w:t>
+      </w:r>
+    </w:p>
+    <w:p>
+      <w:pPr>
+        <w:pStyle w:val="ListeParagraf"/>
+        <w:numPr>
+          <w:ilvl w:val="0"/>
+          <w:numId w:val="1"/>
+        </w:numPr>
+        <w:bidi/>
+        <w:spacing w:after="60"/>
+        <w:jc w:val="both"/>
+      </w:pPr>
+      <w:r>
+        <w:rPr>
+          <w:rFonts w:ascii="Calibri" w:hAnsi="Calibri" w:cs="Arial"/>
+          <w:rtl/>
+          <w:sz w:val="24"/>
+          <w:szCs w:val="24"/>
+        </w:rPr>
+        <w:t xml:space="preserve">EMS.KS.PRO.22.03. إجراء الإجراءات التصحيحية والوقائية (CAPA) لمشاكل الجودة</w:t>
+      </w:r>
+    </w:p>
+    <w:p>
+      <w:pPr>
+        <w:pStyle w:val="ListeParagraf"/>
+        <w:numPr>
+          <w:ilvl w:val="0"/>
+          <w:numId w:val="1"/>
+        </w:numPr>
+        <w:bidi/>
+        <w:spacing w:after="60"/>
+        <w:jc w:val="both"/>
+      </w:pPr>
+      <w:r>
+        <w:rPr>
+          <w:rFonts w:ascii="Calibri" w:hAnsi="Calibri" w:cs="Arial"/>
+          <w:rtl/>
+          <w:sz w:val="24"/>
+          <w:szCs w:val="24"/>
+        </w:rPr>
+        <w:t xml:space="preserve">EMS.ÜR.PRO.05.10. إجراء الكي والمراقبة النهائية والتعبئة</w:t>
+      </w:r>
+    </w:p>
+    <w:p>
+      <w:pPr>
+        <w:pStyle w:val="ListeParagraf"/>
+        <w:bidi/>
+        <w:spacing w:after="80"/>
+        <w:ind w:left="0" w:right="709"/>
+        <w:jc w:val="both"/>
+      </w:pPr>
+    </w:p>
+    <w:p>
+      <w:pPr>
+        <w:pStyle w:val="ListeParagraf"/>
+        <w:bidi/>
+        <w:spacing w:before="120" w:after="60"/>
+        <w:ind w:left="0" w:right="709"/>
+      </w:pPr>
+      <w:r>
+        <w:rPr>
+          <w:rFonts w:ascii="Calibri" w:hAnsi="Calibri" w:cs="Arial"/>
+          <w:b/>
+          <w:bCs/>
+          <w:rtl/>
+          <w:sz w:val="24"/>
+          <w:szCs w:val="24"/>
+        </w:rPr>
+        <w:t xml:space="preserve">8. التغذية الراجعة والمتابعة</w:t>
+      </w:r>
+    </w:p>
+    <w:p>
+      <w:pPr>
+        <w:pStyle w:val="ListeParagraf"/>
+        <w:bidi/>
+        <w:spacing w:after="80"/>
+        <w:ind w:left="0" w:right="709"/>
+        <w:jc w:val="both"/>
+      </w:pPr>
+      <w:r>
+        <w:rPr>
+          <w:rFonts w:ascii="Calibri" w:hAnsi="Calibri" w:cs="Arial"/>
+          <w:rtl/>
+          <w:sz w:val="24"/>
+          <w:szCs w:val="24"/>
+        </w:rPr>
+        <w:t xml:space="preserve">يراجع مدير الجودة نسبة نجاح الفحص النهائي وتوزيع العيوب وملاحظات المعادن شهريًا، وهذه التعليمات سنويًا، ويعدلها عند الحاجة.</w:t>
+      </w:r>
+    </w:p>
     <w:p>
       <w:pPr>
         <w:pStyle w:val="ListeParagraf"/>
@@ -2639,6 +4169,57 @@
     </w:tbl>
     <w:p>
       <w:pPr>
+        <w:pStyle w:val="ListeParagraf"/>
+        <w:spacing w:before="160" w:after="0"/>
+        <w:ind w:left="709"/>
+      </w:pPr>
+      <w:r>
+        <w:rPr>
+          <w:rFonts w:ascii="Calibri" w:hAnsi="Calibri" w:cs="Calibri"/>
+          <w:b/>
+          <w:bCs/>
+          <w:sz w:val="20"/>
+          <w:szCs w:val="20"/>
+        </w:rPr>
+        <w:t xml:space="preserve">Hazırlayan: Kalite Güvence Müdürü  ..........................</w:t>
+      </w:r>
+    </w:p>
+    <w:p>
+      <w:pPr>
+        <w:pStyle w:val="ListeParagraf"/>
+        <w:spacing w:before="40" w:after="0"/>
+        <w:ind w:left="709"/>
+      </w:pPr>
+      <w:r>
+        <w:rPr>
+          <w:rFonts w:ascii="Calibri" w:hAnsi="Calibri" w:cs="Calibri"/>
+          <w:b/>
+          <w:bCs/>
+          <w:sz w:val="20"/>
+          <w:szCs w:val="20"/>
+        </w:rPr>
+        <w:t xml:space="preserve">Kontrol: Üretim Müdürü  ..........................</w:t>
+      </w:r>
+    </w:p>
+    <w:p>
+      <w:pPr>
+        <w:pStyle w:val="ListeParagraf"/>
+        <w:spacing w:before="40" w:after="0"/>
+        <w:ind w:left="709"/>
+      </w:pPr>
+      <w:r>
+        <w:rPr>
+          <w:rFonts w:ascii="Calibri" w:hAnsi="Calibri" w:cs="Calibri"/>
+          <w:b/>
+          <w:bCs/>
+          <w:sz w:val="20"/>
+          <w:szCs w:val="20"/>
+        </w:rPr>
+        <w:t xml:space="preserve">Kalite Müdürü: ..........................    Fabrika Müdürü: ..........................</w:t>
+      </w:r>
+    </w:p>
+    <w:p>
+      <w:pPr>
         <w:spacing w:before="0" w:after="0" w:line="20" w:lineRule="exact"/>
         <w:rPr>
           <w:vanish/>
@@ -3179,7 +4760,7 @@
               <w:sz w:val="16"/>
               <w:szCs w:val="16"/>
             </w:rPr>
-            <w:t>0</w:t>
+            <w:t>1</w:t>
           </w:r>
         </w:p>
         <w:p>
@@ -3198,7 +4779,7 @@
               <w:sz w:val="16"/>
               <w:szCs w:val="16"/>
             </w:rPr>
-            <w:t>… / … / …</w:t>
+            <w:t>14.10.2026</w:t>
           </w:r>
         </w:p>
       </w:tc>

--- a/prosedurler/EMS.QA.TL.02.05. Final AQL Inspection Instruction.docx
+++ b/prosedurler/EMS.QA.TL.02.05. Final AQL Inspection Instruction.docx
@@ -32,7 +32,7 @@
           <w:sz w:val="24"/>
           <w:szCs w:val="24"/>
         </w:rPr>
-        <w:t xml:space="preserve">This instruction describes how the final AQL inspection of pressed and packed goods is carried out at Eroglu Knitting (EMS) before shipment, including pressing and measurement checks, AQL sampling and accept/reject decisions, metal detection verification, packing and labelling checks, and the control of failed lots, in line with AQL ISO 2859-1 and customer requirements (TLM-UTU-02).</w:t>
+        <w:t xml:space="preserve">This instruction describes how the final AQL inspection of pressed and packed goods is carried out at Eroglu Knitting (EMS) before shipment, including pressing and measurement checks, AQL sampling and accept/reject decisions, metal detection verification, packing and labelling checks, and the control of failed lots, in line with AQL ISO 2859-1 and customer requirements (EMS.QA.TL.02.05).</w:t>
       </w:r>
     </w:p>
     <w:p>
@@ -1167,7 +1167,7 @@
           <w:sz w:val="24"/>
           <w:szCs w:val="24"/>
         </w:rPr>
-        <w:t xml:space="preserve">TLM-UTU-02 AQL Sampling and Accept/Reject Instruction (QMS)</w:t>
+        <w:t xml:space="preserve">EMS.QA.TL.02.05 AQL Sampling and Accept/Reject Instruction (QMS)</w:t>
       </w:r>
     </w:p>
     <w:p>
@@ -1421,7 +1421,7 @@
           <w:sz w:val="24"/>
           <w:szCs w:val="24"/>
         </w:rPr>
-        <w:t xml:space="preserve">تصف هذه التعليمات كيفية تنفيذ الفحص النهائي AQL للبضائع المكوية والمعبأة في شركة Eroglu Knitting (EMS) قبل الشحن، بما في ذلك فحوصات الكي والقياس، وأخذ العينات وفق AQL وقرارات القبول والرفض، والتحقق من كشف المعادن، وفحص التعبئة والملصقات، ومراقبة الدفعات الراسبة، وفقًا لمعيار AQL ISO 2859-1 ومتطلبات العميل (TLM-UTU-02).</w:t>
+        <w:t xml:space="preserve">تصف هذه التعليمات كيفية تنفيذ الفحص النهائي AQL للبضائع المكوية والمعبأة في شركة Eroglu Knitting (EMS) قبل الشحن، بما في ذلك فحوصات الكي والقياس، وأخذ العينات وفق AQL وقرارات القبول والرفض، والتحقق من كشف المعادن، وفحص التعبئة والملصقات، ومراقبة الدفعات الراسبة، وفقًا لمعيار AQL ISO 2859-1 ومتطلبات العميل (EMS.QA.TL.02.05).</w:t>
       </w:r>
     </w:p>
     <w:p>
@@ -2690,7 +2690,7 @@
           <w:sz w:val="24"/>
           <w:szCs w:val="24"/>
         </w:rPr>
-        <w:t xml:space="preserve">TLM-UTU-02 تعليمات أخذ عينات AQL والقبول والرفض (QMS)</w:t>
+        <w:t xml:space="preserve">EMS.QA.TL.02.05 تعليمات أخذ عينات AQL والقبول والرفض (QMS)</w:t>
       </w:r>
     </w:p>
     <w:p>

--- a/prosedurler/EMS.QA.TL.02.05. Final AQL Inspection Instruction.docx
+++ b/prosedurler/EMS.QA.TL.02.05. Final AQL Inspection Instruction.docx
@@ -32,7 +32,7 @@
           <w:sz w:val="24"/>
           <w:szCs w:val="24"/>
         </w:rPr>
-        <w:t xml:space="preserve">This instruction describes how the final AQL inspection of pressed and packed goods is carried out at Eroglu Knitting (EMS) before shipment, including pressing and measurement checks, AQL sampling and accept/reject decisions, metal detection verification, packing and labelling checks, and the control of failed lots, in line with AQL ISO 2859-1 and customer requirements (EMS.QA.TL.02.05).</w:t>
+        <w:t xml:space="preserve">This instruction describes how the final inspection (final AQL inspection) is carried out at Eroglu Knitting (EMS). It is step 8, the last step of the department flow in EMS.ÜR.PRO.05.10: the inspection of the lot after pressing, optical control, metal detection, packing, lotting and cartoning, immediately before shipment. It covers the check of the records of the previous steps, AQL sampling and accept/reject decisions, the check of packing, lot labels and cartons, measurement checks, and the control of failed lots, in line with ISO 2859-1 and customer requirements. The management rules, the release decision and the report are given in EMS.QA.PRO.02.14 (Final Inspection and Release Procedure).</w:t>
       </w:r>
     </w:p>
     <w:p>
@@ -73,7 +73,7 @@
           <w:sz w:val="24"/>
           <w:szCs w:val="24"/>
         </w:rPr>
-        <w:t xml:space="preserve">This instruction applies to all orders that are at least 80% packed and ready for shipment, inspected by EMS final inspectors before any customer or third-party inspection. It covers the final inspection stage of the Pressing, Final, Packing and AQL department.</w:t>
+        <w:t xml:space="preserve">This instruction applies to all orders whose lots are packed, lotted and cartoned and ready for shipment, inspected by EMS final inspectors before any customer or third-party inspection. When the customer allows inspection before the whole order is finished, the lot is inspected when it is at least 80% packed, and the rest is checked on completion. It does not replace the quality control before pressing (step 1), which is described in EMS.QA.PRO.02.09.</w:t>
       </w:r>
     </w:p>
     <w:p>
@@ -166,7 +166,7 @@
           <w:sz w:val="24"/>
           <w:szCs w:val="24"/>
         </w:rPr>
-        <w:t xml:space="preserve"> Maintains the pressing temperature, steam and measurement standard and corrects pressing defects.</w:t>
+        <w:t xml:space="preserve"> Provides the pressing parameter record of the lot and corrects pressing defects found at final inspection.</w:t>
       </w:r>
     </w:p>
     <w:p>
@@ -200,7 +200,7 @@
           <w:sz w:val="24"/>
           <w:szCs w:val="24"/>
         </w:rPr>
-        <w:t xml:space="preserve"> Prepares the cartons according to the packing list and corrects rejected lots.</w:t>
+        <w:t xml:space="preserve"> Provides the packing, lot and carton records, prepares the cartons according to the packing list and corrects rejected lots.</w:t>
       </w:r>
     </w:p>
     <w:p>
@@ -234,7 +234,7 @@
           <w:sz w:val="24"/>
           <w:szCs w:val="24"/>
         </w:rPr>
-        <w:t xml:space="preserve"> Performs the daily detector verification, passes all pieces and keeps the record.</w:t>
+        <w:t xml:space="preserve"> Provides the daily detector verification and quarantine records of the lot.</w:t>
       </w:r>
     </w:p>
     <w:p>
@@ -353,15 +353,15 @@
           <w:sz w:val="24"/>
           <w:szCs w:val="24"/>
         </w:rPr>
-        <w:t xml:space="preserve">AQL (Acceptable Quality Limit):</w:t>
-      </w:r>
-      <w:r>
-        <w:rPr>
-          <w:rFonts w:ascii="Calibri" w:hAnsi="Calibri" w:cs="Arial"/>
-          <w:sz w:val="24"/>
-          <w:szCs w:val="24"/>
-        </w:rPr>
-        <w:t xml:space="preserve"> The maximum defect level, in percent, accepted as satisfactory in the sampling plan.</w:t>
+        <w:t xml:space="preserve">Final Inspection:</w:t>
+      </w:r>
+      <w:r>
+        <w:rPr>
+          <w:rFonts w:ascii="Calibri" w:hAnsi="Calibri" w:cs="Arial"/>
+          <w:sz w:val="24"/>
+          <w:szCs w:val="24"/>
+        </w:rPr>
+        <w:t xml:space="preserve"> The inspection of the packed, lotted and cartoned lot before shipment (step 8 of the department flow).</w:t>
       </w:r>
     </w:p>
     <w:p>
@@ -387,15 +387,15 @@
           <w:sz w:val="24"/>
           <w:szCs w:val="24"/>
         </w:rPr>
-        <w:t xml:space="preserve">Critical, Major and Minor Defect:</w:t>
-      </w:r>
-      <w:r>
-        <w:rPr>
-          <w:rFonts w:ascii="Calibri" w:hAnsi="Calibri" w:cs="Arial"/>
-          <w:sz w:val="24"/>
-          <w:szCs w:val="24"/>
-        </w:rPr>
-        <w:t xml:space="preserve"> A defect that endangers user safety; a defect that impairs the use or sale of the product; a small defect that does not affect use.</w:t>
+        <w:t xml:space="preserve">AQL (Acceptable Quality Limit):</w:t>
+      </w:r>
+      <w:r>
+        <w:rPr>
+          <w:rFonts w:ascii="Calibri" w:hAnsi="Calibri" w:cs="Arial"/>
+          <w:sz w:val="24"/>
+          <w:szCs w:val="24"/>
+        </w:rPr>
+        <w:t xml:space="preserve"> The maximum defect level, in percent, accepted as satisfactory in the sampling plan.</w:t>
       </w:r>
     </w:p>
     <w:p>
@@ -421,15 +421,15 @@
           <w:sz w:val="24"/>
           <w:szCs w:val="24"/>
         </w:rPr>
-        <w:t xml:space="preserve">Accept Number (Ac) and Reject Number (Re):</w:t>
-      </w:r>
-      <w:r>
-        <w:rPr>
-          <w:rFonts w:ascii="Calibri" w:hAnsi="Calibri" w:cs="Arial"/>
-          <w:sz w:val="24"/>
-          <w:szCs w:val="24"/>
-        </w:rPr>
-        <w:t xml:space="preserve"> The highest number of defects allowed in the sample, and the number of defects that makes the lot fail.</w:t>
+        <w:t xml:space="preserve">Critical, Major and Minor Defect:</w:t>
+      </w:r>
+      <w:r>
+        <w:rPr>
+          <w:rFonts w:ascii="Calibri" w:hAnsi="Calibri" w:cs="Arial"/>
+          <w:sz w:val="24"/>
+          <w:szCs w:val="24"/>
+        </w:rPr>
+        <w:t xml:space="preserve"> A defect that endangers user safety; a defect that impairs the use or sale of the product; a small defect that does not affect use.</w:t>
       </w:r>
     </w:p>
     <w:p>
@@ -455,15 +455,15 @@
           <w:sz w:val="24"/>
           <w:szCs w:val="24"/>
         </w:rPr>
-        <w:t xml:space="preserve">Defect Distribution:</w:t>
-      </w:r>
-      <w:r>
-        <w:rPr>
-          <w:rFonts w:ascii="Calibri" w:hAnsi="Calibri" w:cs="Arial"/>
-          <w:sz w:val="24"/>
-          <w:szCs w:val="24"/>
-        </w:rPr>
-        <w:t xml:space="preserve"> The classification of defects found at final inspection by type.</w:t>
+        <w:t xml:space="preserve">Accept Number (Ac) and Reject Number (Re):</w:t>
+      </w:r>
+      <w:r>
+        <w:rPr>
+          <w:rFonts w:ascii="Calibri" w:hAnsi="Calibri" w:cs="Arial"/>
+          <w:sz w:val="24"/>
+          <w:szCs w:val="24"/>
+        </w:rPr>
+        <w:t xml:space="preserve"> The highest number of defects allowed in the sample, and the number of defects that makes the lot fail.</w:t>
       </w:r>
     </w:p>
     <w:p>
@@ -489,6 +489,40 @@
           <w:sz w:val="24"/>
           <w:szCs w:val="24"/>
         </w:rPr>
+        <w:t xml:space="preserve">Defect Distribution:</w:t>
+      </w:r>
+      <w:r>
+        <w:rPr>
+          <w:rFonts w:ascii="Calibri" w:hAnsi="Calibri" w:cs="Arial"/>
+          <w:sz w:val="24"/>
+          <w:szCs w:val="24"/>
+        </w:rPr>
+        <w:t xml:space="preserve"> The classification of defects found at final inspection by type.</w:t>
+      </w:r>
+    </w:p>
+    <w:p>
+      <w:pPr>
+        <w:pStyle w:val="ListeParagraf"/>
+        <w:spacing w:after="80"/>
+        <w:ind w:left="709" w:right="0"/>
+        <w:jc w:val="both"/>
+      </w:pPr>
+      <w:r>
+        <w:rPr>
+          <w:rFonts w:ascii="Calibri" w:hAnsi="Calibri" w:cs="Arial"/>
+          <w:sz w:val="24"/>
+          <w:szCs w:val="24"/>
+        </w:rPr>
+        <w:t xml:space="preserve">• </w:t>
+      </w:r>
+      <w:r>
+        <w:rPr>
+          <w:rFonts w:ascii="Calibri" w:hAnsi="Calibri" w:cs="Arial"/>
+          <w:b/>
+          <w:bCs/>
+          <w:sz w:val="24"/>
+          <w:szCs w:val="24"/>
+        </w:rPr>
         <w:t xml:space="preserve">Quarantine Box:</w:t>
       </w:r>
       <w:r>
@@ -571,7 +605,7 @@
           <w:sz w:val="24"/>
           <w:szCs w:val="24"/>
         </w:rPr>
-        <w:t xml:space="preserve">1.2. Confirm that at least 80% of the order is packed and that pressing and in-line inspection records are complete.</w:t>
+        <w:t xml:space="preserve">1.2. Confirm that the lot is packed, lotted and cartoned (or at least 80% packed where the customer allows) and that the records of steps 1 to 7 are complete.</w:t>
       </w:r>
     </w:p>
     <w:p>
@@ -628,7 +662,7 @@
           <w:sz w:val="24"/>
           <w:szCs w:val="24"/>
         </w:rPr>
-        <w:t xml:space="preserve">2. PRESSING AND MEASUREMENT CHECKS</w:t>
+        <w:t xml:space="preserve">2. CHECK OF PREVIOUS STEP RECORDS AND MEASUREMENTS</w:t>
       </w:r>
     </w:p>
     <w:p>
@@ -644,7 +678,7 @@
           <w:sz w:val="24"/>
           <w:szCs w:val="24"/>
         </w:rPr>
-        <w:t xml:space="preserve">2.1. Check that the pressing temperature, steam pressure and dwell time comply with the fabric care instruction and the pressing temperature record.</w:t>
+        <w:t xml:space="preserve">2.1. Check the records of the lot: quality control before pressing, Pressing Parameter and Control Form (EMS.ÜR.FRM.05.09), Optical Inspection Form (EMS.QA.FRM.05.04), metal detector daily verification and quarantine records (EMS.QA.FRM.03.07, EMS.QA.FRM.03.06), Packing Control Form (EMS.ÜR.FRM.05.07), Lotting and Lot Label Record Form (EMS.ÜR.FRM.05.10) and Carton Arrangement and Packing List Control Form (EMS.ÜR.FRM.05.11). A lot with a missing record is not inspected until the record is completed.</w:t>
       </w:r>
     </w:p>
     <w:p>
@@ -660,7 +694,7 @@
           <w:sz w:val="24"/>
           <w:szCs w:val="24"/>
         </w:rPr>
-        <w:t xml:space="preserve">2.2. Check pressed pieces for shine, scorch, creases, water marks and shape.</w:t>
+        <w:t xml:space="preserve">2.2. Check sampled pieces for shine, scorch, creases, water marks and shape.</w:t>
       </w:r>
     </w:p>
     <w:p>
@@ -717,7 +751,7 @@
           <w:sz w:val="24"/>
           <w:szCs w:val="24"/>
         </w:rPr>
-        <w:t xml:space="preserve">3.1. Check the cartons: marks, dimensions, weight, condition and quantity against the packing list.</w:t>
+        <w:t xml:space="preserve">3.1. Check the cartons: marks, dimensions, weight, condition, lot label and quantity against the packing list.</w:t>
       </w:r>
     </w:p>
     <w:p>
@@ -765,7 +799,7 @@
           <w:sz w:val="24"/>
           <w:szCs w:val="24"/>
         </w:rPr>
-        <w:t xml:space="preserve">3.4. Check the metal detection record: the detector is verified daily with Fe, Non-Fe and SUS test pieces, and 100% of the lot has passed through the detector (EMS.QA.PRO.02.05).</w:t>
+        <w:t xml:space="preserve">3.4. Check the metal detection record: the detector is verified daily with Fe, Non-Fe and SUS test pieces, and 100% of the lot has passed through the detector at step 4, before packing (EMS.QA.PRO.02.05). The detector is not used at final inspection.</w:t>
       </w:r>
     </w:p>
     <w:p>
@@ -797,7 +831,7 @@
           <w:sz w:val="24"/>
           <w:szCs w:val="24"/>
         </w:rPr>
-        <w:t xml:space="preserve">3.6. Compare the defect totals with the accept/reject numbers and give the result: PASS or FAIL. Record it on the Quality Control Report (EMS.QA.FRM.05.03).</w:t>
+        <w:t xml:space="preserve">3.6. Compare the defect totals with the accept/reject numbers and give the result: PASS or FAIL. Record it on the Pre-Shipment Final Inspection Report (EMS.QA.FRM.05.05) and the Quality Control Report (EMS.QA.FRM.05.03).</w:t>
       </w:r>
     </w:p>
     <w:p>
@@ -917,137 +951,7 @@
           <w:sz w:val="24"/>
           <w:szCs w:val="24"/>
         </w:rPr>
-        <w:t xml:space="preserve">Do not use an uncalibrated measuring tape or detector.</w:t>
-      </w:r>
-    </w:p>
-    <w:p>
-      <w:pPr>
-        <w:pStyle w:val="ListeParagraf"/>
-        <w:spacing w:after="80"/>
-        <w:ind w:left="709" w:right="0"/>
-        <w:jc w:val="both"/>
-      </w:pPr>
-    </w:p>
-    <w:p>
-      <w:pPr>
-        <w:pStyle w:val="ListeParagraf"/>
-        <w:spacing w:before="120" w:after="60"/>
-        <w:ind w:left="709" w:right="0"/>
-      </w:pPr>
-      <w:r>
-        <w:rPr>
-          <w:rFonts w:ascii="Calibri" w:hAnsi="Calibri" w:cs="Arial"/>
-          <w:b/>
-          <w:bCs/>
-          <w:sz w:val="24"/>
-          <w:szCs w:val="24"/>
-        </w:rPr>
-        <w:t xml:space="preserve">5. IN CASE OF FAILURE</w:t>
-      </w:r>
-    </w:p>
-    <w:p>
-      <w:pPr>
-        <w:pStyle w:val="ListeParagraf"/>
-        <w:spacing w:after="80"/>
-        <w:ind w:left="709" w:right="0"/>
-        <w:jc w:val="both"/>
-      </w:pPr>
-      <w:r>
-        <w:rPr>
-          <w:rFonts w:ascii="Calibri" w:hAnsi="Calibri" w:cs="Arial"/>
-          <w:sz w:val="24"/>
-          <w:szCs w:val="24"/>
-        </w:rPr>
-        <w:t xml:space="preserve">5.1. A failed lot is labelled "HOLD", shipment is stopped, and the lot is 100% sorted and reworked.</w:t>
-      </w:r>
-    </w:p>
-    <w:p>
-      <w:pPr>
-        <w:pStyle w:val="ListeParagraf"/>
-        <w:spacing w:after="80"/>
-        <w:ind w:left="709" w:right="0"/>
-        <w:jc w:val="both"/>
-      </w:pPr>
-      <w:r>
-        <w:rPr>
-          <w:rFonts w:ascii="Calibri" w:hAnsi="Calibri" w:cs="Arial"/>
-          <w:sz w:val="24"/>
-          <w:szCs w:val="24"/>
-        </w:rPr>
-        <w:t xml:space="preserve">5.2. The reworked lot is re-inspected with a new sample drawn at the same or a tighter inspection level. A second failure is escalated to the Quality Manager.</w:t>
-      </w:r>
-    </w:p>
-    <w:p>
-      <w:pPr>
-        <w:pStyle w:val="ListeParagraf"/>
-        <w:spacing w:after="80"/>
-        <w:ind w:left="709" w:right="0"/>
-        <w:jc w:val="both"/>
-      </w:pPr>
-      <w:r>
-        <w:rPr>
-          <w:rFonts w:ascii="Calibri" w:hAnsi="Calibri" w:cs="Arial"/>
-          <w:sz w:val="24"/>
-          <w:szCs w:val="24"/>
-        </w:rPr>
-        <w:t xml:space="preserve">5.3. Pieces with detected metal are placed in the quarantine box, the cause is investigated, and the lot is re-passed through the detector.</w:t>
-      </w:r>
-    </w:p>
-    <w:p>
-      <w:pPr>
-        <w:pStyle w:val="ListeParagraf"/>
-        <w:spacing w:after="80"/>
-        <w:ind w:left="709" w:right="0"/>
-        <w:jc w:val="both"/>
-      </w:pPr>
-      <w:r>
-        <w:rPr>
-          <w:rFonts w:ascii="Calibri" w:hAnsi="Calibri" w:cs="Arial"/>
-          <w:sz w:val="24"/>
-          <w:szCs w:val="24"/>
-        </w:rPr>
-        <w:t xml:space="preserve">5.4. A corrective and preventive action (CAPA) is opened for the failure, and the defect cause is fed back to the responsible department.</w:t>
-      </w:r>
-    </w:p>
-    <w:p>
-      <w:pPr>
-        <w:pStyle w:val="ListeParagraf"/>
-        <w:spacing w:after="80"/>
-        <w:ind w:left="709" w:right="0"/>
-        <w:jc w:val="both"/>
-      </w:pPr>
-      <w:r>
-        <w:rPr>
-          <w:rFonts w:ascii="Calibri" w:hAnsi="Calibri" w:cs="Arial"/>
-          <w:sz w:val="24"/>
-          <w:szCs w:val="24"/>
-        </w:rPr>
-        <w:t xml:space="preserve">5.5. A lot is shipped with defects only with a written concession from the Quality Manager and, where required, the customer.</w:t>
-      </w:r>
-    </w:p>
-    <w:p>
-      <w:pPr>
-        <w:pStyle w:val="ListeParagraf"/>
-        <w:spacing w:after="80"/>
-        <w:ind w:left="709" w:right="0"/>
-        <w:jc w:val="both"/>
-      </w:pPr>
-    </w:p>
-    <w:p>
-      <w:pPr>
-        <w:pStyle w:val="ListeParagraf"/>
-        <w:spacing w:before="120" w:after="60"/>
-        <w:ind w:left="709" w:right="0"/>
-      </w:pPr>
-      <w:r>
-        <w:rPr>
-          <w:rFonts w:ascii="Calibri" w:hAnsi="Calibri" w:cs="Arial"/>
-          <w:b/>
-          <w:bCs/>
-          <w:sz w:val="24"/>
-          <w:szCs w:val="24"/>
-        </w:rPr>
-        <w:t xml:space="preserve">6. KEY PERFORMANCE INDICATORS</w:t>
+        <w:t xml:space="preserve">Do not use an uncalibrated measuring tape.</w:t>
       </w:r>
     </w:p>
     <w:p>
@@ -1066,7 +970,137 @@
           <w:sz w:val="24"/>
           <w:szCs w:val="24"/>
         </w:rPr>
-        <w:t xml:space="preserve">AQL reject rate of final inspection: 2% or less.</w:t>
+        <w:t xml:space="preserve">Do not repack or change the content of a carton after the inspection without informing the inspector.</w:t>
+      </w:r>
+    </w:p>
+    <w:p>
+      <w:pPr>
+        <w:pStyle w:val="ListeParagraf"/>
+        <w:spacing w:after="80"/>
+        <w:ind w:left="709" w:right="0"/>
+        <w:jc w:val="both"/>
+      </w:pPr>
+    </w:p>
+    <w:p>
+      <w:pPr>
+        <w:pStyle w:val="ListeParagraf"/>
+        <w:spacing w:before="120" w:after="60"/>
+        <w:ind w:left="709" w:right="0"/>
+      </w:pPr>
+      <w:r>
+        <w:rPr>
+          <w:rFonts w:ascii="Calibri" w:hAnsi="Calibri" w:cs="Arial"/>
+          <w:b/>
+          <w:bCs/>
+          <w:sz w:val="24"/>
+          <w:szCs w:val="24"/>
+        </w:rPr>
+        <w:t xml:space="preserve">5. IN CASE OF FAILURE</w:t>
+      </w:r>
+    </w:p>
+    <w:p>
+      <w:pPr>
+        <w:pStyle w:val="ListeParagraf"/>
+        <w:spacing w:after="80"/>
+        <w:ind w:left="709" w:right="0"/>
+        <w:jc w:val="both"/>
+      </w:pPr>
+      <w:r>
+        <w:rPr>
+          <w:rFonts w:ascii="Calibri" w:hAnsi="Calibri" w:cs="Arial"/>
+          <w:sz w:val="24"/>
+          <w:szCs w:val="24"/>
+        </w:rPr>
+        <w:t xml:space="preserve">5.1. A failed lot is labelled "HOLD", shipment is stopped, and the lot is 100% sorted and reworked.</w:t>
+      </w:r>
+    </w:p>
+    <w:p>
+      <w:pPr>
+        <w:pStyle w:val="ListeParagraf"/>
+        <w:spacing w:after="80"/>
+        <w:ind w:left="709" w:right="0"/>
+        <w:jc w:val="both"/>
+      </w:pPr>
+      <w:r>
+        <w:rPr>
+          <w:rFonts w:ascii="Calibri" w:hAnsi="Calibri" w:cs="Arial"/>
+          <w:sz w:val="24"/>
+          <w:szCs w:val="24"/>
+        </w:rPr>
+        <w:t xml:space="preserve">5.2. The reworked lot is re-inspected with a new sample drawn at the same or a tighter inspection level. A second failure is escalated to the Quality Manager.</w:t>
+      </w:r>
+    </w:p>
+    <w:p>
+      <w:pPr>
+        <w:pStyle w:val="ListeParagraf"/>
+        <w:spacing w:after="80"/>
+        <w:ind w:left="709" w:right="0"/>
+        <w:jc w:val="both"/>
+      </w:pPr>
+      <w:r>
+        <w:rPr>
+          <w:rFonts w:ascii="Calibri" w:hAnsi="Calibri" w:cs="Arial"/>
+          <w:sz w:val="24"/>
+          <w:szCs w:val="24"/>
+        </w:rPr>
+        <w:t xml:space="preserve">5.3. If metal is suspected, pieces are placed in the quarantine box, the cause is investigated, and the lot is re-passed through the detector before it returns to packing.</w:t>
+      </w:r>
+    </w:p>
+    <w:p>
+      <w:pPr>
+        <w:pStyle w:val="ListeParagraf"/>
+        <w:spacing w:after="80"/>
+        <w:ind w:left="709" w:right="0"/>
+        <w:jc w:val="both"/>
+      </w:pPr>
+      <w:r>
+        <w:rPr>
+          <w:rFonts w:ascii="Calibri" w:hAnsi="Calibri" w:cs="Arial"/>
+          <w:sz w:val="24"/>
+          <w:szCs w:val="24"/>
+        </w:rPr>
+        <w:t xml:space="preserve">5.4. A corrective and preventive action (CAPA) is opened for the failure, and the defect cause is fed back to the responsible department.</w:t>
+      </w:r>
+    </w:p>
+    <w:p>
+      <w:pPr>
+        <w:pStyle w:val="ListeParagraf"/>
+        <w:spacing w:after="80"/>
+        <w:ind w:left="709" w:right="0"/>
+        <w:jc w:val="both"/>
+      </w:pPr>
+      <w:r>
+        <w:rPr>
+          <w:rFonts w:ascii="Calibri" w:hAnsi="Calibri" w:cs="Arial"/>
+          <w:sz w:val="24"/>
+          <w:szCs w:val="24"/>
+        </w:rPr>
+        <w:t xml:space="preserve">5.5. A lot is shipped with defects only with a written concession from the Quality Manager and, where required, the customer.</w:t>
+      </w:r>
+    </w:p>
+    <w:p>
+      <w:pPr>
+        <w:pStyle w:val="ListeParagraf"/>
+        <w:spacing w:after="80"/>
+        <w:ind w:left="709" w:right="0"/>
+        <w:jc w:val="both"/>
+      </w:pPr>
+    </w:p>
+    <w:p>
+      <w:pPr>
+        <w:pStyle w:val="ListeParagraf"/>
+        <w:spacing w:before="120" w:after="60"/>
+        <w:ind w:left="709" w:right="0"/>
+      </w:pPr>
+      <w:r>
+        <w:rPr>
+          <w:rFonts w:ascii="Calibri" w:hAnsi="Calibri" w:cs="Arial"/>
+          <w:b/>
+          <w:bCs/>
+          <w:sz w:val="24"/>
+          <w:szCs w:val="24"/>
+        </w:rPr>
+        <w:t xml:space="preserve">6. KEY PERFORMANCE INDICATORS</w:t>
       </w:r>
     </w:p>
     <w:p>
@@ -1085,7 +1119,7 @@
           <w:sz w:val="24"/>
           <w:szCs w:val="24"/>
         </w:rPr>
-        <w:t xml:space="preserve">Days without daily detector verification: 0; metal findings reaching the customer: 0.</w:t>
+        <w:t xml:space="preserve">AQL reject rate of final inspection: 2% or less.</w:t>
       </w:r>
     </w:p>
     <w:p>
@@ -1104,7 +1138,7 @@
           <w:sz w:val="24"/>
           <w:szCs w:val="24"/>
         </w:rPr>
-        <w:t xml:space="preserve">Shipment rejections due to label, barcode or quantity errors: 0.</w:t>
+        <w:t xml:space="preserve">Days without daily detector verification: 0; metal findings reaching the customer: 0.</w:t>
       </w:r>
     </w:p>
     <w:p>
@@ -1123,32 +1157,7 @@
           <w:sz w:val="24"/>
           <w:szCs w:val="24"/>
         </w:rPr>
-        <w:t xml:space="preserve">Closing time of an open CAPA: 15 days or less.</w:t>
-      </w:r>
-    </w:p>
-    <w:p>
-      <w:pPr>
-        <w:pStyle w:val="ListeParagraf"/>
-        <w:spacing w:after="80"/>
-        <w:ind w:left="709" w:right="0"/>
-        <w:jc w:val="both"/>
-      </w:pPr>
-    </w:p>
-    <w:p>
-      <w:pPr>
-        <w:pStyle w:val="ListeParagraf"/>
-        <w:spacing w:before="120" w:after="60"/>
-        <w:ind w:left="709" w:right="0"/>
-      </w:pPr>
-      <w:r>
-        <w:rPr>
-          <w:rFonts w:ascii="Calibri" w:hAnsi="Calibri" w:cs="Arial"/>
-          <w:b/>
-          <w:bCs/>
-          <w:sz w:val="24"/>
-          <w:szCs w:val="24"/>
-        </w:rPr>
-        <w:t xml:space="preserve">7. RELATED DOCUMENTS AND RECORDS</w:t>
+        <w:t xml:space="preserve">Shipment rejections due to label, barcode, lot or quantity errors: 0.</w:t>
       </w:r>
     </w:p>
     <w:p>
@@ -1167,7 +1176,32 @@
           <w:sz w:val="24"/>
           <w:szCs w:val="24"/>
         </w:rPr>
-        <w:t xml:space="preserve">EMS.QA.TL.02.05 AQL Sampling and Accept/Reject Instruction (QMS)</w:t>
+        <w:t xml:space="preserve">Closing time of an open CAPA: 15 days or less.</w:t>
+      </w:r>
+    </w:p>
+    <w:p>
+      <w:pPr>
+        <w:pStyle w:val="ListeParagraf"/>
+        <w:spacing w:after="80"/>
+        <w:ind w:left="709" w:right="0"/>
+        <w:jc w:val="both"/>
+      </w:pPr>
+    </w:p>
+    <w:p>
+      <w:pPr>
+        <w:pStyle w:val="ListeParagraf"/>
+        <w:spacing w:before="120" w:after="60"/>
+        <w:ind w:left="709" w:right="0"/>
+      </w:pPr>
+      <w:r>
+        <w:rPr>
+          <w:rFonts w:ascii="Calibri" w:hAnsi="Calibri" w:cs="Arial"/>
+          <w:b/>
+          <w:bCs/>
+          <w:sz w:val="24"/>
+          <w:szCs w:val="24"/>
+        </w:rPr>
+        <w:t xml:space="preserve">7. RELATED DOCUMENTS AND RECORDS</w:t>
       </w:r>
     </w:p>
     <w:p>
@@ -1186,7 +1220,7 @@
           <w:sz w:val="24"/>
           <w:szCs w:val="24"/>
         </w:rPr>
-        <w:t xml:space="preserve">EMS.QA.FRM.05.01 Finished Product Defect Distribution Form</w:t>
+        <w:t xml:space="preserve">EMS.QA.PRO.02.14. Final Inspection and Release Procedure</w:t>
       </w:r>
     </w:p>
     <w:p>
@@ -1205,7 +1239,7 @@
           <w:sz w:val="24"/>
           <w:szCs w:val="24"/>
         </w:rPr>
-        <w:t xml:space="preserve">EMS.QA.FRM.05.02 Quality Assurance Measurement Form</w:t>
+        <w:t xml:space="preserve">EMS.ÜR.PRO.05.10. Pressing, Final Control and Packing Procedure</w:t>
       </w:r>
     </w:p>
     <w:p>
@@ -1224,7 +1258,7 @@
           <w:sz w:val="24"/>
           <w:szCs w:val="24"/>
         </w:rPr>
-        <w:t xml:space="preserve">EMS.QA.FRM.05.03 Quality Control Report and Packing List</w:t>
+        <w:t xml:space="preserve">EMS.QA.PRO.02.09. Quality Inspection Procedure (Incoming, In-Line, Final AQL)</w:t>
       </w:r>
     </w:p>
     <w:p>
@@ -1243,7 +1277,7 @@
           <w:sz w:val="24"/>
           <w:szCs w:val="24"/>
         </w:rPr>
-        <w:t xml:space="preserve">EMS.QA.PRO.02.09. Quality Inspection Procedure (Incoming, In-Line, Final AQL)</w:t>
+        <w:t xml:space="preserve">EMS.QA.PRO.02.05. Metal Detector Control Procedure</w:t>
       </w:r>
     </w:p>
     <w:p>
@@ -1262,7 +1296,7 @@
           <w:sz w:val="24"/>
           <w:szCs w:val="24"/>
         </w:rPr>
-        <w:t xml:space="preserve">EMS.QA.PRO.02.05. Metal Detector Procedure</w:t>
+        <w:t xml:space="preserve">EMS.QA.PRO.02.04. Seal Management Procedure</w:t>
       </w:r>
     </w:p>
     <w:p>
@@ -1281,7 +1315,7 @@
           <w:sz w:val="24"/>
           <w:szCs w:val="24"/>
         </w:rPr>
-        <w:t xml:space="preserve">EMS.QA.PRO.02.04. Seal Management Procedure</w:t>
+        <w:t xml:space="preserve">EMS.KS.PRO.22.02. Nonconforming Product Control Procedure</w:t>
       </w:r>
     </w:p>
     <w:p>
@@ -1300,7 +1334,7 @@
           <w:sz w:val="24"/>
           <w:szCs w:val="24"/>
         </w:rPr>
-        <w:t xml:space="preserve">EMS.KS.PRO.22.02. Nonconforming Product Control Procedure</w:t>
+        <w:t xml:space="preserve">EMS.KS.PRO.22.03. Corrective and Preventive Action (CAPA) for Quality Problems Procedure</w:t>
       </w:r>
     </w:p>
     <w:p>
@@ -1319,7 +1353,7 @@
           <w:sz w:val="24"/>
           <w:szCs w:val="24"/>
         </w:rPr>
-        <w:t xml:space="preserve">EMS.KS.PRO.22.03. Corrective and Preventive Action (CAPA) for Quality Problems Procedure</w:t>
+        <w:t xml:space="preserve">EMS.QA.FRM.05.05 Pre-Shipment Final Inspection Report; EMS.QA.FRM.05.01 Finished Product Defect Distribution Form; EMS.QA.FRM.05.02 Quality Assurance Measurement Form; EMS.QA.FRM.05.03 Quality Control Report</w:t>
       </w:r>
     </w:p>
     <w:p>
@@ -1338,7 +1372,7 @@
           <w:sz w:val="24"/>
           <w:szCs w:val="24"/>
         </w:rPr>
-        <w:t xml:space="preserve">EMS.ÜR.PRO.05.10. Pressing, Final Control and Packing Procedure</w:t>
+        <w:t xml:space="preserve">EMS.ÜR.FRM.05.09 Pressing Parameter and Control Form; EMS.QA.FRM.05.04 Optical Inspection Form; EMS.ÜR.FRM.05.07 Packing Control Form; EMS.ÜR.FRM.05.10 Lotting and Lot Label Record Form; EMS.ÜR.FRM.05.11 Carton Arrangement and Packing List Control Form</w:t>
       </w:r>
     </w:p>
     <w:p>
@@ -1421,7 +1455,7 @@
           <w:sz w:val="24"/>
           <w:szCs w:val="24"/>
         </w:rPr>
-        <w:t xml:space="preserve">تصف هذه التعليمات كيفية تنفيذ الفحص النهائي AQL للبضائع المكوية والمعبأة في شركة Eroglu Knitting (EMS) قبل الشحن، بما في ذلك فحوصات الكي والقياس، وأخذ العينات وفق AQL وقرارات القبول والرفض، والتحقق من كشف المعادن، وفحص التعبئة والملصقات، ومراقبة الدفعات الراسبة، وفقًا لمعيار AQL ISO 2859-1 ومتطلبات العميل (EMS.QA.TL.02.05).</w:t>
+        <w:t xml:space="preserve">تصف هذه التعليمات كيفية تنفيذ الفحص النهائي (الفحص النهائي وفق AQL) في شركة Eroglu Knitting (EMS). وهو الخطوة 8، آخر خطوة في تدفق القسم في EMS.ÜR.PRO.05.10: فحص اللوط بعد الكي والفحص البصري وكشف المعادن والتغليف وتقسيم اللوطات والتكرتن، وقبل الشحن مباشرة. وتشمل مراجعة سجلات الخطوات السابقة، وأخذ العينات وفق AQL وقرارات القبول والرفض، وفحص التغليف وملصقات اللوط والكراتين، وفحوصات القياس، ومراقبة الدفعات الراسبة، وفقًا لمعيار ISO 2859-1 ومتطلبات العميل. وترد القواعد الإدارية وقرار الإفراج والتقرير في EMS.QA.PRO.02.14 (إجراء الفحص النهائي والإفراج).</w:t>
       </w:r>
     </w:p>
     <w:p>
@@ -1467,7 +1501,7 @@
           <w:sz w:val="24"/>
           <w:szCs w:val="24"/>
         </w:rPr>
-        <w:t xml:space="preserve">تُطبق هذه التعليمات على جميع الطلبيات المعبأة بنسبة 80% على الأقل والجاهزة للشحن، والتي يفحصها مفتشو الفحص النهائي في EMS قبل أي فحص من العميل أو طرف ثالث. وتشمل مرحلة الفحص النهائي في قسم الكي والنهائي والتعبئة وAQL.</w:t>
+        <w:t xml:space="preserve">تُطبق هذه التعليمات على جميع الطلبيات التي تم تغليف لوطاتها وتقسيمها وتكرتنها وأصبحت جاهزة للشحن، والتي يفحصها مفتشو الفحص النهائي في EMS قبل أي فحص من العميل أو طرف ثالث. وإذا سمح العميل بالفحص قبل إتمام الطلبية بأكملها يُفحص اللوط عند تغليف 80% منه على الأقل، ويُفحص الباقي عند الاكتمال. ولا تحل محل مراقبة الجودة قبل الكي (الخطوة 1) الواردة في EMS.QA.PRO.02.09.</w:t>
       </w:r>
     </w:p>
     <w:p>
@@ -1571,7 +1605,7 @@
           <w:sz w:val="24"/>
           <w:szCs w:val="24"/>
         </w:rPr>
-        <w:t xml:space="preserve"> يحافظ على معيار درجة حرارة الكي والبخار والقياس ويصحح عيوب الكي.</w:t>
+        <w:t xml:space="preserve"> يوفر سجل معايير الكي للوط ويصحح عيوب الكي المكتشفة في الفحص النهائي.</w:t>
       </w:r>
     </w:p>
     <w:p>
@@ -1609,7 +1643,7 @@
           <w:sz w:val="24"/>
           <w:szCs w:val="24"/>
         </w:rPr>
-        <w:t xml:space="preserve"> يجهز الكراتين وفق قائمة التعبئة ويصحح الدفعات المرفوضة.</w:t>
+        <w:t xml:space="preserve"> يوفر سجلات التغليف واللوط والكراتين، ويجهز الكراتين وفق قائمة التعبئة ويصحح الدفعات المرفوضة.</w:t>
       </w:r>
     </w:p>
     <w:p>
@@ -1647,7 +1681,7 @@
           <w:sz w:val="24"/>
           <w:szCs w:val="24"/>
         </w:rPr>
-        <w:t xml:space="preserve"> ينفذ التحقق اليومي من الجهاز ويمرر جميع القطع ويحتفظ بالسجل.</w:t>
+        <w:t xml:space="preserve"> يوفر سجلات التحقق اليومي من الجهاز وسجلات صندوق الحجر للوط.</w:t>
       </w:r>
     </w:p>
     <w:p>
@@ -1780,16 +1814,16 @@
           <w:sz w:val="24"/>
           <w:szCs w:val="24"/>
         </w:rPr>
-        <w:t xml:space="preserve">AQL (حد الجودة المقبول):</w:t>
-      </w:r>
-      <w:r>
-        <w:rPr>
-          <w:rFonts w:ascii="Calibri" w:hAnsi="Calibri" w:cs="Arial"/>
-          <w:rtl/>
-          <w:sz w:val="24"/>
-          <w:szCs w:val="24"/>
-        </w:rPr>
-        <w:t xml:space="preserve"> أقصى مستوى للعيوب، بالنسبة المئوية، يُعد مقبولًا في خطة أخذ العينات.</w:t>
+        <w:t xml:space="preserve">الفحص النهائي:</w:t>
+      </w:r>
+      <w:r>
+        <w:rPr>
+          <w:rFonts w:ascii="Calibri" w:hAnsi="Calibri" w:cs="Arial"/>
+          <w:rtl/>
+          <w:sz w:val="24"/>
+          <w:szCs w:val="24"/>
+        </w:rPr>
+        <w:t xml:space="preserve"> فحص اللوط المغلف والمقسم إلى لوطات والمكرتن قبل الشحن (الخطوة 8 من تدفق القسم).</w:t>
       </w:r>
     </w:p>
     <w:p>
@@ -1818,16 +1852,16 @@
           <w:sz w:val="24"/>
           <w:szCs w:val="24"/>
         </w:rPr>
-        <w:t xml:space="preserve">العيب الحرج والرئيسي والثانوي:</w:t>
-      </w:r>
-      <w:r>
-        <w:rPr>
-          <w:rFonts w:ascii="Calibri" w:hAnsi="Calibri" w:cs="Arial"/>
-          <w:rtl/>
-          <w:sz w:val="24"/>
-          <w:szCs w:val="24"/>
-        </w:rPr>
-        <w:t xml:space="preserve"> عيب يعرّض سلامة المستخدم للخطر؛ عيب يضعف استخدام المنتج أو بيعه؛ عيب صغير لا يؤثر على الاستخدام.</w:t>
+        <w:t xml:space="preserve">AQL (حد الجودة المقبول):</w:t>
+      </w:r>
+      <w:r>
+        <w:rPr>
+          <w:rFonts w:ascii="Calibri" w:hAnsi="Calibri" w:cs="Arial"/>
+          <w:rtl/>
+          <w:sz w:val="24"/>
+          <w:szCs w:val="24"/>
+        </w:rPr>
+        <w:t xml:space="preserve"> أقصى مستوى للعيوب، بالنسبة المئوية، يُعد مقبولًا في خطة أخذ العينات.</w:t>
       </w:r>
     </w:p>
     <w:p>
@@ -1856,16 +1890,16 @@
           <w:sz w:val="24"/>
           <w:szCs w:val="24"/>
         </w:rPr>
-        <w:t xml:space="preserve">رقم القبول (Ac) ورقم الرفض (Re):</w:t>
-      </w:r>
-      <w:r>
-        <w:rPr>
-          <w:rFonts w:ascii="Calibri" w:hAnsi="Calibri" w:cs="Arial"/>
-          <w:rtl/>
-          <w:sz w:val="24"/>
-          <w:szCs w:val="24"/>
-        </w:rPr>
-        <w:t xml:space="preserve"> أكبر عدد عيوب مسموح به في العينة، وعدد العيوب الذي تُرفض به الدفعة.</w:t>
+        <w:t xml:space="preserve">العيب الحرج والرئيسي والثانوي:</w:t>
+      </w:r>
+      <w:r>
+        <w:rPr>
+          <w:rFonts w:ascii="Calibri" w:hAnsi="Calibri" w:cs="Arial"/>
+          <w:rtl/>
+          <w:sz w:val="24"/>
+          <w:szCs w:val="24"/>
+        </w:rPr>
+        <w:t xml:space="preserve"> عيب يعرّض سلامة المستخدم للخطر؛ عيب يضعف استخدام المنتج أو بيعه؛ عيب صغير لا يؤثر على الاستخدام.</w:t>
       </w:r>
     </w:p>
     <w:p>
@@ -1894,16 +1928,16 @@
           <w:sz w:val="24"/>
           <w:szCs w:val="24"/>
         </w:rPr>
-        <w:t xml:space="preserve">توزيع العيوب:</w:t>
-      </w:r>
-      <w:r>
-        <w:rPr>
-          <w:rFonts w:ascii="Calibri" w:hAnsi="Calibri" w:cs="Arial"/>
-          <w:rtl/>
-          <w:sz w:val="24"/>
-          <w:szCs w:val="24"/>
-        </w:rPr>
-        <w:t xml:space="preserve"> تصنيف العيوب المكتشفة في الفحص النهائي حسب نوعها.</w:t>
+        <w:t xml:space="preserve">رقم القبول (Ac) ورقم الرفض (Re):</w:t>
+      </w:r>
+      <w:r>
+        <w:rPr>
+          <w:rFonts w:ascii="Calibri" w:hAnsi="Calibri" w:cs="Arial"/>
+          <w:rtl/>
+          <w:sz w:val="24"/>
+          <w:szCs w:val="24"/>
+        </w:rPr>
+        <w:t xml:space="preserve"> أكبر عدد عيوب مسموح به في العينة، وعدد العيوب الذي تُرفض به الدفعة.</w:t>
       </w:r>
     </w:p>
     <w:p>
@@ -1932,6 +1966,44 @@
           <w:sz w:val="24"/>
           <w:szCs w:val="24"/>
         </w:rPr>
+        <w:t xml:space="preserve">توزيع العيوب:</w:t>
+      </w:r>
+      <w:r>
+        <w:rPr>
+          <w:rFonts w:ascii="Calibri" w:hAnsi="Calibri" w:cs="Arial"/>
+          <w:rtl/>
+          <w:sz w:val="24"/>
+          <w:szCs w:val="24"/>
+        </w:rPr>
+        <w:t xml:space="preserve"> تصنيف العيوب المكتشفة في الفحص النهائي حسب نوعها.</w:t>
+      </w:r>
+    </w:p>
+    <w:p>
+      <w:pPr>
+        <w:pStyle w:val="ListeParagraf"/>
+        <w:bidi/>
+        <w:spacing w:after="80"/>
+        <w:ind w:left="0" w:right="709"/>
+        <w:jc w:val="both"/>
+      </w:pPr>
+      <w:r>
+        <w:rPr>
+          <w:rFonts w:ascii="Calibri" w:hAnsi="Calibri" w:cs="Arial"/>
+          <w:rtl/>
+          <w:sz w:val="24"/>
+          <w:szCs w:val="24"/>
+        </w:rPr>
+        <w:t xml:space="preserve">• </w:t>
+      </w:r>
+      <w:r>
+        <w:rPr>
+          <w:rFonts w:ascii="Calibri" w:hAnsi="Calibri" w:cs="Arial"/>
+          <w:b/>
+          <w:bCs/>
+          <w:rtl/>
+          <w:sz w:val="24"/>
+          <w:szCs w:val="24"/>
+        </w:rPr>
         <w:t xml:space="preserve">صندوق الحجر:</w:t>
       </w:r>
       <w:r>
@@ -2024,7 +2096,7 @@
           <w:sz w:val="24"/>
           <w:szCs w:val="24"/>
         </w:rPr>
-        <w:t xml:space="preserve">1.2. تأكد من تعبئة 80% على الأقل من الطلبية ومن اكتمال سجلات الكي والفحص أثناء الإنتاج.</w:t>
+        <w:t xml:space="preserve">1.2. تأكد من أن اللوط مغلف ومقسم ومكرتن (أو معبأ بنسبة 80% على الأقل حيث يسمح العميل) ومن اكتمال سجلات الخطوات من 1 إلى 7.</w:t>
       </w:r>
     </w:p>
     <w:p>
@@ -2088,7 +2160,7 @@
           <w:sz w:val="24"/>
           <w:szCs w:val="24"/>
         </w:rPr>
-        <w:t xml:space="preserve">2. فحوصات الكي والقياس</w:t>
+        <w:t xml:space="preserve">2. مراجعة سجلات الخطوات السابقة والقياسات</w:t>
       </w:r>
     </w:p>
     <w:p>
@@ -2106,7 +2178,7 @@
           <w:sz w:val="24"/>
           <w:szCs w:val="24"/>
         </w:rPr>
-        <w:t xml:space="preserve">2.1. تأكد من مطابقة درجة حرارة الكي وضغط البخار ومدة التثبيت لتعليمات العناية بالقماش وسجل درجة حرارة الكي.</w:t>
+        <w:t xml:space="preserve">2.1. افحص سجلات اللوط: مراقبة الجودة قبل الكي، ونموذج معايير الكي ومراقبته (EMS.ÜR.FRM.05.09)، ونموذج الفحص البصري (EMS.QA.FRM.05.04)، وسجلات التحقق اليومي من كاشف المعادن وصندوق الحجر (EMS.QA.FRM.03.07 وEMS.QA.FRM.03.06)، ونموذج مراقبة التغليف (EMS.ÜR.FRM.05.07)، ونموذج سجل اللوطات وملصقات اللوط (EMS.ÜR.FRM.05.10)، ونموذج مراقبة ترتيب الكراتين وقائمة التعبئة (EMS.ÜR.FRM.05.11). ولا يُفحص اللوط الذي ينقصه سجل حتى يُستكمل السجل.</w:t>
       </w:r>
     </w:p>
     <w:p>
@@ -2124,7 +2196,7 @@
           <w:sz w:val="24"/>
           <w:szCs w:val="24"/>
         </w:rPr>
-        <w:t xml:space="preserve">2.2. افحص القطع المكوية من حيث اللمعان والحروق والتجاعيد وبقع الماء والشكل.</w:t>
+        <w:t xml:space="preserve">2.2. افحص القطع المعينة من حيث اللمعان والحروق والتجاعيد وبقع الماء والشكل.</w:t>
       </w:r>
     </w:p>
     <w:p>
@@ -2188,7 +2260,7 @@
           <w:sz w:val="24"/>
           <w:szCs w:val="24"/>
         </w:rPr>
-        <w:t xml:space="preserve">3.1. افحص الكراتين: العلامات والأبعاد والوزن والحالة والكمية مقارنة بقائمة التعبئة.</w:t>
+        <w:t xml:space="preserve">3.1. افحص الكراتين: العلامات والأبعاد والوزن والحالة وملصق اللوط والكمية مقارنة بقائمة التعبئة.</w:t>
       </w:r>
     </w:p>
     <w:p>
@@ -2242,7 +2314,7 @@
           <w:sz w:val="24"/>
           <w:szCs w:val="24"/>
         </w:rPr>
-        <w:t xml:space="preserve">3.4. تحقق من سجل كشف المعادن: يُتحقق من الجهاز يوميًا بقطع الاختبار Fe وNon-Fe وSUS، وتمر 100% من الدفعة عبر الجهاز (EMS.QA.PRO.02.05).</w:t>
+        <w:t xml:space="preserve">3.4. تحقق من سجل كشف المعادن: يُتحقق من الجهاز يوميًا بقطع الاختبار Fe وNon-Fe وSUS، وقد مرت 100% من الدفعة عبر الجهاز في الخطوة 4 قبل التغليف (EMS.QA.PRO.02.05). ولا يُستخدم الجهاز في الفحص النهائي.</w:t>
       </w:r>
     </w:p>
     <w:p>
@@ -2278,7 +2350,7 @@
           <w:sz w:val="24"/>
           <w:szCs w:val="24"/>
         </w:rPr>
-        <w:t xml:space="preserve">3.6. قارن مجموع العيوب بأرقام القبول والرفض وأعطِ النتيجة: ناجح أو راسب. وسجلها في تقرير مراقبة الجودة (EMS.QA.FRM.05.03).</w:t>
+        <w:t xml:space="preserve">3.6. قارن مجموع العيوب بأرقام القبول والرفض وأعطِ النتيجة: ناجح أو راسب. وسجلها في تقرير الفحص النهائي قبل الشحن (EMS.QA.FRM.05.05) وتقرير مراقبة الجودة (EMS.QA.FRM.05.03).</w:t>
       </w:r>
     </w:p>
     <w:p>
@@ -2411,153 +2483,7 @@
           <w:sz w:val="24"/>
           <w:szCs w:val="24"/>
         </w:rPr>
-        <w:t xml:space="preserve">لا تستخدم شريط قياس أو جهاز كشف غير معايَر.</w:t>
-      </w:r>
-    </w:p>
-    <w:p>
-      <w:pPr>
-        <w:pStyle w:val="ListeParagraf"/>
-        <w:bidi/>
-        <w:spacing w:after="80"/>
-        <w:ind w:left="0" w:right="709"/>
-        <w:jc w:val="both"/>
-      </w:pPr>
-    </w:p>
-    <w:p>
-      <w:pPr>
-        <w:pStyle w:val="ListeParagraf"/>
-        <w:bidi/>
-        <w:spacing w:before="120" w:after="60"/>
-        <w:ind w:left="0" w:right="709"/>
-      </w:pPr>
-      <w:r>
-        <w:rPr>
-          <w:rFonts w:ascii="Calibri" w:hAnsi="Calibri" w:cs="Arial"/>
-          <w:b/>
-          <w:bCs/>
-          <w:rtl/>
-          <w:sz w:val="24"/>
-          <w:szCs w:val="24"/>
-        </w:rPr>
-        <w:t xml:space="preserve">5. في حالة الرسوب</w:t>
-      </w:r>
-    </w:p>
-    <w:p>
-      <w:pPr>
-        <w:pStyle w:val="ListeParagraf"/>
-        <w:bidi/>
-        <w:spacing w:after="80"/>
-        <w:ind w:left="0" w:right="709"/>
-        <w:jc w:val="both"/>
-      </w:pPr>
-      <w:r>
-        <w:rPr>
-          <w:rFonts w:ascii="Calibri" w:hAnsi="Calibri" w:cs="Arial"/>
-          <w:rtl/>
-          <w:sz w:val="24"/>
-          <w:szCs w:val="24"/>
-        </w:rPr>
-        <w:t xml:space="preserve">5.1. توسم الدفعة الراسبة بملصق «معلّق»، ويُوقف الشحن، وتُفرز الدفعة وتُعاد معالجتها بنسبة 100%.</w:t>
-      </w:r>
-    </w:p>
-    <w:p>
-      <w:pPr>
-        <w:pStyle w:val="ListeParagraf"/>
-        <w:bidi/>
-        <w:spacing w:after="80"/>
-        <w:ind w:left="0" w:right="709"/>
-        <w:jc w:val="both"/>
-      </w:pPr>
-      <w:r>
-        <w:rPr>
-          <w:rFonts w:ascii="Calibri" w:hAnsi="Calibri" w:cs="Arial"/>
-          <w:rtl/>
-          <w:sz w:val="24"/>
-          <w:szCs w:val="24"/>
-        </w:rPr>
-        <w:t xml:space="preserve">5.2. يُعاد فحص الدفعة المعالجة بعينة جديدة بنفس مستوى الفحص أو بمستوى أشد. ويُصعّد الرسوب الثاني إلى مدير الجودة.</w:t>
-      </w:r>
-    </w:p>
-    <w:p>
-      <w:pPr>
-        <w:pStyle w:val="ListeParagraf"/>
-        <w:bidi/>
-        <w:spacing w:after="80"/>
-        <w:ind w:left="0" w:right="709"/>
-        <w:jc w:val="both"/>
-      </w:pPr>
-      <w:r>
-        <w:rPr>
-          <w:rFonts w:ascii="Calibri" w:hAnsi="Calibri" w:cs="Arial"/>
-          <w:rtl/>
-          <w:sz w:val="24"/>
-          <w:szCs w:val="24"/>
-        </w:rPr>
-        <w:t xml:space="preserve">5.3. توضع القطع التي اكتُشف فيها معدن في صندوق الحجر، ويُحقق في السبب، وتُمرر الدفعة من جديد عبر الجهاز.</w:t>
-      </w:r>
-    </w:p>
-    <w:p>
-      <w:pPr>
-        <w:pStyle w:val="ListeParagraf"/>
-        <w:bidi/>
-        <w:spacing w:after="80"/>
-        <w:ind w:left="0" w:right="709"/>
-        <w:jc w:val="both"/>
-      </w:pPr>
-      <w:r>
-        <w:rPr>
-          <w:rFonts w:ascii="Calibri" w:hAnsi="Calibri" w:cs="Arial"/>
-          <w:rtl/>
-          <w:sz w:val="24"/>
-          <w:szCs w:val="24"/>
-        </w:rPr>
-        <w:t xml:space="preserve">5.4. يُفتح إجراء تصحيحي ووقائي (DOP) للرسوب، ويُبلغ القسم المسؤول بسبب العيب.</w:t>
-      </w:r>
-    </w:p>
-    <w:p>
-      <w:pPr>
-        <w:pStyle w:val="ListeParagraf"/>
-        <w:bidi/>
-        <w:spacing w:after="80"/>
-        <w:ind w:left="0" w:right="709"/>
-        <w:jc w:val="both"/>
-      </w:pPr>
-      <w:r>
-        <w:rPr>
-          <w:rFonts w:ascii="Calibri" w:hAnsi="Calibri" w:cs="Arial"/>
-          <w:rtl/>
-          <w:sz w:val="24"/>
-          <w:szCs w:val="24"/>
-        </w:rPr>
-        <w:t xml:space="preserve">5.5. لا تُشحن دفعة بها عيوب إلا بموافقة استثنائية مكتوبة من مدير الجودة ومن العميل عند الحاجة.</w:t>
-      </w:r>
-    </w:p>
-    <w:p>
-      <w:pPr>
-        <w:pStyle w:val="ListeParagraf"/>
-        <w:bidi/>
-        <w:spacing w:after="80"/>
-        <w:ind w:left="0" w:right="709"/>
-        <w:jc w:val="both"/>
-      </w:pPr>
-    </w:p>
-    <w:p>
-      <w:pPr>
-        <w:pStyle w:val="ListeParagraf"/>
-        <w:bidi/>
-        <w:spacing w:before="120" w:after="60"/>
-        <w:ind w:left="0" w:right="709"/>
-      </w:pPr>
-      <w:r>
-        <w:rPr>
-          <w:rFonts w:ascii="Calibri" w:hAnsi="Calibri" w:cs="Arial"/>
-          <w:b/>
-          <w:bCs/>
-          <w:rtl/>
-          <w:sz w:val="24"/>
-          <w:szCs w:val="24"/>
-        </w:rPr>
-        <w:t xml:space="preserve">6. مؤشرات الأداء الرئيسية</w:t>
+        <w:t xml:space="preserve">لا تستخدم شريط قياس غير معايَر.</w:t>
       </w:r>
     </w:p>
     <w:p>
@@ -2578,7 +2504,153 @@
           <w:sz w:val="24"/>
           <w:szCs w:val="24"/>
         </w:rPr>
-        <w:t xml:space="preserve">نسبة رفض AQL في الفحص النهائي: 2% أو أقل.</w:t>
+        <w:t xml:space="preserve">لا تعد تعبئة كرتون ولا تغير محتواه بعد الفحص دون إبلاغ المفتش.</w:t>
+      </w:r>
+    </w:p>
+    <w:p>
+      <w:pPr>
+        <w:pStyle w:val="ListeParagraf"/>
+        <w:bidi/>
+        <w:spacing w:after="80"/>
+        <w:ind w:left="0" w:right="709"/>
+        <w:jc w:val="both"/>
+      </w:pPr>
+    </w:p>
+    <w:p>
+      <w:pPr>
+        <w:pStyle w:val="ListeParagraf"/>
+        <w:bidi/>
+        <w:spacing w:before="120" w:after="60"/>
+        <w:ind w:left="0" w:right="709"/>
+      </w:pPr>
+      <w:r>
+        <w:rPr>
+          <w:rFonts w:ascii="Calibri" w:hAnsi="Calibri" w:cs="Arial"/>
+          <w:b/>
+          <w:bCs/>
+          <w:rtl/>
+          <w:sz w:val="24"/>
+          <w:szCs w:val="24"/>
+        </w:rPr>
+        <w:t xml:space="preserve">5. في حالة الرسوب</w:t>
+      </w:r>
+    </w:p>
+    <w:p>
+      <w:pPr>
+        <w:pStyle w:val="ListeParagraf"/>
+        <w:bidi/>
+        <w:spacing w:after="80"/>
+        <w:ind w:left="0" w:right="709"/>
+        <w:jc w:val="both"/>
+      </w:pPr>
+      <w:r>
+        <w:rPr>
+          <w:rFonts w:ascii="Calibri" w:hAnsi="Calibri" w:cs="Arial"/>
+          <w:rtl/>
+          <w:sz w:val="24"/>
+          <w:szCs w:val="24"/>
+        </w:rPr>
+        <w:t xml:space="preserve">5.1. توسم الدفعة الراسبة بملصق «معلّق»، ويُوقف الشحن، وتُفرز الدفعة وتُعاد معالجتها بنسبة 100%.</w:t>
+      </w:r>
+    </w:p>
+    <w:p>
+      <w:pPr>
+        <w:pStyle w:val="ListeParagraf"/>
+        <w:bidi/>
+        <w:spacing w:after="80"/>
+        <w:ind w:left="0" w:right="709"/>
+        <w:jc w:val="both"/>
+      </w:pPr>
+      <w:r>
+        <w:rPr>
+          <w:rFonts w:ascii="Calibri" w:hAnsi="Calibri" w:cs="Arial"/>
+          <w:rtl/>
+          <w:sz w:val="24"/>
+          <w:szCs w:val="24"/>
+        </w:rPr>
+        <w:t xml:space="preserve">5.2. يُعاد فحص الدفعة المعالجة بعينة جديدة بنفس مستوى الفحص أو بمستوى أشد. ويُصعّد الرسوب الثاني إلى مدير الجودة.</w:t>
+      </w:r>
+    </w:p>
+    <w:p>
+      <w:pPr>
+        <w:pStyle w:val="ListeParagraf"/>
+        <w:bidi/>
+        <w:spacing w:after="80"/>
+        <w:ind w:left="0" w:right="709"/>
+        <w:jc w:val="both"/>
+      </w:pPr>
+      <w:r>
+        <w:rPr>
+          <w:rFonts w:ascii="Calibri" w:hAnsi="Calibri" w:cs="Arial"/>
+          <w:rtl/>
+          <w:sz w:val="24"/>
+          <w:szCs w:val="24"/>
+        </w:rPr>
+        <w:t xml:space="preserve">5.3. عند الاشتباه بوجود معدن توضع القطع في صندوق الحجر، ويُحقق في السبب، وتُمرر الدفعة من جديد عبر الجهاز قبل عودتها إلى التغليف.</w:t>
+      </w:r>
+    </w:p>
+    <w:p>
+      <w:pPr>
+        <w:pStyle w:val="ListeParagraf"/>
+        <w:bidi/>
+        <w:spacing w:after="80"/>
+        <w:ind w:left="0" w:right="709"/>
+        <w:jc w:val="both"/>
+      </w:pPr>
+      <w:r>
+        <w:rPr>
+          <w:rFonts w:ascii="Calibri" w:hAnsi="Calibri" w:cs="Arial"/>
+          <w:rtl/>
+          <w:sz w:val="24"/>
+          <w:szCs w:val="24"/>
+        </w:rPr>
+        <w:t xml:space="preserve">5.4. يُفتح إجراء تصحيحي ووقائي (DOP) للرسوب، ويُبلغ القسم المسؤول بسبب العيب.</w:t>
+      </w:r>
+    </w:p>
+    <w:p>
+      <w:pPr>
+        <w:pStyle w:val="ListeParagraf"/>
+        <w:bidi/>
+        <w:spacing w:after="80"/>
+        <w:ind w:left="0" w:right="709"/>
+        <w:jc w:val="both"/>
+      </w:pPr>
+      <w:r>
+        <w:rPr>
+          <w:rFonts w:ascii="Calibri" w:hAnsi="Calibri" w:cs="Arial"/>
+          <w:rtl/>
+          <w:sz w:val="24"/>
+          <w:szCs w:val="24"/>
+        </w:rPr>
+        <w:t xml:space="preserve">5.5. لا تُشحن دفعة بها عيوب إلا بموافقة استثنائية مكتوبة من مدير الجودة ومن العميل عند الحاجة.</w:t>
+      </w:r>
+    </w:p>
+    <w:p>
+      <w:pPr>
+        <w:pStyle w:val="ListeParagraf"/>
+        <w:bidi/>
+        <w:spacing w:after="80"/>
+        <w:ind w:left="0" w:right="709"/>
+        <w:jc w:val="both"/>
+      </w:pPr>
+    </w:p>
+    <w:p>
+      <w:pPr>
+        <w:pStyle w:val="ListeParagraf"/>
+        <w:bidi/>
+        <w:spacing w:before="120" w:after="60"/>
+        <w:ind w:left="0" w:right="709"/>
+      </w:pPr>
+      <w:r>
+        <w:rPr>
+          <w:rFonts w:ascii="Calibri" w:hAnsi="Calibri" w:cs="Arial"/>
+          <w:b/>
+          <w:bCs/>
+          <w:rtl/>
+          <w:sz w:val="24"/>
+          <w:szCs w:val="24"/>
+        </w:rPr>
+        <w:t xml:space="preserve">6. مؤشرات الأداء الرئيسية</w:t>
       </w:r>
     </w:p>
     <w:p>
@@ -2599,7 +2671,7 @@
           <w:sz w:val="24"/>
           <w:szCs w:val="24"/>
         </w:rPr>
-        <w:t xml:space="preserve">أيام دون تحقق يومي من الجهاز: 0؛ ملاحظات معدنية وصلت إلى العميل: 0.</w:t>
+        <w:t xml:space="preserve">نسبة رفض AQL في الفحص النهائي: 2% أو أقل.</w:t>
       </w:r>
     </w:p>
     <w:p>
@@ -2620,7 +2692,7 @@
           <w:sz w:val="24"/>
           <w:szCs w:val="24"/>
         </w:rPr>
-        <w:t xml:space="preserve">رفض الشحنات بسبب أخطاء الملصقات أو الباركود أو الكمية: 0.</w:t>
+        <w:t xml:space="preserve">أيام دون تحقق يومي من الجهاز: 0؛ ملاحظات معدنية وصلت إلى العميل: 0.</w:t>
       </w:r>
     </w:p>
     <w:p>
@@ -2641,35 +2713,7 @@
           <w:sz w:val="24"/>
           <w:szCs w:val="24"/>
         </w:rPr>
-        <w:t xml:space="preserve">مدة إغلاق الإجراء التصحيحي المفتوح: 15 يومًا أو أقل.</w:t>
-      </w:r>
-    </w:p>
-    <w:p>
-      <w:pPr>
-        <w:pStyle w:val="ListeParagraf"/>
-        <w:bidi/>
-        <w:spacing w:after="80"/>
-        <w:ind w:left="0" w:right="709"/>
-        <w:jc w:val="both"/>
-      </w:pPr>
-    </w:p>
-    <w:p>
-      <w:pPr>
-        <w:pStyle w:val="ListeParagraf"/>
-        <w:bidi/>
-        <w:spacing w:before="120" w:after="60"/>
-        <w:ind w:left="0" w:right="709"/>
-      </w:pPr>
-      <w:r>
-        <w:rPr>
-          <w:rFonts w:ascii="Calibri" w:hAnsi="Calibri" w:cs="Arial"/>
-          <w:b/>
-          <w:bCs/>
-          <w:rtl/>
-          <w:sz w:val="24"/>
-          <w:szCs w:val="24"/>
-        </w:rPr>
-        <w:t xml:space="preserve">7. الوثائق والسجلات ذات الصلة</w:t>
+        <w:t xml:space="preserve">رفض الشحنات بسبب أخطاء الملصقات أو الباركود أو اللوط أو الكمية: 0.</w:t>
       </w:r>
     </w:p>
     <w:p>
@@ -2690,7 +2734,35 @@
           <w:sz w:val="24"/>
           <w:szCs w:val="24"/>
         </w:rPr>
-        <w:t xml:space="preserve">EMS.QA.TL.02.05 تعليمات أخذ عينات AQL والقبول والرفض (QMS)</w:t>
+        <w:t xml:space="preserve">مدة إغلاق الإجراء التصحيحي المفتوح: 15 يومًا أو أقل.</w:t>
+      </w:r>
+    </w:p>
+    <w:p>
+      <w:pPr>
+        <w:pStyle w:val="ListeParagraf"/>
+        <w:bidi/>
+        <w:spacing w:after="80"/>
+        <w:ind w:left="0" w:right="709"/>
+        <w:jc w:val="both"/>
+      </w:pPr>
+    </w:p>
+    <w:p>
+      <w:pPr>
+        <w:pStyle w:val="ListeParagraf"/>
+        <w:bidi/>
+        <w:spacing w:before="120" w:after="60"/>
+        <w:ind w:left="0" w:right="709"/>
+      </w:pPr>
+      <w:r>
+        <w:rPr>
+          <w:rFonts w:ascii="Calibri" w:hAnsi="Calibri" w:cs="Arial"/>
+          <w:b/>
+          <w:bCs/>
+          <w:rtl/>
+          <w:sz w:val="24"/>
+          <w:szCs w:val="24"/>
+        </w:rPr>
+        <w:t xml:space="preserve">7. الوثائق والسجلات ذات الصلة</w:t>
       </w:r>
     </w:p>
     <w:p>
@@ -2711,7 +2783,7 @@
           <w:sz w:val="24"/>
           <w:szCs w:val="24"/>
         </w:rPr>
-        <w:t xml:space="preserve">EMS.QA.FRM.05.01 نموذج متابعة توزيع عيوب المنتج النهائي</w:t>
+        <w:t xml:space="preserve">EMS.QA.PRO.02.14. إجراء الفحص النهائي والإفراج</w:t>
       </w:r>
     </w:p>
     <w:p>
@@ -2732,7 +2804,7 @@
           <w:sz w:val="24"/>
           <w:szCs w:val="24"/>
         </w:rPr>
-        <w:t xml:space="preserve">EMS.QA.FRM.05.02 نموذج قياس ضمان الجودة</w:t>
+        <w:t xml:space="preserve">EMS.ÜR.PRO.05.10. إجراء الكي والمراقبة النهائية والتعبئة</w:t>
       </w:r>
     </w:p>
     <w:p>
@@ -2753,7 +2825,7 @@
           <w:sz w:val="24"/>
           <w:szCs w:val="24"/>
         </w:rPr>
-        <w:t xml:space="preserve">EMS.QA.FRM.05.03 تقرير مراقبة الجودة وقائمة التعبئة</w:t>
+        <w:t xml:space="preserve">EMS.QA.PRO.02.09. إجراء فحص الجودة (الوارد، أثناء الإنتاج، النهائي AQL)</w:t>
       </w:r>
     </w:p>
     <w:p>
@@ -2774,7 +2846,7 @@
           <w:sz w:val="24"/>
           <w:szCs w:val="24"/>
         </w:rPr>
-        <w:t xml:space="preserve">EMS.QA.PRO.02.09. إجراء فحص الجودة (الوارد، أثناء الإنتاج، النهائي AQL)</w:t>
+        <w:t xml:space="preserve">EMS.QA.PRO.02.05. إجراء جهاز كشف المعادن</w:t>
       </w:r>
     </w:p>
     <w:p>
@@ -2795,7 +2867,7 @@
           <w:sz w:val="24"/>
           <w:szCs w:val="24"/>
         </w:rPr>
-        <w:t xml:space="preserve">EMS.QA.PRO.02.05. إجراء جهاز كشف المعادن</w:t>
+        <w:t xml:space="preserve">EMS.QA.PRO.02.04. إجراء إدارة الأختام</w:t>
       </w:r>
     </w:p>
     <w:p>
@@ -2816,7 +2888,7 @@
           <w:sz w:val="24"/>
           <w:szCs w:val="24"/>
         </w:rPr>
-        <w:t xml:space="preserve">EMS.QA.PRO.02.04. إجراء إدارة الأختام</w:t>
+        <w:t xml:space="preserve">EMS.KS.PRO.22.02. إجراء مراقبة المنتج غير المطابق</w:t>
       </w:r>
     </w:p>
     <w:p>
@@ -2837,7 +2909,7 @@
           <w:sz w:val="24"/>
           <w:szCs w:val="24"/>
         </w:rPr>
-        <w:t xml:space="preserve">EMS.KS.PRO.22.02. إجراء مراقبة المنتج غير المطابق</w:t>
+        <w:t xml:space="preserve">EMS.KS.PRO.22.03. إجراء الإجراءات التصحيحية والوقائية (CAPA) لمشاكل الجودة</w:t>
       </w:r>
     </w:p>
     <w:p>
@@ -2858,7 +2930,7 @@
           <w:sz w:val="24"/>
           <w:szCs w:val="24"/>
         </w:rPr>
-        <w:t xml:space="preserve">EMS.KS.PRO.22.03. إجراء الإجراءات التصحيحية والوقائية (CAPA) لمشاكل الجودة</w:t>
+        <w:t xml:space="preserve">EMS.QA.FRM.05.05 تقرير الفحص النهائي قبل الشحن؛ EMS.QA.FRM.05.01 نموذج متابعة توزيع عيوب المنتج النهائي؛ EMS.QA.FRM.05.02 نموذج قياس ضمان الجودة؛ EMS.QA.FRM.05.03 تقرير مراقبة الجودة</w:t>
       </w:r>
     </w:p>
     <w:p>
@@ -2879,7 +2951,7 @@
           <w:sz w:val="24"/>
           <w:szCs w:val="24"/>
         </w:rPr>
-        <w:t xml:space="preserve">EMS.ÜR.PRO.05.10. إجراء الكي والمراقبة النهائية والتعبئة</w:t>
+        <w:t xml:space="preserve">EMS.ÜR.FRM.05.09 نموذج معايير الكي ومراقبته؛ EMS.QA.FRM.05.04 نموذج الفحص البصري؛ EMS.ÜR.FRM.05.07 نموذج مراقبة التغليف؛ EMS.ÜR.FRM.05.10 نموذج سجل اللوطات وملصقات اللوط؛ EMS.ÜR.FRM.05.11 نموذج مراقبة ترتيب الكراتين وقائمة التعبئة</w:t>
       </w:r>
     </w:p>
     <w:p>
@@ -4760,7 +4832,7 @@
               <w:sz w:val="16"/>
               <w:szCs w:val="16"/>
             </w:rPr>
-            <w:t>1</w:t>
+            <w:t>4</w:t>
           </w:r>
         </w:p>
         <w:p>
